--- a/fra/docx/36.content.docx
+++ b/fra/docx/36.content.docx
@@ -11,6 +11,15 @@
         <w:pStyle w:val="Heading2"/>
       </w:pPr>
       <w:r>
+        <w:t>Resource: Notes d'étude (Tyndale)</w:t>
+      </w:r>
+      <w:r/>
+    </w:p>
+    <w:p>
+      <w:pPr>
+        <w:pStyle w:val="Heading2"/>
+      </w:pPr>
+      <w:r>
         <w:t>License Information</w:t>
       </w:r>
       <w:r/>
@@ -21,7 +30,7 @@
         <w:rPr>
           <w:b/>
         </w:rPr>
-        <w:t>Study Notes (Tyndale)</w:t>
+        <w:t>Notes d'étude (Tyndale)</w:t>
       </w:r>
       <w:r>
         <w:t xml:space="preserve"> (French) is based on</w:t>
@@ -74,7 +83,7 @@
         <w:pStyle w:val="Heading1"/>
       </w:pPr>
       <w:r>
-        <w:t>Study Notes (Tyndale)</w:t>
+        <w:t>Notes d'étude (Tyndale)</w:t>
       </w:r>
     </w:p>
     <w:p>
@@ -83,6 +92,51 @@
           <w:headerReference w:type="even" r:id="rId8"/>
           <w:headerReference w:type="default" r:id="rId9"/>
           <w:footerReference w:type="default" r:id="rId10"/>
+          <w:footnotePr>
+            <w:numRestart w:val="eachSect"/>
+          </w:footnotePr>
+          <w:type w:val="continuous"/>
+          <w:pgSz w:w="12240" w:h="15840" w:code="1"/>
+          <w:pgMar w:top="1440" w:right="1440" w:bottom="1440" w:left="1440" w:header="504" w:footer="504" w:gutter="0"/>
+          <w:cols w:space="708"/>
+          <w:titlePg/>
+          <w:docGrid w:linePitch="360"/>
+        </w:sectPr>
+      </w:pPr>
+    </w:p>
+    <w:p>
+      <w:r/>
+    </w:p>
+    <w:p>
+      <w:pPr>
+        <w:pStyle w:val="Heading2"/>
+      </w:pPr>
+      <w:r>
+        <w:t>ZEP</w:t>
+      </w:r>
+      <w:r/>
+    </w:p>
+    <w:p>
+      <w:r/>
+      <w:r>
+        <w:rPr>
+          <w:i/>
+        </w:rPr>
+        <w:t>Sophonie 1.1, Sophonie 1.1–2.3, Sophonie 1.2–3, Sophonie 1.4, Sophonie 1.4–6, Sophonie 1.5, Sophonie 1.7, Sophonie 1.7–18, Sophonie 1.8, Sophonie 1.9, Sophonie 1.10, Sophonie 1.13, Sophonie 1.14–18, Sophonie 1.15, Sophonie 1.17, Sophonie 2.1–3, Sophonie 2.2, Sophonie 2.3, Sophonie 2.4, Sophonie 2.4–15, Sophonie 2.4–3.20, Sophonie 2.5, Sophonie 2.6, Sophonie 2.7, Sophonie 2.8, Sophonie 2.9, Sophonie 2.11, Sophonie 2.12, Sophonie 2.13, Sophonie 2.14, Sophonie 2.15, Sophonie 3.1, Sophonie 3.1–8, Sophonie 3.3–4, Sophonie 3.5, Sophonie 3.7, Sophonie 3.8, Sophonie 3.9, Sophonie 3.9–13, Sophonie 3.9–20, Sophonie 3.10, Sophonie 3.12, Sophonie 3.14, Sophonie 3.15, Sophonie 3.17, Sophonie 3.18, Sophonie 3.18–20, Sophonie 3.19, Sophonie 3.20</w:t>
+      </w:r>
+      <w:r/>
+    </w:p>
+    <w:p>
+      <w:r/>
+      <w:r>
+        <w:t xml:space="preserve"> </w:t>
+      </w:r>
+      <w:r/>
+      <w:r/>
+    </w:p>
+    <w:p>
+      <w:pPr>
+        <w:sectPr>
           <w:footnotePr>
             <w:numRestart w:val="eachSect"/>
           </w:footnotePr>

--- a/fra/docx/36.content.docx
+++ b/fra/docx/36.content.docx
@@ -4,49 +4,89 @@
   <w:body>
     <w:p/>
     <w:p>
-      <w:r/>
+      <w:pPr/>
+      <w:r>
+        <w:rPr>
+          <w:lang w:val="fr_FR" w:bidi="fr_FR"/>
+        </w:rPr>
+      </w:r>
     </w:p>
     <w:p>
       <w:pPr>
         <w:pStyle w:val="Heading2"/>
       </w:pPr>
       <w:r>
+        <w:rPr>
+          <w:lang w:val="fr_FR" w:bidi="fr_FR"/>
+        </w:rPr>
         <w:t>Resource: Notes d'étude (Tyndale)</w:t>
       </w:r>
-      <w:r/>
+      <w:r>
+        <w:rPr>
+          <w:lang w:val="fr_FR" w:bidi="fr_FR"/>
+        </w:rPr>
+      </w:r>
     </w:p>
     <w:p>
       <w:pPr>
         <w:pStyle w:val="Heading2"/>
       </w:pPr>
       <w:r>
+        <w:rPr>
+          <w:lang w:val="fr_FR" w:bidi="fr_FR"/>
+        </w:rPr>
         <w:t>License Information</w:t>
       </w:r>
-      <w:r/>
-    </w:p>
-    <w:p>
-      <w:r/>
+      <w:r>
+        <w:rPr>
+          <w:lang w:val="fr_FR" w:bidi="fr_FR"/>
+        </w:rPr>
+      </w:r>
+    </w:p>
+    <w:p>
+      <w:pPr/>
+      <w:r>
+        <w:rPr>
+          <w:lang w:val="fr_FR" w:bidi="fr_FR"/>
+        </w:rPr>
+      </w:r>
       <w:r>
         <w:rPr>
           <w:b/>
+          <w:lang w:val="fr_FR" w:bidi="fr_FR"/>
         </w:rPr>
         <w:t>Notes d'étude (Tyndale)</w:t>
       </w:r>
       <w:r>
+        <w:rPr>
+          <w:lang w:val="fr_FR" w:bidi="fr_FR"/>
+        </w:rPr>
         <w:t xml:space="preserve"> (French) is based on</w:t>
       </w:r>
       <w:r>
+        <w:rPr>
+          <w:lang w:val="fr_FR" w:bidi="fr_FR"/>
+        </w:rPr>
         <w:t xml:space="preserve">: </w:t>
       </w:r>
       <w:r>
+        <w:rPr>
+          <w:lang w:val="fr_FR" w:bidi="fr_FR"/>
+        </w:rPr>
         <w:t>Tyndale Open Study Notes</w:t>
       </w:r>
       <w:r>
+        <w:rPr>
+          <w:lang w:val="fr_FR" w:bidi="fr_FR"/>
+        </w:rPr>
         <w:t xml:space="preserve">, </w:t>
       </w:r>
       <w:hyperlink r:id="rId13">
         <w:r>
           <w:rPr>
+            <w:lang w:val="fr_FR" w:bidi="fr_FR"/>
+          </w:rPr>
+          <w:rPr>
             <w:color w:val="0000EE"/>
             <w:u w:val="single"/>
           </w:rPr>
@@ -54,11 +94,17 @@
         </w:r>
       </w:hyperlink>
       <w:r>
+        <w:rPr>
+          <w:lang w:val="fr_FR" w:bidi="fr_FR"/>
+        </w:rPr>
         <w:t xml:space="preserve">, 2019, which is licensed under a </w:t>
       </w:r>
       <w:hyperlink r:id="rId14">
         <w:r>
           <w:rPr>
+            <w:lang w:val="fr_FR" w:bidi="fr_FR"/>
+          </w:rPr>
+          <w:rPr>
             <w:color w:val="0000EE"/>
             <w:u w:val="single"/>
           </w:rPr>
@@ -66,23 +112,49 @@
         </w:r>
       </w:hyperlink>
       <w:r>
+        <w:rPr>
+          <w:lang w:val="fr_FR" w:bidi="fr_FR"/>
+        </w:rPr>
         <w:t>.</w:t>
       </w:r>
-      <w:r/>
-    </w:p>
-    <w:p>
-      <w:r/>
-      <w:r>
+      <w:r>
+        <w:rPr>
+          <w:lang w:val="fr_FR" w:bidi="fr_FR"/>
+        </w:rPr>
+      </w:r>
+    </w:p>
+    <w:p>
+      <w:pPr/>
+      <w:r>
+        <w:rPr>
+          <w:lang w:val="fr_FR" w:bidi="fr_FR"/>
+        </w:rPr>
+      </w:r>
+      <w:r>
+        <w:rPr>
+          <w:lang w:val="fr_FR" w:bidi="fr_FR"/>
+        </w:rPr>
         <w:t>This PDF version is provided under the same license.</w:t>
       </w:r>
-      <w:r/>
-      <w:r/>
+      <w:r>
+        <w:rPr>
+          <w:lang w:val="fr_FR" w:bidi="fr_FR"/>
+        </w:rPr>
+      </w:r>
+      <w:r>
+        <w:rPr>
+          <w:lang w:val="fr_FR" w:bidi="fr_FR"/>
+        </w:rPr>
+      </w:r>
     </w:p>
     <w:p>
       <w:pPr>
         <w:pStyle w:val="Heading1"/>
       </w:pPr>
       <w:r>
+        <w:rPr>
+          <w:lang w:val="fr_FR" w:bidi="fr_FR"/>
+        </w:rPr>
         <w:t>Notes d'étude (Tyndale)</w:t>
       </w:r>
     </w:p>
@@ -105,34 +177,72 @@
       </w:pPr>
     </w:p>
     <w:p>
-      <w:r/>
+      <w:pPr/>
+      <w:r>
+        <w:rPr>
+          <w:lang w:val="fr_FR" w:bidi="fr_FR"/>
+        </w:rPr>
+      </w:r>
     </w:p>
     <w:p>
       <w:pPr>
         <w:pStyle w:val="Heading2"/>
       </w:pPr>
       <w:r>
+        <w:rPr>
+          <w:lang w:val="fr_FR" w:bidi="fr_FR"/>
+        </w:rPr>
         <w:t>ZEP</w:t>
       </w:r>
-      <w:r/>
-    </w:p>
-    <w:p>
-      <w:r/>
+      <w:r>
+        <w:rPr>
+          <w:lang w:val="fr_FR" w:bidi="fr_FR"/>
+        </w:rPr>
+      </w:r>
+    </w:p>
+    <w:p>
+      <w:pPr/>
+      <w:r>
+        <w:rPr>
+          <w:lang w:val="fr_FR" w:bidi="fr_FR"/>
+        </w:rPr>
+      </w:r>
       <w:r>
         <w:rPr>
           <w:i/>
+          <w:lang w:val="fr_FR" w:bidi="fr_FR"/>
         </w:rPr>
         <w:t>Sophonie 1.1, Sophonie 1.1–2.3, Sophonie 1.2–3, Sophonie 1.4, Sophonie 1.4–6, Sophonie 1.5, Sophonie 1.7, Sophonie 1.7–18, Sophonie 1.8, Sophonie 1.9, Sophonie 1.10, Sophonie 1.13, Sophonie 1.14–18, Sophonie 1.15, Sophonie 1.17, Sophonie 2.1–3, Sophonie 2.2, Sophonie 2.3, Sophonie 2.4, Sophonie 2.4–15, Sophonie 2.4–3.20, Sophonie 2.5, Sophonie 2.6, Sophonie 2.7, Sophonie 2.8, Sophonie 2.9, Sophonie 2.11, Sophonie 2.12, Sophonie 2.13, Sophonie 2.14, Sophonie 2.15, Sophonie 3.1, Sophonie 3.1–8, Sophonie 3.3–4, Sophonie 3.5, Sophonie 3.7, Sophonie 3.8, Sophonie 3.9, Sophonie 3.9–13, Sophonie 3.9–20, Sophonie 3.10, Sophonie 3.12, Sophonie 3.14, Sophonie 3.15, Sophonie 3.17, Sophonie 3.18, Sophonie 3.18–20, Sophonie 3.19, Sophonie 3.20</w:t>
       </w:r>
-      <w:r/>
-    </w:p>
-    <w:p>
-      <w:r/>
-      <w:r>
+      <w:r>
+        <w:rPr>
+          <w:lang w:val="fr_FR" w:bidi="fr_FR"/>
+        </w:rPr>
+      </w:r>
+    </w:p>
+    <w:p>
+      <w:pPr/>
+      <w:r>
+        <w:rPr>
+          <w:lang w:val="fr_FR" w:bidi="fr_FR"/>
+        </w:rPr>
+      </w:r>
+      <w:r>
+        <w:rPr>
+          <w:lang w:val="fr_FR" w:bidi="fr_FR"/>
+        </w:rPr>
         <w:t xml:space="preserve"> </w:t>
       </w:r>
-      <w:r/>
-      <w:r/>
+      <w:r>
+        <w:rPr>
+          <w:lang w:val="fr_FR" w:bidi="fr_FR"/>
+        </w:rPr>
+      </w:r>
+      <w:r>
+        <w:rPr>
+          <w:lang w:val="fr_FR" w:bidi="fr_FR"/>
+        </w:rPr>
+      </w:r>
     </w:p>
     <w:p>
       <w:pPr>
@@ -150,25 +260,48 @@
       </w:pPr>
     </w:p>
     <w:p>
-      <w:r/>
+      <w:pPr/>
+      <w:r>
+        <w:rPr>
+          <w:lang w:val="fr_FR" w:bidi="fr_FR"/>
+        </w:rPr>
+      </w:r>
     </w:p>
     <w:p>
       <w:pPr>
         <w:pStyle w:val="Heading2"/>
       </w:pPr>
       <w:r>
+        <w:rPr>
+          <w:lang w:val="fr_FR" w:bidi="fr_FR"/>
+        </w:rPr>
         <w:t>Sophonie 1.1</w:t>
       </w:r>
-      <w:r/>
-    </w:p>
-    <w:p>
-      <w:r/>
-      <w:r>
+      <w:r>
+        <w:rPr>
+          <w:lang w:val="fr_FR" w:bidi="fr_FR"/>
+        </w:rPr>
+      </w:r>
+    </w:p>
+    <w:p>
+      <w:pPr/>
+      <w:r>
+        <w:rPr>
+          <w:lang w:val="fr_FR" w:bidi="fr_FR"/>
+        </w:rPr>
+      </w:r>
+      <w:r>
+        <w:rPr>
+          <w:lang w:val="fr_FR" w:bidi="fr_FR"/>
+        </w:rPr>
         <w:t xml:space="preserve">La parole de l’Éternel qui fut adressée à Sophonie : Sophonie était un prophète, le porte-parole de Dieu. • Ézéchias désigne probablement au roi de ce nom (voir </w:t>
       </w:r>
       <w:hyperlink r:id="rId15">
         <w:r>
           <w:rPr>
+            <w:lang w:val="fr_FR" w:bidi="fr_FR"/>
+          </w:rPr>
+          <w:rPr>
             <w:color w:val="0000EE"/>
             <w:u w:val="single"/>
           </w:rPr>
@@ -176,31 +309,65 @@
         </w:r>
       </w:hyperlink>
       <w:r>
+        <w:rPr>
+          <w:lang w:val="fr_FR" w:bidi="fr_FR"/>
+        </w:rPr>
         <w:t>).</w:t>
       </w:r>
-      <w:r/>
-      <w:r/>
-    </w:p>
-    <w:p>
-      <w:r/>
+      <w:r>
+        <w:rPr>
+          <w:lang w:val="fr_FR" w:bidi="fr_FR"/>
+        </w:rPr>
+      </w:r>
+      <w:r>
+        <w:rPr>
+          <w:lang w:val="fr_FR" w:bidi="fr_FR"/>
+        </w:rPr>
+      </w:r>
+    </w:p>
+    <w:p>
+      <w:pPr/>
+      <w:r>
+        <w:rPr>
+          <w:lang w:val="fr_FR" w:bidi="fr_FR"/>
+        </w:rPr>
+      </w:r>
     </w:p>
     <w:p>
       <w:pPr>
         <w:pStyle w:val="Heading2"/>
       </w:pPr>
       <w:r>
+        <w:rPr>
+          <w:lang w:val="fr_FR" w:bidi="fr_FR"/>
+        </w:rPr>
         <w:t>Sophonie 1.1–2.3</w:t>
       </w:r>
-      <w:r/>
-    </w:p>
-    <w:p>
-      <w:r/>
-      <w:r>
+      <w:r>
+        <w:rPr>
+          <w:lang w:val="fr_FR" w:bidi="fr_FR"/>
+        </w:rPr>
+      </w:r>
+    </w:p>
+    <w:p>
+      <w:pPr/>
+      <w:r>
+        <w:rPr>
+          <w:lang w:val="fr_FR" w:bidi="fr_FR"/>
+        </w:rPr>
+      </w:r>
+      <w:r>
+        <w:rPr>
+          <w:lang w:val="fr_FR" w:bidi="fr_FR"/>
+        </w:rPr>
         <w:t>Le message de Sophonie de la part du Seigneur avertit d’un jugement mondial (</w:t>
       </w:r>
       <w:hyperlink r:id="rId16">
         <w:r>
           <w:rPr>
+            <w:lang w:val="fr_FR" w:bidi="fr_FR"/>
+          </w:rPr>
+          <w:rPr>
             <w:color w:val="0000EE"/>
             <w:u w:val="single"/>
           </w:rPr>
@@ -208,11 +375,17 @@
         </w:r>
       </w:hyperlink>
       <w:r>
+        <w:rPr>
+          <w:lang w:val="fr_FR" w:bidi="fr_FR"/>
+        </w:rPr>
         <w:t>) et exhorte ses lecteurs à se repentir (</w:t>
       </w:r>
       <w:hyperlink r:id="rId17">
         <w:r>
           <w:rPr>
+            <w:lang w:val="fr_FR" w:bidi="fr_FR"/>
+          </w:rPr>
+          <w:rPr>
             <w:color w:val="0000EE"/>
             <w:u w:val="single"/>
           </w:rPr>
@@ -220,11 +393,17 @@
         </w:r>
       </w:hyperlink>
       <w:r>
+        <w:rPr>
+          <w:lang w:val="fr_FR" w:bidi="fr_FR"/>
+        </w:rPr>
         <w:t>) avant que la dévastation ne les submerge (</w:t>
       </w:r>
       <w:hyperlink r:id="rId18">
         <w:r>
           <w:rPr>
+            <w:lang w:val="fr_FR" w:bidi="fr_FR"/>
+          </w:rPr>
+          <w:rPr>
             <w:color w:val="0000EE"/>
             <w:u w:val="single"/>
           </w:rPr>
@@ -232,11 +411,17 @@
         </w:r>
       </w:hyperlink>
       <w:r>
+        <w:rPr>
+          <w:lang w:val="fr_FR" w:bidi="fr_FR"/>
+        </w:rPr>
         <w:t>) et à chercher le Seigneur, à vivre de manière juste et humble devant lui, dans l’espoir d’être épargnés par son jugement (</w:t>
       </w:r>
       <w:hyperlink r:id="rId19">
         <w:r>
           <w:rPr>
+            <w:lang w:val="fr_FR" w:bidi="fr_FR"/>
+          </w:rPr>
+          <w:rPr>
             <w:color w:val="0000EE"/>
             <w:u w:val="single"/>
           </w:rPr>
@@ -244,31 +429,65 @@
         </w:r>
       </w:hyperlink>
       <w:r>
+        <w:rPr>
+          <w:lang w:val="fr_FR" w:bidi="fr_FR"/>
+        </w:rPr>
         <w:t>).</w:t>
       </w:r>
-      <w:r/>
-      <w:r/>
-    </w:p>
-    <w:p>
-      <w:r/>
+      <w:r>
+        <w:rPr>
+          <w:lang w:val="fr_FR" w:bidi="fr_FR"/>
+        </w:rPr>
+      </w:r>
+      <w:r>
+        <w:rPr>
+          <w:lang w:val="fr_FR" w:bidi="fr_FR"/>
+        </w:rPr>
+      </w:r>
+    </w:p>
+    <w:p>
+      <w:pPr/>
+      <w:r>
+        <w:rPr>
+          <w:lang w:val="fr_FR" w:bidi="fr_FR"/>
+        </w:rPr>
+      </w:r>
     </w:p>
     <w:p>
       <w:pPr>
         <w:pStyle w:val="Heading2"/>
       </w:pPr>
       <w:r>
+        <w:rPr>
+          <w:lang w:val="fr_FR" w:bidi="fr_FR"/>
+        </w:rPr>
         <w:t>Sophonie 1.2–3</w:t>
       </w:r>
-      <w:r/>
-    </w:p>
-    <w:p>
-      <w:r/>
-      <w:r>
+      <w:r>
+        <w:rPr>
+          <w:lang w:val="fr_FR" w:bidi="fr_FR"/>
+        </w:rPr>
+      </w:r>
+    </w:p>
+    <w:p>
+      <w:pPr/>
+      <w:r>
+        <w:rPr>
+          <w:lang w:val="fr_FR" w:bidi="fr_FR"/>
+        </w:rPr>
+      </w:r>
+      <w:r>
+        <w:rPr>
+          <w:lang w:val="fr_FR" w:bidi="fr_FR"/>
+        </w:rPr>
         <w:t>La liste des choses que Dieu balaiera dans son jugement est dans l’ordre inverse de leur création (</w:t>
       </w:r>
       <w:hyperlink r:id="rId20">
         <w:r>
           <w:rPr>
+            <w:lang w:val="fr_FR" w:bidi="fr_FR"/>
+          </w:rPr>
+          <w:rPr>
             <w:color w:val="0000EE"/>
             <w:u w:val="single"/>
           </w:rPr>
@@ -276,31 +495,65 @@
         </w:r>
       </w:hyperlink>
       <w:r>
+        <w:rPr>
+          <w:lang w:val="fr_FR" w:bidi="fr_FR"/>
+        </w:rPr>
         <w:t>) : les hommes et les bêtes, les oiseaux du ciel et les poissons de la mer, car le jugement est inverse à la création.</w:t>
       </w:r>
-      <w:r/>
-      <w:r/>
-    </w:p>
-    <w:p>
-      <w:r/>
+      <w:r>
+        <w:rPr>
+          <w:lang w:val="fr_FR" w:bidi="fr_FR"/>
+        </w:rPr>
+      </w:r>
+      <w:r>
+        <w:rPr>
+          <w:lang w:val="fr_FR" w:bidi="fr_FR"/>
+        </w:rPr>
+      </w:r>
+    </w:p>
+    <w:p>
+      <w:pPr/>
+      <w:r>
+        <w:rPr>
+          <w:lang w:val="fr_FR" w:bidi="fr_FR"/>
+        </w:rPr>
+      </w:r>
     </w:p>
     <w:p>
       <w:pPr>
         <w:pStyle w:val="Heading2"/>
       </w:pPr>
       <w:r>
+        <w:rPr>
+          <w:lang w:val="fr_FR" w:bidi="fr_FR"/>
+        </w:rPr>
         <w:t>Sophonie 1.4</w:t>
       </w:r>
-      <w:r/>
-    </w:p>
-    <w:p>
-      <w:r/>
-      <w:r>
+      <w:r>
+        <w:rPr>
+          <w:lang w:val="fr_FR" w:bidi="fr_FR"/>
+        </w:rPr>
+      </w:r>
+    </w:p>
+    <w:p>
+      <w:pPr/>
+      <w:r>
+        <w:rPr>
+          <w:lang w:val="fr_FR" w:bidi="fr_FR"/>
+        </w:rPr>
+      </w:r>
+      <w:r>
+        <w:rPr>
+          <w:lang w:val="fr_FR" w:bidi="fr_FR"/>
+        </w:rPr>
         <w:t>Lorsque Sophonie a fait cette prophétie, avant les réformes de Josias en 622 av. J.‑C., des prêtres idolâtres promouvaient de manière effrénée le culte de Baal et d’autres formes de paganisme (</w:t>
       </w:r>
       <w:hyperlink r:id="rId21">
         <w:r>
           <w:rPr>
+            <w:lang w:val="fr_FR" w:bidi="fr_FR"/>
+          </w:rPr>
+          <w:rPr>
             <w:color w:val="0000EE"/>
             <w:u w:val="single"/>
           </w:rPr>
@@ -308,31 +561,65 @@
         </w:r>
       </w:hyperlink>
       <w:r>
+        <w:rPr>
+          <w:lang w:val="fr_FR" w:bidi="fr_FR"/>
+        </w:rPr>
         <w:t>).</w:t>
       </w:r>
-      <w:r/>
-      <w:r/>
-    </w:p>
-    <w:p>
-      <w:r/>
+      <w:r>
+        <w:rPr>
+          <w:lang w:val="fr_FR" w:bidi="fr_FR"/>
+        </w:rPr>
+      </w:r>
+      <w:r>
+        <w:rPr>
+          <w:lang w:val="fr_FR" w:bidi="fr_FR"/>
+        </w:rPr>
+      </w:r>
+    </w:p>
+    <w:p>
+      <w:pPr/>
+      <w:r>
+        <w:rPr>
+          <w:lang w:val="fr_FR" w:bidi="fr_FR"/>
+        </w:rPr>
+      </w:r>
     </w:p>
     <w:p>
       <w:pPr>
         <w:pStyle w:val="Heading2"/>
       </w:pPr>
       <w:r>
+        <w:rPr>
+          <w:lang w:val="fr_FR" w:bidi="fr_FR"/>
+        </w:rPr>
         <w:t>Sophonie 1.4–6</w:t>
       </w:r>
-      <w:r/>
-    </w:p>
-    <w:p>
-      <w:r/>
-      <w:r>
+      <w:r>
+        <w:rPr>
+          <w:lang w:val="fr_FR" w:bidi="fr_FR"/>
+        </w:rPr>
+      </w:r>
+    </w:p>
+    <w:p>
+      <w:pPr/>
+      <w:r>
+        <w:rPr>
+          <w:lang w:val="fr_FR" w:bidi="fr_FR"/>
+        </w:rPr>
+      </w:r>
+      <w:r>
+        <w:rPr>
+          <w:lang w:val="fr_FR" w:bidi="fr_FR"/>
+        </w:rPr>
         <w:t>Après avoir prononcé le jugement sur toute la terre (</w:t>
       </w:r>
       <w:hyperlink r:id="rId22">
         <w:r>
           <w:rPr>
+            <w:lang w:val="fr_FR" w:bidi="fr_FR"/>
+          </w:rPr>
+          <w:rPr>
             <w:color w:val="0000EE"/>
             <w:u w:val="single"/>
           </w:rPr>
@@ -340,31 +627,65 @@
         </w:r>
       </w:hyperlink>
       <w:r>
+        <w:rPr>
+          <w:lang w:val="fr_FR" w:bidi="fr_FR"/>
+        </w:rPr>
         <w:t>), Sophonie concentre maintenant son attention sur ses semblables de Juda et de Jérusalem.</w:t>
       </w:r>
-      <w:r/>
-      <w:r/>
-    </w:p>
-    <w:p>
-      <w:r/>
+      <w:r>
+        <w:rPr>
+          <w:lang w:val="fr_FR" w:bidi="fr_FR"/>
+        </w:rPr>
+      </w:r>
+      <w:r>
+        <w:rPr>
+          <w:lang w:val="fr_FR" w:bidi="fr_FR"/>
+        </w:rPr>
+      </w:r>
+    </w:p>
+    <w:p>
+      <w:pPr/>
+      <w:r>
+        <w:rPr>
+          <w:lang w:val="fr_FR" w:bidi="fr_FR"/>
+        </w:rPr>
+      </w:r>
     </w:p>
     <w:p>
       <w:pPr>
         <w:pStyle w:val="Heading2"/>
       </w:pPr>
       <w:r>
+        <w:rPr>
+          <w:lang w:val="fr_FR" w:bidi="fr_FR"/>
+        </w:rPr>
         <w:t>Sophonie 1.5</w:t>
       </w:r>
-      <w:r/>
-    </w:p>
-    <w:p>
-      <w:r/>
-      <w:r>
+      <w:r>
+        <w:rPr>
+          <w:lang w:val="fr_FR" w:bidi="fr_FR"/>
+        </w:rPr>
+      </w:r>
+    </w:p>
+    <w:p>
+      <w:pPr/>
+      <w:r>
+        <w:rPr>
+          <w:lang w:val="fr_FR" w:bidi="fr_FR"/>
+        </w:rPr>
+      </w:r>
+      <w:r>
+        <w:rPr>
+          <w:lang w:val="fr_FR" w:bidi="fr_FR"/>
+        </w:rPr>
         <w:t xml:space="preserve">L’Écriture a dénoncé la pratique de l’adoration des corps célestes tels que le soleil, la lune et les étoiles (voir </w:t>
       </w:r>
       <w:hyperlink r:id="rId23">
         <w:r>
           <w:rPr>
+            <w:lang w:val="fr_FR" w:bidi="fr_FR"/>
+          </w:rPr>
+          <w:rPr>
             <w:color w:val="0000EE"/>
             <w:u w:val="single"/>
           </w:rPr>
@@ -372,11 +693,17 @@
         </w:r>
       </w:hyperlink>
       <w:r>
+        <w:rPr>
+          <w:lang w:val="fr_FR" w:bidi="fr_FR"/>
+        </w:rPr>
         <w:t xml:space="preserve"> ; </w:t>
       </w:r>
       <w:hyperlink r:id="rId24">
         <w:r>
           <w:rPr>
+            <w:lang w:val="fr_FR" w:bidi="fr_FR"/>
+          </w:rPr>
+          <w:rPr>
             <w:color w:val="0000EE"/>
             <w:u w:val="single"/>
           </w:rPr>
@@ -384,11 +711,17 @@
         </w:r>
       </w:hyperlink>
       <w:r>
+        <w:rPr>
+          <w:lang w:val="fr_FR" w:bidi="fr_FR"/>
+        </w:rPr>
         <w:t xml:space="preserve"> ; </w:t>
       </w:r>
       <w:hyperlink r:id="rId25">
         <w:r>
           <w:rPr>
+            <w:lang w:val="fr_FR" w:bidi="fr_FR"/>
+          </w:rPr>
+          <w:rPr>
             <w:color w:val="0000EE"/>
             <w:u w:val="single"/>
           </w:rPr>
@@ -396,11 +729,17 @@
         </w:r>
       </w:hyperlink>
       <w:r>
+        <w:rPr>
+          <w:lang w:val="fr_FR" w:bidi="fr_FR"/>
+        </w:rPr>
         <w:t>). • Le terme roi peut désigner le dieu cananéen Baal, le dieu ammonite Milcom, ou la divinité païenne Moloc. Bien que la loi interdise explicitement le culte de Moloc (</w:t>
       </w:r>
       <w:hyperlink r:id="rId26">
         <w:r>
           <w:rPr>
+            <w:lang w:val="fr_FR" w:bidi="fr_FR"/>
+          </w:rPr>
+          <w:rPr>
             <w:color w:val="0000EE"/>
             <w:u w:val="single"/>
           </w:rPr>
@@ -408,11 +747,17 @@
         </w:r>
       </w:hyperlink>
       <w:r>
+        <w:rPr>
+          <w:lang w:val="fr_FR" w:bidi="fr_FR"/>
+        </w:rPr>
         <w:t>), celle-ci restait une tentation constante pour Israël (</w:t>
       </w:r>
       <w:hyperlink r:id="rId27">
         <w:r>
           <w:rPr>
+            <w:lang w:val="fr_FR" w:bidi="fr_FR"/>
+          </w:rPr>
+          <w:rPr>
             <w:color w:val="0000EE"/>
             <w:u w:val="single"/>
           </w:rPr>
@@ -420,11 +765,17 @@
         </w:r>
       </w:hyperlink>
       <w:r>
+        <w:rPr>
+          <w:lang w:val="fr_FR" w:bidi="fr_FR"/>
+        </w:rPr>
         <w:t xml:space="preserve"> ; </w:t>
       </w:r>
       <w:hyperlink r:id="rId28">
         <w:r>
           <w:rPr>
+            <w:lang w:val="fr_FR" w:bidi="fr_FR"/>
+          </w:rPr>
+          <w:rPr>
             <w:color w:val="0000EE"/>
             <w:u w:val="single"/>
           </w:rPr>
@@ -432,60 +783,126 @@
         </w:r>
       </w:hyperlink>
       <w:r>
+        <w:rPr>
+          <w:lang w:val="fr_FR" w:bidi="fr_FR"/>
+        </w:rPr>
         <w:t>).</w:t>
       </w:r>
-      <w:r/>
-      <w:r/>
-    </w:p>
-    <w:p>
-      <w:r/>
+      <w:r>
+        <w:rPr>
+          <w:lang w:val="fr_FR" w:bidi="fr_FR"/>
+        </w:rPr>
+      </w:r>
+      <w:r>
+        <w:rPr>
+          <w:lang w:val="fr_FR" w:bidi="fr_FR"/>
+        </w:rPr>
+      </w:r>
+    </w:p>
+    <w:p>
+      <w:pPr/>
+      <w:r>
+        <w:rPr>
+          <w:lang w:val="fr_FR" w:bidi="fr_FR"/>
+        </w:rPr>
+      </w:r>
     </w:p>
     <w:p>
       <w:pPr>
         <w:pStyle w:val="Heading2"/>
       </w:pPr>
       <w:r>
+        <w:rPr>
+          <w:lang w:val="fr_FR" w:bidi="fr_FR"/>
+        </w:rPr>
         <w:t>Sophonie 1.7</w:t>
       </w:r>
-      <w:r/>
-    </w:p>
-    <w:p>
-      <w:r/>
-      <w:r>
+      <w:r>
+        <w:rPr>
+          <w:lang w:val="fr_FR" w:bidi="fr_FR"/>
+        </w:rPr>
+      </w:r>
+    </w:p>
+    <w:p>
+      <w:pPr/>
+      <w:r>
+        <w:rPr>
+          <w:lang w:val="fr_FR" w:bidi="fr_FR"/>
+        </w:rPr>
+      </w:r>
+      <w:r>
+        <w:rPr>
+          <w:lang w:val="fr_FR" w:bidi="fr_FR"/>
+        </w:rPr>
         <w:t xml:space="preserve">l’Éternel a préparé le sacrifice, Il a choisi ses conviés : les étrangers </w:t>
       </w:r>
       <w:r>
         <w:rPr>
           <w:i/>
+          <w:lang w:val="fr_FR" w:bidi="fr_FR"/>
         </w:rPr>
         <w:t>massacreront</w:t>
       </w:r>
       <w:r>
+        <w:rPr>
+          <w:lang w:val="fr_FR" w:bidi="fr_FR"/>
+        </w:rPr>
         <w:t xml:space="preserve"> les méchants parmi le peuple du Seigneur.</w:t>
       </w:r>
-      <w:r/>
-      <w:r/>
-    </w:p>
-    <w:p>
-      <w:r/>
+      <w:r>
+        <w:rPr>
+          <w:lang w:val="fr_FR" w:bidi="fr_FR"/>
+        </w:rPr>
+      </w:r>
+      <w:r>
+        <w:rPr>
+          <w:lang w:val="fr_FR" w:bidi="fr_FR"/>
+        </w:rPr>
+      </w:r>
+    </w:p>
+    <w:p>
+      <w:pPr/>
+      <w:r>
+        <w:rPr>
+          <w:lang w:val="fr_FR" w:bidi="fr_FR"/>
+        </w:rPr>
+      </w:r>
     </w:p>
     <w:p>
       <w:pPr>
         <w:pStyle w:val="Heading2"/>
       </w:pPr>
       <w:r>
+        <w:rPr>
+          <w:lang w:val="fr_FR" w:bidi="fr_FR"/>
+        </w:rPr>
         <w:t>Sophonie 1.7–18</w:t>
       </w:r>
-      <w:r/>
-    </w:p>
-    <w:p>
-      <w:r/>
-      <w:r>
+      <w:r>
+        <w:rPr>
+          <w:lang w:val="fr_FR" w:bidi="fr_FR"/>
+        </w:rPr>
+      </w:r>
+    </w:p>
+    <w:p>
+      <w:pPr/>
+      <w:r>
+        <w:rPr>
+          <w:lang w:val="fr_FR" w:bidi="fr_FR"/>
+        </w:rPr>
+      </w:r>
+      <w:r>
+        <w:rPr>
+          <w:lang w:val="fr_FR" w:bidi="fr_FR"/>
+        </w:rPr>
         <w:t>L’ensemble du passage doit être considéré comme un vaste événement. Certains aspects seront accomplis lors de la chute de Jérusalem en 586 av. J.‑C. ; d’autres se répéteront à diverses époques historiques (comme la destruction de Jérusalem en 70 ap. J.‑C.) jusqu’à ce que toute la prophétie soit accomplie à la fin des temps, lorsque Dieu agira pleinement et définitivement pour juger le monde et renouveler la création (</w:t>
       </w:r>
       <w:hyperlink r:id="rId29">
         <w:r>
           <w:rPr>
+            <w:lang w:val="fr_FR" w:bidi="fr_FR"/>
+          </w:rPr>
+          <w:rPr>
             <w:color w:val="0000EE"/>
             <w:u w:val="single"/>
           </w:rPr>
@@ -493,31 +910,65 @@
         </w:r>
       </w:hyperlink>
       <w:r>
+        <w:rPr>
+          <w:lang w:val="fr_FR" w:bidi="fr_FR"/>
+        </w:rPr>
         <w:t>).</w:t>
       </w:r>
-      <w:r/>
-      <w:r/>
-    </w:p>
-    <w:p>
-      <w:r/>
+      <w:r>
+        <w:rPr>
+          <w:lang w:val="fr_FR" w:bidi="fr_FR"/>
+        </w:rPr>
+      </w:r>
+      <w:r>
+        <w:rPr>
+          <w:lang w:val="fr_FR" w:bidi="fr_FR"/>
+        </w:rPr>
+      </w:r>
+    </w:p>
+    <w:p>
+      <w:pPr/>
+      <w:r>
+        <w:rPr>
+          <w:lang w:val="fr_FR" w:bidi="fr_FR"/>
+        </w:rPr>
+      </w:r>
     </w:p>
     <w:p>
       <w:pPr>
         <w:pStyle w:val="Heading2"/>
       </w:pPr>
       <w:r>
+        <w:rPr>
+          <w:lang w:val="fr_FR" w:bidi="fr_FR"/>
+        </w:rPr>
         <w:t>Sophonie 1.8</w:t>
       </w:r>
-      <w:r/>
-    </w:p>
-    <w:p>
-      <w:r/>
-      <w:r>
+      <w:r>
+        <w:rPr>
+          <w:lang w:val="fr_FR" w:bidi="fr_FR"/>
+        </w:rPr>
+      </w:r>
+    </w:p>
+    <w:p>
+      <w:pPr/>
+      <w:r>
+        <w:rPr>
+          <w:lang w:val="fr_FR" w:bidi="fr_FR"/>
+        </w:rPr>
+      </w:r>
+      <w:r>
+        <w:rPr>
+          <w:lang w:val="fr_FR" w:bidi="fr_FR"/>
+        </w:rPr>
         <w:t>Les chefs et princes de Juda étaient les chefs tribaux d’Israël (</w:t>
       </w:r>
       <w:hyperlink r:id="rId30">
         <w:r>
           <w:rPr>
+            <w:lang w:val="fr_FR" w:bidi="fr_FR"/>
+          </w:rPr>
+          <w:rPr>
             <w:color w:val="0000EE"/>
             <w:u w:val="single"/>
           </w:rPr>
@@ -525,11 +976,17 @@
         </w:r>
       </w:hyperlink>
       <w:r>
+        <w:rPr>
+          <w:lang w:val="fr_FR" w:bidi="fr_FR"/>
+        </w:rPr>
         <w:t>), les fonctionnaires de la cour (</w:t>
       </w:r>
       <w:hyperlink r:id="rId31">
         <w:r>
           <w:rPr>
+            <w:lang w:val="fr_FR" w:bidi="fr_FR"/>
+          </w:rPr>
+          <w:rPr>
             <w:color w:val="0000EE"/>
             <w:u w:val="single"/>
           </w:rPr>
@@ -537,11 +994,17 @@
         </w:r>
       </w:hyperlink>
       <w:r>
+        <w:rPr>
+          <w:lang w:val="fr_FR" w:bidi="fr_FR"/>
+        </w:rPr>
         <w:t>), les chefs de province (</w:t>
       </w:r>
       <w:hyperlink r:id="rId32">
         <w:r>
           <w:rPr>
+            <w:lang w:val="fr_FR" w:bidi="fr_FR"/>
+          </w:rPr>
+          <w:rPr>
             <w:color w:val="0000EE"/>
             <w:u w:val="single"/>
           </w:rPr>
@@ -549,11 +1012,17 @@
         </w:r>
       </w:hyperlink>
       <w:r>
+        <w:rPr>
+          <w:lang w:val="fr_FR" w:bidi="fr_FR"/>
+        </w:rPr>
         <w:t>), les chefs de ville (</w:t>
       </w:r>
       <w:hyperlink r:id="rId33">
         <w:r>
           <w:rPr>
+            <w:lang w:val="fr_FR" w:bidi="fr_FR"/>
+          </w:rPr>
+          <w:rPr>
             <w:color w:val="0000EE"/>
             <w:u w:val="single"/>
           </w:rPr>
@@ -561,11 +1030,17 @@
         </w:r>
       </w:hyperlink>
       <w:r>
+        <w:rPr>
+          <w:lang w:val="fr_FR" w:bidi="fr_FR"/>
+        </w:rPr>
         <w:t>), les chefs militaires (</w:t>
       </w:r>
       <w:hyperlink r:id="rId34">
         <w:r>
           <w:rPr>
+            <w:lang w:val="fr_FR" w:bidi="fr_FR"/>
+          </w:rPr>
+          <w:rPr>
             <w:color w:val="0000EE"/>
             <w:u w:val="single"/>
           </w:rPr>
@@ -573,11 +1048,17 @@
         </w:r>
       </w:hyperlink>
       <w:r>
+        <w:rPr>
+          <w:lang w:val="fr_FR" w:bidi="fr_FR"/>
+        </w:rPr>
         <w:t xml:space="preserve">; </w:t>
       </w:r>
       <w:hyperlink r:id="rId35">
         <w:r>
           <w:rPr>
+            <w:lang w:val="fr_FR" w:bidi="fr_FR"/>
+          </w:rPr>
+          <w:rPr>
             <w:color w:val="0000EE"/>
             <w:u w:val="single"/>
           </w:rPr>
@@ -585,11 +1066,17 @@
         </w:r>
       </w:hyperlink>
       <w:r>
+        <w:rPr>
+          <w:lang w:val="fr_FR" w:bidi="fr_FR"/>
+        </w:rPr>
         <w:t xml:space="preserve">; </w:t>
       </w:r>
       <w:hyperlink r:id="rId36">
         <w:r>
           <w:rPr>
+            <w:lang w:val="fr_FR" w:bidi="fr_FR"/>
+          </w:rPr>
+          <w:rPr>
             <w:color w:val="0000EE"/>
             <w:u w:val="single"/>
           </w:rPr>
@@ -597,11 +1084,17 @@
         </w:r>
       </w:hyperlink>
       <w:r>
+        <w:rPr>
+          <w:lang w:val="fr_FR" w:bidi="fr_FR"/>
+        </w:rPr>
         <w:t xml:space="preserve">, </w:t>
       </w:r>
       <w:hyperlink r:id="rId37">
         <w:r>
           <w:rPr>
+            <w:lang w:val="fr_FR" w:bidi="fr_FR"/>
+          </w:rPr>
+          <w:rPr>
             <w:color w:val="0000EE"/>
             <w:u w:val="single"/>
           </w:rPr>
@@ -609,11 +1102,17 @@
         </w:r>
       </w:hyperlink>
       <w:r>
+        <w:rPr>
+          <w:lang w:val="fr_FR" w:bidi="fr_FR"/>
+        </w:rPr>
         <w:t>), ou même les chefs des sacrificateurs (</w:t>
       </w:r>
       <w:hyperlink r:id="rId38">
         <w:r>
           <w:rPr>
+            <w:lang w:val="fr_FR" w:bidi="fr_FR"/>
+          </w:rPr>
+          <w:rPr>
             <w:color w:val="0000EE"/>
             <w:u w:val="single"/>
           </w:rPr>
@@ -621,11 +1120,17 @@
         </w:r>
       </w:hyperlink>
       <w:r>
+        <w:rPr>
+          <w:lang w:val="fr_FR" w:bidi="fr_FR"/>
+        </w:rPr>
         <w:t xml:space="preserve">). Leur rôle influent les plaçait dans une position de responsabilité accrue devant Dieu (cf. </w:t>
       </w:r>
       <w:hyperlink r:id="rId39">
         <w:r>
           <w:rPr>
+            <w:lang w:val="fr_FR" w:bidi="fr_FR"/>
+          </w:rPr>
+          <w:rPr>
             <w:color w:val="0000EE"/>
             <w:u w:val="single"/>
           </w:rPr>
@@ -633,31 +1138,65 @@
         </w:r>
       </w:hyperlink>
       <w:r>
+        <w:rPr>
+          <w:lang w:val="fr_FR" w:bidi="fr_FR"/>
+        </w:rPr>
         <w:t>).</w:t>
       </w:r>
-      <w:r/>
-      <w:r/>
-    </w:p>
-    <w:p>
-      <w:r/>
+      <w:r>
+        <w:rPr>
+          <w:lang w:val="fr_FR" w:bidi="fr_FR"/>
+        </w:rPr>
+      </w:r>
+      <w:r>
+        <w:rPr>
+          <w:lang w:val="fr_FR" w:bidi="fr_FR"/>
+        </w:rPr>
+      </w:r>
+    </w:p>
+    <w:p>
+      <w:pPr/>
+      <w:r>
+        <w:rPr>
+          <w:lang w:val="fr_FR" w:bidi="fr_FR"/>
+        </w:rPr>
+      </w:r>
     </w:p>
     <w:p>
       <w:pPr>
         <w:pStyle w:val="Heading2"/>
       </w:pPr>
       <w:r>
+        <w:rPr>
+          <w:lang w:val="fr_FR" w:bidi="fr_FR"/>
+        </w:rPr>
         <w:t>Sophonie 1.9</w:t>
       </w:r>
-      <w:r/>
-    </w:p>
-    <w:p>
-      <w:r/>
-      <w:r>
+      <w:r>
+        <w:rPr>
+          <w:lang w:val="fr_FR" w:bidi="fr_FR"/>
+        </w:rPr>
+      </w:r>
+    </w:p>
+    <w:p>
+      <w:pPr/>
+      <w:r>
+        <w:rPr>
+          <w:lang w:val="fr_FR" w:bidi="fr_FR"/>
+        </w:rPr>
+      </w:r>
+      <w:r>
+        <w:rPr>
+          <w:lang w:val="fr_FR" w:bidi="fr_FR"/>
+        </w:rPr>
         <w:t xml:space="preserve">ceux qui sautent par-dessus le seuil : Le peuple de Juda perpétuait la coutume païenne de sauter par-dessus le seuil d’un temple pour éviter tout contact avec lui, par déférence pour ce dieu païen (voir </w:t>
       </w:r>
       <w:hyperlink r:id="rId40">
         <w:r>
           <w:rPr>
+            <w:lang w:val="fr_FR" w:bidi="fr_FR"/>
+          </w:rPr>
+          <w:rPr>
             <w:color w:val="0000EE"/>
             <w:u w:val="single"/>
           </w:rPr>
@@ -665,31 +1204,65 @@
         </w:r>
       </w:hyperlink>
       <w:r>
+        <w:rPr>
+          <w:lang w:val="fr_FR" w:bidi="fr_FR"/>
+        </w:rPr>
         <w:t>).</w:t>
       </w:r>
-      <w:r/>
-      <w:r/>
-    </w:p>
-    <w:p>
-      <w:r/>
+      <w:r>
+        <w:rPr>
+          <w:lang w:val="fr_FR" w:bidi="fr_FR"/>
+        </w:rPr>
+      </w:r>
+      <w:r>
+        <w:rPr>
+          <w:lang w:val="fr_FR" w:bidi="fr_FR"/>
+        </w:rPr>
+      </w:r>
+    </w:p>
+    <w:p>
+      <w:pPr/>
+      <w:r>
+        <w:rPr>
+          <w:lang w:val="fr_FR" w:bidi="fr_FR"/>
+        </w:rPr>
+      </w:r>
     </w:p>
     <w:p>
       <w:pPr>
         <w:pStyle w:val="Heading2"/>
       </w:pPr>
       <w:r>
+        <w:rPr>
+          <w:lang w:val="fr_FR" w:bidi="fr_FR"/>
+        </w:rPr>
         <w:t>Sophonie 1.10</w:t>
       </w:r>
-      <w:r/>
-    </w:p>
-    <w:p>
-      <w:r/>
-      <w:r>
+      <w:r>
+        <w:rPr>
+          <w:lang w:val="fr_FR" w:bidi="fr_FR"/>
+        </w:rPr>
+      </w:r>
+    </w:p>
+    <w:p>
+      <w:pPr/>
+      <w:r>
+        <w:rPr>
+          <w:lang w:val="fr_FR" w:bidi="fr_FR"/>
+        </w:rPr>
+      </w:r>
+      <w:r>
+        <w:rPr>
+          <w:lang w:val="fr_FR" w:bidi="fr_FR"/>
+        </w:rPr>
         <w:t>La porte des poissons se trouvait au nord de Jérusalem (</w:t>
       </w:r>
       <w:hyperlink r:id="rId41">
         <w:r>
           <w:rPr>
+            <w:lang w:val="fr_FR" w:bidi="fr_FR"/>
+          </w:rPr>
+          <w:rPr>
             <w:color w:val="0000EE"/>
             <w:u w:val="single"/>
           </w:rPr>
@@ -697,71 +1270,161 @@
         </w:r>
       </w:hyperlink>
       <w:r>
+        <w:rPr>
+          <w:lang w:val="fr_FR" w:bidi="fr_FR"/>
+        </w:rPr>
         <w:t>).</w:t>
       </w:r>
-      <w:r/>
-      <w:r/>
-    </w:p>
-    <w:p>
-      <w:r/>
+      <w:r>
+        <w:rPr>
+          <w:lang w:val="fr_FR" w:bidi="fr_FR"/>
+        </w:rPr>
+      </w:r>
+      <w:r>
+        <w:rPr>
+          <w:lang w:val="fr_FR" w:bidi="fr_FR"/>
+        </w:rPr>
+      </w:r>
+    </w:p>
+    <w:p>
+      <w:pPr/>
+      <w:r>
+        <w:rPr>
+          <w:lang w:val="fr_FR" w:bidi="fr_FR"/>
+        </w:rPr>
+      </w:r>
     </w:p>
     <w:p>
       <w:pPr>
         <w:pStyle w:val="Heading2"/>
       </w:pPr>
       <w:r>
+        <w:rPr>
+          <w:lang w:val="fr_FR" w:bidi="fr_FR"/>
+        </w:rPr>
         <w:t>Sophonie 1.13</w:t>
       </w:r>
-      <w:r/>
-    </w:p>
-    <w:p>
-      <w:r/>
-      <w:r>
+      <w:r>
+        <w:rPr>
+          <w:lang w:val="fr_FR" w:bidi="fr_FR"/>
+        </w:rPr>
+      </w:r>
+    </w:p>
+    <w:p>
+      <w:pPr/>
+      <w:r>
+        <w:rPr>
+          <w:lang w:val="fr_FR" w:bidi="fr_FR"/>
+        </w:rPr>
+      </w:r>
+      <w:r>
+        <w:rPr>
+          <w:lang w:val="fr_FR" w:bidi="fr_FR"/>
+        </w:rPr>
         <w:t>Dieu enverra une force d’invasion pour piller Jérusalem. La destruction viendra si rapidement que ceux qui ont acquis des gains malhonnêtes ne survivront pas pour profiter de leur richesse.</w:t>
       </w:r>
-      <w:r/>
-      <w:r/>
-    </w:p>
-    <w:p>
-      <w:r/>
+      <w:r>
+        <w:rPr>
+          <w:lang w:val="fr_FR" w:bidi="fr_FR"/>
+        </w:rPr>
+      </w:r>
+      <w:r>
+        <w:rPr>
+          <w:lang w:val="fr_FR" w:bidi="fr_FR"/>
+        </w:rPr>
+      </w:r>
+    </w:p>
+    <w:p>
+      <w:pPr/>
+      <w:r>
+        <w:rPr>
+          <w:lang w:val="fr_FR" w:bidi="fr_FR"/>
+        </w:rPr>
+      </w:r>
     </w:p>
     <w:p>
       <w:pPr>
         <w:pStyle w:val="Heading2"/>
       </w:pPr>
       <w:r>
+        <w:rPr>
+          <w:lang w:val="fr_FR" w:bidi="fr_FR"/>
+        </w:rPr>
         <w:t>Sophonie 1.14–18</w:t>
       </w:r>
-      <w:r/>
-    </w:p>
-    <w:p>
-      <w:r/>
-      <w:r>
+      <w:r>
+        <w:rPr>
+          <w:lang w:val="fr_FR" w:bidi="fr_FR"/>
+        </w:rPr>
+      </w:r>
+    </w:p>
+    <w:p>
+      <w:pPr/>
+      <w:r>
+        <w:rPr>
+          <w:lang w:val="fr_FR" w:bidi="fr_FR"/>
+        </w:rPr>
+      </w:r>
+      <w:r>
+        <w:rPr>
+          <w:lang w:val="fr_FR" w:bidi="fr_FR"/>
+        </w:rPr>
         <w:t>Le sens du jour du Seigneur s'élargit pour inclure les actions de Dieu envers le monde entier.</w:t>
       </w:r>
-      <w:r/>
-      <w:r/>
-    </w:p>
-    <w:p>
-      <w:r/>
+      <w:r>
+        <w:rPr>
+          <w:lang w:val="fr_FR" w:bidi="fr_FR"/>
+        </w:rPr>
+      </w:r>
+      <w:r>
+        <w:rPr>
+          <w:lang w:val="fr_FR" w:bidi="fr_FR"/>
+        </w:rPr>
+      </w:r>
+    </w:p>
+    <w:p>
+      <w:pPr/>
+      <w:r>
+        <w:rPr>
+          <w:lang w:val="fr_FR" w:bidi="fr_FR"/>
+        </w:rPr>
+      </w:r>
     </w:p>
     <w:p>
       <w:pPr>
         <w:pStyle w:val="Heading2"/>
       </w:pPr>
       <w:r>
+        <w:rPr>
+          <w:lang w:val="fr_FR" w:bidi="fr_FR"/>
+        </w:rPr>
         <w:t>Sophonie 1.15</w:t>
       </w:r>
-      <w:r/>
-    </w:p>
-    <w:p>
-      <w:r/>
-      <w:r>
+      <w:r>
+        <w:rPr>
+          <w:lang w:val="fr_FR" w:bidi="fr_FR"/>
+        </w:rPr>
+      </w:r>
+    </w:p>
+    <w:p>
+      <w:pPr/>
+      <w:r>
+        <w:rPr>
+          <w:lang w:val="fr_FR" w:bidi="fr_FR"/>
+        </w:rPr>
+      </w:r>
+      <w:r>
+        <w:rPr>
+          <w:lang w:val="fr_FR" w:bidi="fr_FR"/>
+        </w:rPr>
         <w:t xml:space="preserve">de ténèbres et d’obscurité : Voir aussi les versets </w:t>
       </w:r>
       <w:hyperlink r:id="rId42">
         <w:r>
           <w:rPr>
+            <w:lang w:val="fr_FR" w:bidi="fr_FR"/>
+          </w:rPr>
+          <w:rPr>
             <w:color w:val="0000EE"/>
             <w:u w:val="single"/>
           </w:rPr>
@@ -769,11 +1432,17 @@
         </w:r>
       </w:hyperlink>
       <w:r>
+        <w:rPr>
+          <w:lang w:val="fr_FR" w:bidi="fr_FR"/>
+        </w:rPr>
         <w:t xml:space="preserve"> ; </w:t>
       </w:r>
       <w:hyperlink r:id="rId43">
         <w:r>
           <w:rPr>
+            <w:lang w:val="fr_FR" w:bidi="fr_FR"/>
+          </w:rPr>
+          <w:rPr>
             <w:color w:val="0000EE"/>
             <w:u w:val="single"/>
           </w:rPr>
@@ -781,11 +1450,17 @@
         </w:r>
       </w:hyperlink>
       <w:r>
+        <w:rPr>
+          <w:lang w:val="fr_FR" w:bidi="fr_FR"/>
+        </w:rPr>
         <w:t xml:space="preserve"> ; </w:t>
       </w:r>
       <w:hyperlink r:id="rId44">
         <w:r>
           <w:rPr>
+            <w:lang w:val="fr_FR" w:bidi="fr_FR"/>
+          </w:rPr>
+          <w:rPr>
             <w:color w:val="0000EE"/>
             <w:u w:val="single"/>
           </w:rPr>
@@ -793,31 +1468,65 @@
         </w:r>
       </w:hyperlink>
       <w:r>
+        <w:rPr>
+          <w:lang w:val="fr_FR" w:bidi="fr_FR"/>
+        </w:rPr>
         <w:t>.</w:t>
       </w:r>
-      <w:r/>
-      <w:r/>
-    </w:p>
-    <w:p>
-      <w:r/>
+      <w:r>
+        <w:rPr>
+          <w:lang w:val="fr_FR" w:bidi="fr_FR"/>
+        </w:rPr>
+      </w:r>
+      <w:r>
+        <w:rPr>
+          <w:lang w:val="fr_FR" w:bidi="fr_FR"/>
+        </w:rPr>
+      </w:r>
+    </w:p>
+    <w:p>
+      <w:pPr/>
+      <w:r>
+        <w:rPr>
+          <w:lang w:val="fr_FR" w:bidi="fr_FR"/>
+        </w:rPr>
+      </w:r>
     </w:p>
     <w:p>
       <w:pPr>
         <w:pStyle w:val="Heading2"/>
       </w:pPr>
       <w:r>
+        <w:rPr>
+          <w:lang w:val="fr_FR" w:bidi="fr_FR"/>
+        </w:rPr>
         <w:t>Sophonie 1.17</w:t>
       </w:r>
-      <w:r/>
-    </w:p>
-    <w:p>
-      <w:r/>
-      <w:r>
+      <w:r>
+        <w:rPr>
+          <w:lang w:val="fr_FR" w:bidi="fr_FR"/>
+        </w:rPr>
+      </w:r>
+    </w:p>
+    <w:p>
+      <w:pPr/>
+      <w:r>
+        <w:rPr>
+          <w:lang w:val="fr_FR" w:bidi="fr_FR"/>
+        </w:rPr>
+      </w:r>
+      <w:r>
+        <w:rPr>
+          <w:lang w:val="fr_FR" w:bidi="fr_FR"/>
+        </w:rPr>
         <w:t xml:space="preserve">ils marcheront comme des aveugles : Il s’agit d’un exemple de la justice de Dieu (voir aussi </w:t>
       </w:r>
       <w:hyperlink r:id="rId45">
         <w:r>
           <w:rPr>
+            <w:lang w:val="fr_FR" w:bidi="fr_FR"/>
+          </w:rPr>
+          <w:rPr>
             <w:color w:val="0000EE"/>
             <w:u w:val="single"/>
           </w:rPr>
@@ -825,11 +1534,17 @@
         </w:r>
       </w:hyperlink>
       <w:r>
+        <w:rPr>
+          <w:lang w:val="fr_FR" w:bidi="fr_FR"/>
+        </w:rPr>
         <w:t xml:space="preserve">). Parce que le peuple de Dieu était aveugle sur le plan éthique et spirituel (voir </w:t>
       </w:r>
       <w:hyperlink r:id="rId46">
         <w:r>
           <w:rPr>
+            <w:lang w:val="fr_FR" w:bidi="fr_FR"/>
+          </w:rPr>
+          <w:rPr>
             <w:color w:val="0000EE"/>
             <w:u w:val="single"/>
           </w:rPr>
@@ -837,11 +1552,17 @@
         </w:r>
       </w:hyperlink>
       <w:r>
+        <w:rPr>
+          <w:lang w:val="fr_FR" w:bidi="fr_FR"/>
+        </w:rPr>
         <w:t xml:space="preserve"> ; </w:t>
       </w:r>
       <w:hyperlink r:id="rId47">
         <w:r>
           <w:rPr>
+            <w:lang w:val="fr_FR" w:bidi="fr_FR"/>
+          </w:rPr>
+          <w:rPr>
             <w:color w:val="0000EE"/>
             <w:u w:val="single"/>
           </w:rPr>
@@ -849,11 +1570,17 @@
         </w:r>
       </w:hyperlink>
       <w:r>
+        <w:rPr>
+          <w:lang w:val="fr_FR" w:bidi="fr_FR"/>
+        </w:rPr>
         <w:t xml:space="preserve"> ; </w:t>
       </w:r>
       <w:hyperlink r:id="rId48">
         <w:r>
           <w:rPr>
+            <w:lang w:val="fr_FR" w:bidi="fr_FR"/>
+          </w:rPr>
+          <w:rPr>
             <w:color w:val="0000EE"/>
             <w:u w:val="single"/>
           </w:rPr>
@@ -861,11 +1588,17 @@
         </w:r>
       </w:hyperlink>
       <w:r>
+        <w:rPr>
+          <w:lang w:val="fr_FR" w:bidi="fr_FR"/>
+        </w:rPr>
         <w:t>) et avait péché contre le Seigneur et ses commandements, il encourait les justes pénalités spécifiées dans l’alliance de Dieu avec lui (</w:t>
       </w:r>
       <w:hyperlink r:id="rId49">
         <w:r>
           <w:rPr>
+            <w:lang w:val="fr_FR" w:bidi="fr_FR"/>
+          </w:rPr>
+          <w:rPr>
             <w:color w:val="0000EE"/>
             <w:u w:val="single"/>
           </w:rPr>
@@ -873,71 +1606,161 @@
         </w:r>
       </w:hyperlink>
       <w:r>
+        <w:rPr>
+          <w:lang w:val="fr_FR" w:bidi="fr_FR"/>
+        </w:rPr>
         <w:t>).</w:t>
       </w:r>
-      <w:r/>
-      <w:r/>
-    </w:p>
-    <w:p>
-      <w:r/>
+      <w:r>
+        <w:rPr>
+          <w:lang w:val="fr_FR" w:bidi="fr_FR"/>
+        </w:rPr>
+      </w:r>
+      <w:r>
+        <w:rPr>
+          <w:lang w:val="fr_FR" w:bidi="fr_FR"/>
+        </w:rPr>
+      </w:r>
+    </w:p>
+    <w:p>
+      <w:pPr/>
+      <w:r>
+        <w:rPr>
+          <w:lang w:val="fr_FR" w:bidi="fr_FR"/>
+        </w:rPr>
+      </w:r>
     </w:p>
     <w:p>
       <w:pPr>
         <w:pStyle w:val="Heading2"/>
       </w:pPr>
       <w:r>
+        <w:rPr>
+          <w:lang w:val="fr_FR" w:bidi="fr_FR"/>
+        </w:rPr>
         <w:t>Sophonie 2.1–3</w:t>
       </w:r>
-      <w:r/>
-    </w:p>
-    <w:p>
-      <w:r/>
-      <w:r>
+      <w:r>
+        <w:rPr>
+          <w:lang w:val="fr_FR" w:bidi="fr_FR"/>
+        </w:rPr>
+      </w:r>
+    </w:p>
+    <w:p>
+      <w:pPr/>
+      <w:r>
+        <w:rPr>
+          <w:lang w:val="fr_FR" w:bidi="fr_FR"/>
+        </w:rPr>
+      </w:r>
+      <w:r>
+        <w:rPr>
+          <w:lang w:val="fr_FR" w:bidi="fr_FR"/>
+        </w:rPr>
         <w:t>À la lumière du spectacle horrifiant qu’il décrit, Sophonie appelle sa nation à se repentir et à s’humilier devant Dieu.</w:t>
       </w:r>
-      <w:r/>
-      <w:r/>
-    </w:p>
-    <w:p>
-      <w:r/>
+      <w:r>
+        <w:rPr>
+          <w:lang w:val="fr_FR" w:bidi="fr_FR"/>
+        </w:rPr>
+      </w:r>
+      <w:r>
+        <w:rPr>
+          <w:lang w:val="fr_FR" w:bidi="fr_FR"/>
+        </w:rPr>
+      </w:r>
+    </w:p>
+    <w:p>
+      <w:pPr/>
+      <w:r>
+        <w:rPr>
+          <w:lang w:val="fr_FR" w:bidi="fr_FR"/>
+        </w:rPr>
+      </w:r>
     </w:p>
     <w:p>
       <w:pPr>
         <w:pStyle w:val="Heading2"/>
       </w:pPr>
       <w:r>
+        <w:rPr>
+          <w:lang w:val="fr_FR" w:bidi="fr_FR"/>
+        </w:rPr>
         <w:t>Sophonie 2.2</w:t>
       </w:r>
-      <w:r/>
-    </w:p>
-    <w:p>
-      <w:r/>
-      <w:r>
+      <w:r>
+        <w:rPr>
+          <w:lang w:val="fr_FR" w:bidi="fr_FR"/>
+        </w:rPr>
+      </w:r>
+    </w:p>
+    <w:p>
+      <w:pPr/>
+      <w:r>
+        <w:rPr>
+          <w:lang w:val="fr_FR" w:bidi="fr_FR"/>
+        </w:rPr>
+      </w:r>
+      <w:r>
+        <w:rPr>
+          <w:lang w:val="fr_FR" w:bidi="fr_FR"/>
+        </w:rPr>
         <w:t>Les agriculteurs battaient le grain sur les sommets venteux. Lorsqu’ils lançaient le mélange de grain et de paille en l’air, le vent emportait la paille, tandis que le grain plus lourd retombait au sol. L’occasion de se repentir était éphémère.</w:t>
       </w:r>
-      <w:r/>
-      <w:r/>
-    </w:p>
-    <w:p>
-      <w:r/>
+      <w:r>
+        <w:rPr>
+          <w:lang w:val="fr_FR" w:bidi="fr_FR"/>
+        </w:rPr>
+      </w:r>
+      <w:r>
+        <w:rPr>
+          <w:lang w:val="fr_FR" w:bidi="fr_FR"/>
+        </w:rPr>
+      </w:r>
+    </w:p>
+    <w:p>
+      <w:pPr/>
+      <w:r>
+        <w:rPr>
+          <w:lang w:val="fr_FR" w:bidi="fr_FR"/>
+        </w:rPr>
+      </w:r>
     </w:p>
     <w:p>
       <w:pPr>
         <w:pStyle w:val="Heading2"/>
       </w:pPr>
       <w:r>
+        <w:rPr>
+          <w:lang w:val="fr_FR" w:bidi="fr_FR"/>
+        </w:rPr>
         <w:t>Sophonie 2.3</w:t>
       </w:r>
-      <w:r/>
-    </w:p>
-    <w:p>
-      <w:r/>
-      <w:r>
+      <w:r>
+        <w:rPr>
+          <w:lang w:val="fr_FR" w:bidi="fr_FR"/>
+        </w:rPr>
+      </w:r>
+    </w:p>
+    <w:p>
+      <w:pPr/>
+      <w:r>
+        <w:rPr>
+          <w:lang w:val="fr_FR" w:bidi="fr_FR"/>
+        </w:rPr>
+      </w:r>
+      <w:r>
+        <w:rPr>
+          <w:lang w:val="fr_FR" w:bidi="fr_FR"/>
+        </w:rPr>
         <w:t>vous tous, humbles du pays : La véritable humilité implique la soumission à Dieu et la dépendance envers lui (</w:t>
       </w:r>
       <w:hyperlink r:id="rId50">
         <w:r>
           <w:rPr>
+            <w:lang w:val="fr_FR" w:bidi="fr_FR"/>
+          </w:rPr>
+          <w:rPr>
             <w:color w:val="0000EE"/>
             <w:u w:val="single"/>
           </w:rPr>
@@ -945,11 +1768,17 @@
         </w:r>
       </w:hyperlink>
       <w:r>
+        <w:rPr>
+          <w:lang w:val="fr_FR" w:bidi="fr_FR"/>
+        </w:rPr>
         <w:t xml:space="preserve"> ; </w:t>
       </w:r>
       <w:hyperlink r:id="rId51">
         <w:r>
           <w:rPr>
+            <w:lang w:val="fr_FR" w:bidi="fr_FR"/>
+          </w:rPr>
+          <w:rPr>
             <w:color w:val="0000EE"/>
             <w:u w:val="single"/>
           </w:rPr>
@@ -957,11 +1786,17 @@
         </w:r>
       </w:hyperlink>
       <w:r>
+        <w:rPr>
+          <w:lang w:val="fr_FR" w:bidi="fr_FR"/>
+        </w:rPr>
         <w:t xml:space="preserve"> ; </w:t>
       </w:r>
       <w:hyperlink r:id="rId52">
         <w:r>
           <w:rPr>
+            <w:lang w:val="fr_FR" w:bidi="fr_FR"/>
+          </w:rPr>
+          <w:rPr>
             <w:color w:val="0000EE"/>
             <w:u w:val="single"/>
           </w:rPr>
@@ -969,11 +1804,17 @@
         </w:r>
       </w:hyperlink>
       <w:r>
+        <w:rPr>
+          <w:lang w:val="fr_FR" w:bidi="fr_FR"/>
+        </w:rPr>
         <w:t xml:space="preserve"> ; </w:t>
       </w:r>
       <w:hyperlink r:id="rId53">
         <w:r>
           <w:rPr>
+            <w:lang w:val="fr_FR" w:bidi="fr_FR"/>
+          </w:rPr>
+          <w:rPr>
             <w:color w:val="0000EE"/>
             <w:u w:val="single"/>
           </w:rPr>
@@ -981,11 +1822,17 @@
         </w:r>
       </w:hyperlink>
       <w:r>
+        <w:rPr>
+          <w:lang w:val="fr_FR" w:bidi="fr_FR"/>
+        </w:rPr>
         <w:t xml:space="preserve"> ; </w:t>
       </w:r>
       <w:hyperlink r:id="rId54">
         <w:r>
           <w:rPr>
+            <w:lang w:val="fr_FR" w:bidi="fr_FR"/>
+          </w:rPr>
+          <w:rPr>
             <w:color w:val="0000EE"/>
             <w:u w:val="single"/>
           </w:rPr>
@@ -993,31 +1840,65 @@
         </w:r>
       </w:hyperlink>
       <w:r>
+        <w:rPr>
+          <w:lang w:val="fr_FR" w:bidi="fr_FR"/>
+        </w:rPr>
         <w:t>).</w:t>
       </w:r>
-      <w:r/>
-      <w:r/>
-    </w:p>
-    <w:p>
-      <w:r/>
+      <w:r>
+        <w:rPr>
+          <w:lang w:val="fr_FR" w:bidi="fr_FR"/>
+        </w:rPr>
+      </w:r>
+      <w:r>
+        <w:rPr>
+          <w:lang w:val="fr_FR" w:bidi="fr_FR"/>
+        </w:rPr>
+      </w:r>
+    </w:p>
+    <w:p>
+      <w:pPr/>
+      <w:r>
+        <w:rPr>
+          <w:lang w:val="fr_FR" w:bidi="fr_FR"/>
+        </w:rPr>
+      </w:r>
     </w:p>
     <w:p>
       <w:pPr>
         <w:pStyle w:val="Heading2"/>
       </w:pPr>
       <w:r>
+        <w:rPr>
+          <w:lang w:val="fr_FR" w:bidi="fr_FR"/>
+        </w:rPr>
         <w:t>Sophonie 2.4</w:t>
       </w:r>
-      <w:r/>
-    </w:p>
-    <w:p>
-      <w:r/>
-      <w:r>
+      <w:r>
+        <w:rPr>
+          <w:lang w:val="fr_FR" w:bidi="fr_FR"/>
+        </w:rPr>
+      </w:r>
+    </w:p>
+    <w:p>
+      <w:pPr/>
+      <w:r>
+        <w:rPr>
+          <w:lang w:val="fr_FR" w:bidi="fr_FR"/>
+        </w:rPr>
+      </w:r>
+      <w:r>
+        <w:rPr>
+          <w:lang w:val="fr_FR" w:bidi="fr_FR"/>
+        </w:rPr>
         <w:t xml:space="preserve">Le roi Nabuchodonosor de Babylone a conquis les villes philistines de Gaza, Askalon, Asdod et Ékron. Gaza est restée déserte, mais les autres se sont rétablies et ont continué à exister par la suite. Sophonie ne mentionne pas Gath, la cinquième grande ville philistine (voir </w:t>
       </w:r>
       <w:hyperlink r:id="rId55">
         <w:r>
           <w:rPr>
+            <w:lang w:val="fr_FR" w:bidi="fr_FR"/>
+          </w:rPr>
+          <w:rPr>
             <w:color w:val="0000EE"/>
             <w:u w:val="single"/>
           </w:rPr>
@@ -1025,40 +1906,78 @@
         </w:r>
       </w:hyperlink>
       <w:r>
+        <w:rPr>
+          <w:lang w:val="fr_FR" w:bidi="fr_FR"/>
+        </w:rPr>
         <w:t>), qui avait soit disparu, soit perdu de son importance à son époque.</w:t>
       </w:r>
-      <w:r/>
-      <w:r/>
-    </w:p>
-    <w:p>
-      <w:r/>
+      <w:r>
+        <w:rPr>
+          <w:lang w:val="fr_FR" w:bidi="fr_FR"/>
+        </w:rPr>
+      </w:r>
+      <w:r>
+        <w:rPr>
+          <w:lang w:val="fr_FR" w:bidi="fr_FR"/>
+        </w:rPr>
+      </w:r>
+    </w:p>
+    <w:p>
+      <w:pPr/>
+      <w:r>
+        <w:rPr>
+          <w:lang w:val="fr_FR" w:bidi="fr_FR"/>
+        </w:rPr>
+      </w:r>
     </w:p>
     <w:p>
       <w:pPr>
         <w:pStyle w:val="Heading2"/>
       </w:pPr>
       <w:r>
+        <w:rPr>
+          <w:lang w:val="fr_FR" w:bidi="fr_FR"/>
+        </w:rPr>
         <w:t>Sophonie 2.4–15</w:t>
       </w:r>
-      <w:r/>
-    </w:p>
-    <w:p>
-      <w:r/>
-      <w:r>
+      <w:r>
+        <w:rPr>
+          <w:lang w:val="fr_FR" w:bidi="fr_FR"/>
+        </w:rPr>
+      </w:r>
+    </w:p>
+    <w:p>
+      <w:pPr/>
+      <w:r>
+        <w:rPr>
+          <w:lang w:val="fr_FR" w:bidi="fr_FR"/>
+        </w:rPr>
+      </w:r>
+      <w:r>
+        <w:rPr>
+          <w:lang w:val="fr_FR" w:bidi="fr_FR"/>
+        </w:rPr>
         <w:t>Sophonie a commencé ses déclarations avec les Philistins</w:t>
       </w:r>
       <w:r>
         <w:rPr>
           <w:i/>
+          <w:lang w:val="fr_FR" w:bidi="fr_FR"/>
         </w:rPr>
         <w:t>,</w:t>
       </w:r>
       <w:r>
+        <w:rPr>
+          <w:lang w:val="fr_FR" w:bidi="fr_FR"/>
+        </w:rPr>
         <w:t xml:space="preserve"> dont le royaume se trouvait à l’ouest de Juda (</w:t>
       </w:r>
       <w:hyperlink r:id="rId56">
         <w:r>
           <w:rPr>
+            <w:lang w:val="fr_FR" w:bidi="fr_FR"/>
+          </w:rPr>
+          <w:rPr>
             <w:color w:val="0000EE"/>
             <w:u w:val="single"/>
           </w:rPr>
@@ -1066,11 +1985,17 @@
         </w:r>
       </w:hyperlink>
       <w:r>
+        <w:rPr>
+          <w:lang w:val="fr_FR" w:bidi="fr_FR"/>
+        </w:rPr>
         <w:t>). Il est passé à Moab et Ammon à l’est (</w:t>
       </w:r>
       <w:hyperlink r:id="rId57">
         <w:r>
           <w:rPr>
+            <w:lang w:val="fr_FR" w:bidi="fr_FR"/>
+          </w:rPr>
+          <w:rPr>
             <w:color w:val="0000EE"/>
             <w:u w:val="single"/>
           </w:rPr>
@@ -1078,11 +2003,17 @@
         </w:r>
       </w:hyperlink>
       <w:r>
+        <w:rPr>
+          <w:lang w:val="fr_FR" w:bidi="fr_FR"/>
+        </w:rPr>
         <w:t>), et a finalement désigné l’Éthiopie au sud (</w:t>
       </w:r>
       <w:hyperlink r:id="rId58">
         <w:r>
           <w:rPr>
+            <w:lang w:val="fr_FR" w:bidi="fr_FR"/>
+          </w:rPr>
+          <w:rPr>
             <w:color w:val="0000EE"/>
             <w:u w:val="single"/>
           </w:rPr>
@@ -1090,11 +2021,17 @@
         </w:r>
       </w:hyperlink>
       <w:r>
+        <w:rPr>
+          <w:lang w:val="fr_FR" w:bidi="fr_FR"/>
+        </w:rPr>
         <w:t>) et l’Assyrie au nord (</w:t>
       </w:r>
       <w:hyperlink r:id="rId59">
         <w:r>
           <w:rPr>
+            <w:lang w:val="fr_FR" w:bidi="fr_FR"/>
+          </w:rPr>
+          <w:rPr>
             <w:color w:val="0000EE"/>
             <w:u w:val="single"/>
           </w:rPr>
@@ -1102,31 +2039,65 @@
         </w:r>
       </w:hyperlink>
       <w:r>
+        <w:rPr>
+          <w:lang w:val="fr_FR" w:bidi="fr_FR"/>
+        </w:rPr>
         <w:t>).</w:t>
       </w:r>
-      <w:r/>
-      <w:r/>
-    </w:p>
-    <w:p>
-      <w:r/>
+      <w:r>
+        <w:rPr>
+          <w:lang w:val="fr_FR" w:bidi="fr_FR"/>
+        </w:rPr>
+      </w:r>
+      <w:r>
+        <w:rPr>
+          <w:lang w:val="fr_FR" w:bidi="fr_FR"/>
+        </w:rPr>
+      </w:r>
+    </w:p>
+    <w:p>
+      <w:pPr/>
+      <w:r>
+        <w:rPr>
+          <w:lang w:val="fr_FR" w:bidi="fr_FR"/>
+        </w:rPr>
+      </w:r>
     </w:p>
     <w:p>
       <w:pPr>
         <w:pStyle w:val="Heading2"/>
       </w:pPr>
       <w:r>
+        <w:rPr>
+          <w:lang w:val="fr_FR" w:bidi="fr_FR"/>
+        </w:rPr>
         <w:t>Sophonie 2.4–3.20</w:t>
       </w:r>
-      <w:r/>
-    </w:p>
-    <w:p>
-      <w:r/>
-      <w:r>
+      <w:r>
+        <w:rPr>
+          <w:lang w:val="fr_FR" w:bidi="fr_FR"/>
+        </w:rPr>
+      </w:r>
+    </w:p>
+    <w:p>
+      <w:pPr/>
+      <w:r>
+        <w:rPr>
+          <w:lang w:val="fr_FR" w:bidi="fr_FR"/>
+        </w:rPr>
+      </w:r>
+      <w:r>
+        <w:rPr>
+          <w:lang w:val="fr_FR" w:bidi="fr_FR"/>
+        </w:rPr>
         <w:t>Sophonie tourne son attention vers le jugement des nations étrangères (</w:t>
       </w:r>
       <w:hyperlink r:id="rId60">
         <w:r>
           <w:rPr>
+            <w:lang w:val="fr_FR" w:bidi="fr_FR"/>
+          </w:rPr>
+          <w:rPr>
             <w:color w:val="0000EE"/>
             <w:u w:val="single"/>
           </w:rPr>
@@ -1134,11 +2105,17 @@
         </w:r>
       </w:hyperlink>
       <w:r>
+        <w:rPr>
+          <w:lang w:val="fr_FR" w:bidi="fr_FR"/>
+        </w:rPr>
         <w:t>) avant de revenir au jugement de Juda et Jérusalem (</w:t>
       </w:r>
       <w:hyperlink r:id="rId61">
         <w:r>
           <w:rPr>
+            <w:lang w:val="fr_FR" w:bidi="fr_FR"/>
+          </w:rPr>
+          <w:rPr>
             <w:color w:val="0000EE"/>
             <w:u w:val="single"/>
           </w:rPr>
@@ -1146,11 +2123,17 @@
         </w:r>
       </w:hyperlink>
       <w:r>
+        <w:rPr>
+          <w:lang w:val="fr_FR" w:bidi="fr_FR"/>
+        </w:rPr>
         <w:t>). Il expose ensuite les plans de Dieu pour son peuple purifié et obéissant (</w:t>
       </w:r>
       <w:hyperlink r:id="rId62">
         <w:r>
           <w:rPr>
+            <w:lang w:val="fr_FR" w:bidi="fr_FR"/>
+          </w:rPr>
+          <w:rPr>
             <w:color w:val="0000EE"/>
             <w:u w:val="single"/>
           </w:rPr>
@@ -1158,31 +2141,65 @@
         </w:r>
       </w:hyperlink>
       <w:r>
+        <w:rPr>
+          <w:lang w:val="fr_FR" w:bidi="fr_FR"/>
+        </w:rPr>
         <w:t>).</w:t>
       </w:r>
-      <w:r/>
-      <w:r/>
-    </w:p>
-    <w:p>
-      <w:r/>
+      <w:r>
+        <w:rPr>
+          <w:lang w:val="fr_FR" w:bidi="fr_FR"/>
+        </w:rPr>
+      </w:r>
+      <w:r>
+        <w:rPr>
+          <w:lang w:val="fr_FR" w:bidi="fr_FR"/>
+        </w:rPr>
+      </w:r>
+    </w:p>
+    <w:p>
+      <w:pPr/>
+      <w:r>
+        <w:rPr>
+          <w:lang w:val="fr_FR" w:bidi="fr_FR"/>
+        </w:rPr>
+      </w:r>
     </w:p>
     <w:p>
       <w:pPr>
         <w:pStyle w:val="Heading2"/>
       </w:pPr>
       <w:r>
+        <w:rPr>
+          <w:lang w:val="fr_FR" w:bidi="fr_FR"/>
+        </w:rPr>
         <w:t>Sophonie 2.5</w:t>
       </w:r>
-      <w:r/>
-    </w:p>
-    <w:p>
-      <w:r/>
-      <w:r>
+      <w:r>
+        <w:rPr>
+          <w:lang w:val="fr_FR" w:bidi="fr_FR"/>
+        </w:rPr>
+      </w:r>
+    </w:p>
+    <w:p>
+      <w:pPr/>
+      <w:r>
+        <w:rPr>
+          <w:lang w:val="fr_FR" w:bidi="fr_FR"/>
+        </w:rPr>
+      </w:r>
+      <w:r>
+        <w:rPr>
+          <w:lang w:val="fr_FR" w:bidi="fr_FR"/>
+        </w:rPr>
         <w:t xml:space="preserve">Les spécialistes de l’Ancien Testament pensent que les Philistins venaient de l’île de Crète (cf. </w:t>
       </w:r>
       <w:hyperlink r:id="rId63">
         <w:r>
           <w:rPr>
+            <w:lang w:val="fr_FR" w:bidi="fr_FR"/>
+          </w:rPr>
+          <w:rPr>
             <w:color w:val="0000EE"/>
             <w:u w:val="single"/>
           </w:rPr>
@@ -1190,31 +2207,65 @@
         </w:r>
       </w:hyperlink>
       <w:r>
+        <w:rPr>
+          <w:lang w:val="fr_FR" w:bidi="fr_FR"/>
+        </w:rPr>
         <w:t>).</w:t>
       </w:r>
-      <w:r/>
-      <w:r/>
-    </w:p>
-    <w:p>
-      <w:r/>
+      <w:r>
+        <w:rPr>
+          <w:lang w:val="fr_FR" w:bidi="fr_FR"/>
+        </w:rPr>
+      </w:r>
+      <w:r>
+        <w:rPr>
+          <w:lang w:val="fr_FR" w:bidi="fr_FR"/>
+        </w:rPr>
+      </w:r>
+    </w:p>
+    <w:p>
+      <w:pPr/>
+      <w:r>
+        <w:rPr>
+          <w:lang w:val="fr_FR" w:bidi="fr_FR"/>
+        </w:rPr>
+      </w:r>
     </w:p>
     <w:p>
       <w:pPr>
         <w:pStyle w:val="Heading2"/>
       </w:pPr>
       <w:r>
+        <w:rPr>
+          <w:lang w:val="fr_FR" w:bidi="fr_FR"/>
+        </w:rPr>
         <w:t>Sophonie 2.6</w:t>
       </w:r>
-      <w:r/>
-    </w:p>
-    <w:p>
-      <w:r/>
-      <w:r>
+      <w:r>
+        <w:rPr>
+          <w:lang w:val="fr_FR" w:bidi="fr_FR"/>
+        </w:rPr>
+      </w:r>
+    </w:p>
+    <w:p>
+      <w:pPr/>
+      <w:r>
+        <w:rPr>
+          <w:lang w:val="fr_FR" w:bidi="fr_FR"/>
+        </w:rPr>
+      </w:r>
+      <w:r>
+        <w:rPr>
+          <w:lang w:val="fr_FR" w:bidi="fr_FR"/>
+        </w:rPr>
         <w:t xml:space="preserve">des pâturages, des demeures pour les bergers, Et des parcs pour les troupeaux : La destruction des villes et leur retour à un état naturel représentent une forme sévère de punition de Dieu. Consulter à ce sujet les versets </w:t>
       </w:r>
       <w:hyperlink r:id="rId64">
         <w:r>
           <w:rPr>
+            <w:lang w:val="fr_FR" w:bidi="fr_FR"/>
+          </w:rPr>
+          <w:rPr>
             <w:color w:val="0000EE"/>
             <w:u w:val="single"/>
           </w:rPr>
@@ -1222,11 +2273,17 @@
         </w:r>
       </w:hyperlink>
       <w:r>
+        <w:rPr>
+          <w:lang w:val="fr_FR" w:bidi="fr_FR"/>
+        </w:rPr>
         <w:t xml:space="preserve"> ; </w:t>
       </w:r>
       <w:hyperlink r:id="rId65">
         <w:r>
           <w:rPr>
+            <w:lang w:val="fr_FR" w:bidi="fr_FR"/>
+          </w:rPr>
+          <w:rPr>
             <w:color w:val="0000EE"/>
             <w:u w:val="single"/>
           </w:rPr>
@@ -1234,11 +2291,17 @@
         </w:r>
       </w:hyperlink>
       <w:r>
+        <w:rPr>
+          <w:lang w:val="fr_FR" w:bidi="fr_FR"/>
+        </w:rPr>
         <w:t xml:space="preserve"> ; </w:t>
       </w:r>
       <w:hyperlink r:id="rId66">
         <w:r>
           <w:rPr>
+            <w:lang w:val="fr_FR" w:bidi="fr_FR"/>
+          </w:rPr>
+          <w:rPr>
             <w:color w:val="0000EE"/>
             <w:u w:val="single"/>
           </w:rPr>
@@ -1246,11 +2309,17 @@
         </w:r>
       </w:hyperlink>
       <w:r>
+        <w:rPr>
+          <w:lang w:val="fr_FR" w:bidi="fr_FR"/>
+        </w:rPr>
         <w:t xml:space="preserve"> ; </w:t>
       </w:r>
       <w:hyperlink r:id="rId67">
         <w:r>
           <w:rPr>
+            <w:lang w:val="fr_FR" w:bidi="fr_FR"/>
+          </w:rPr>
+          <w:rPr>
             <w:color w:val="0000EE"/>
             <w:u w:val="single"/>
           </w:rPr>
@@ -1258,31 +2327,65 @@
         </w:r>
       </w:hyperlink>
       <w:r>
+        <w:rPr>
+          <w:lang w:val="fr_FR" w:bidi="fr_FR"/>
+        </w:rPr>
         <w:t>.</w:t>
       </w:r>
-      <w:r/>
-      <w:r/>
-    </w:p>
-    <w:p>
-      <w:r/>
+      <w:r>
+        <w:rPr>
+          <w:lang w:val="fr_FR" w:bidi="fr_FR"/>
+        </w:rPr>
+      </w:r>
+      <w:r>
+        <w:rPr>
+          <w:lang w:val="fr_FR" w:bidi="fr_FR"/>
+        </w:rPr>
+      </w:r>
+    </w:p>
+    <w:p>
+      <w:pPr/>
+      <w:r>
+        <w:rPr>
+          <w:lang w:val="fr_FR" w:bidi="fr_FR"/>
+        </w:rPr>
+      </w:r>
     </w:p>
     <w:p>
       <w:pPr>
         <w:pStyle w:val="Heading2"/>
       </w:pPr>
       <w:r>
+        <w:rPr>
+          <w:lang w:val="fr_FR" w:bidi="fr_FR"/>
+        </w:rPr>
         <w:t>Sophonie 2.7</w:t>
       </w:r>
-      <w:r/>
-    </w:p>
-    <w:p>
-      <w:r/>
-      <w:r>
+      <w:r>
+        <w:rPr>
+          <w:lang w:val="fr_FR" w:bidi="fr_FR"/>
+        </w:rPr>
+      </w:r>
+    </w:p>
+    <w:p>
+      <w:pPr/>
+      <w:r>
+        <w:rPr>
+          <w:lang w:val="fr_FR" w:bidi="fr_FR"/>
+        </w:rPr>
+      </w:r>
+      <w:r>
+        <w:rPr>
+          <w:lang w:val="fr_FR" w:bidi="fr_FR"/>
+        </w:rPr>
         <w:t>Les adorateurs de Baal (</w:t>
       </w:r>
       <w:hyperlink r:id="rId68">
         <w:r>
           <w:rPr>
+            <w:lang w:val="fr_FR" w:bidi="fr_FR"/>
+          </w:rPr>
+          <w:rPr>
             <w:color w:val="0000EE"/>
             <w:u w:val="single"/>
           </w:rPr>
@@ -1290,11 +2393,17 @@
         </w:r>
       </w:hyperlink>
       <w:r>
+        <w:rPr>
+          <w:lang w:val="fr_FR" w:bidi="fr_FR"/>
+        </w:rPr>
         <w:t>) et les Philistins ne seraient jamais rétablis (</w:t>
       </w:r>
       <w:hyperlink r:id="rId69">
         <w:r>
           <w:rPr>
+            <w:lang w:val="fr_FR" w:bidi="fr_FR"/>
+          </w:rPr>
+          <w:rPr>
             <w:color w:val="0000EE"/>
             <w:u w:val="single"/>
           </w:rPr>
@@ -1302,11 +2411,17 @@
         </w:r>
       </w:hyperlink>
       <w:r>
+        <w:rPr>
+          <w:lang w:val="fr_FR" w:bidi="fr_FR"/>
+        </w:rPr>
         <w:t xml:space="preserve"> ; voir aussi </w:t>
       </w:r>
       <w:hyperlink r:id="rId70">
         <w:r>
           <w:rPr>
+            <w:lang w:val="fr_FR" w:bidi="fr_FR"/>
+          </w:rPr>
+          <w:rPr>
             <w:color w:val="0000EE"/>
             <w:u w:val="single"/>
           </w:rPr>
@@ -1314,11 +2429,17 @@
         </w:r>
       </w:hyperlink>
       <w:r>
+        <w:rPr>
+          <w:lang w:val="fr_FR" w:bidi="fr_FR"/>
+        </w:rPr>
         <w:t>). En revanche, Dieu a promis de ramener le reste de son peuple dans leur pays, de prendre soin d’eux et de les rétablir dans la prospérité (</w:t>
       </w:r>
       <w:hyperlink r:id="rId71">
         <w:r>
           <w:rPr>
+            <w:lang w:val="fr_FR" w:bidi="fr_FR"/>
+          </w:rPr>
+          <w:rPr>
             <w:color w:val="0000EE"/>
             <w:u w:val="single"/>
           </w:rPr>
@@ -1326,11 +2447,17 @@
         </w:r>
       </w:hyperlink>
       <w:r>
+        <w:rPr>
+          <w:lang w:val="fr_FR" w:bidi="fr_FR"/>
+        </w:rPr>
         <w:t xml:space="preserve">; </w:t>
       </w:r>
       <w:hyperlink r:id="rId72">
         <w:r>
           <w:rPr>
+            <w:lang w:val="fr_FR" w:bidi="fr_FR"/>
+          </w:rPr>
+          <w:rPr>
             <w:color w:val="0000EE"/>
             <w:u w:val="single"/>
           </w:rPr>
@@ -1338,11 +2465,17 @@
         </w:r>
       </w:hyperlink>
       <w:r>
+        <w:rPr>
+          <w:lang w:val="fr_FR" w:bidi="fr_FR"/>
+        </w:rPr>
         <w:t xml:space="preserve"> ; </w:t>
       </w:r>
       <w:hyperlink r:id="rId73">
         <w:r>
           <w:rPr>
+            <w:lang w:val="fr_FR" w:bidi="fr_FR"/>
+          </w:rPr>
+          <w:rPr>
             <w:color w:val="0000EE"/>
             <w:u w:val="single"/>
           </w:rPr>
@@ -1350,11 +2483,17 @@
         </w:r>
       </w:hyperlink>
       <w:r>
+        <w:rPr>
+          <w:lang w:val="fr_FR" w:bidi="fr_FR"/>
+        </w:rPr>
         <w:t xml:space="preserve">; </w:t>
       </w:r>
       <w:hyperlink r:id="rId74">
         <w:r>
           <w:rPr>
+            <w:lang w:val="fr_FR" w:bidi="fr_FR"/>
+          </w:rPr>
+          <w:rPr>
             <w:color w:val="0000EE"/>
             <w:u w:val="single"/>
           </w:rPr>
@@ -1362,11 +2501,17 @@
         </w:r>
       </w:hyperlink>
       <w:r>
+        <w:rPr>
+          <w:lang w:val="fr_FR" w:bidi="fr_FR"/>
+        </w:rPr>
         <w:t xml:space="preserve">, </w:t>
       </w:r>
       <w:hyperlink r:id="rId75">
         <w:r>
           <w:rPr>
+            <w:lang w:val="fr_FR" w:bidi="fr_FR"/>
+          </w:rPr>
+          <w:rPr>
             <w:color w:val="0000EE"/>
             <w:u w:val="single"/>
           </w:rPr>
@@ -1374,31 +2519,65 @@
         </w:r>
       </w:hyperlink>
       <w:r>
+        <w:rPr>
+          <w:lang w:val="fr_FR" w:bidi="fr_FR"/>
+        </w:rPr>
         <w:t>).</w:t>
       </w:r>
-      <w:r/>
-      <w:r/>
-    </w:p>
-    <w:p>
-      <w:r/>
+      <w:r>
+        <w:rPr>
+          <w:lang w:val="fr_FR" w:bidi="fr_FR"/>
+        </w:rPr>
+      </w:r>
+      <w:r>
+        <w:rPr>
+          <w:lang w:val="fr_FR" w:bidi="fr_FR"/>
+        </w:rPr>
+      </w:r>
+    </w:p>
+    <w:p>
+      <w:pPr/>
+      <w:r>
+        <w:rPr>
+          <w:lang w:val="fr_FR" w:bidi="fr_FR"/>
+        </w:rPr>
+      </w:r>
     </w:p>
     <w:p>
       <w:pPr>
         <w:pStyle w:val="Heading2"/>
       </w:pPr>
       <w:r>
+        <w:rPr>
+          <w:lang w:val="fr_FR" w:bidi="fr_FR"/>
+        </w:rPr>
         <w:t>Sophonie 2.8</w:t>
       </w:r>
-      <w:r/>
-    </w:p>
-    <w:p>
-      <w:r/>
-      <w:r>
+      <w:r>
+        <w:rPr>
+          <w:lang w:val="fr_FR" w:bidi="fr_FR"/>
+        </w:rPr>
+      </w:r>
+    </w:p>
+    <w:p>
+      <w:pPr/>
+      <w:r>
+        <w:rPr>
+          <w:lang w:val="fr_FR" w:bidi="fr_FR"/>
+        </w:rPr>
+      </w:r>
+      <w:r>
+        <w:rPr>
+          <w:lang w:val="fr_FR" w:bidi="fr_FR"/>
+        </w:rPr>
         <w:t xml:space="preserve">Les Moabites et les Ammonites étaient les ennemis traditionnels d’Israël. Les Israélites se battaient fréquemment contre eux (voir </w:t>
       </w:r>
       <w:hyperlink r:id="rId76">
         <w:r>
           <w:rPr>
+            <w:lang w:val="fr_FR" w:bidi="fr_FR"/>
+          </w:rPr>
+          <w:rPr>
             <w:color w:val="0000EE"/>
             <w:u w:val="single"/>
           </w:rPr>
@@ -1406,11 +2585,17 @@
         </w:r>
       </w:hyperlink>
       <w:r>
+        <w:rPr>
+          <w:lang w:val="fr_FR" w:bidi="fr_FR"/>
+        </w:rPr>
         <w:t xml:space="preserve"> ; </w:t>
       </w:r>
       <w:hyperlink r:id="rId77">
         <w:r>
           <w:rPr>
+            <w:lang w:val="fr_FR" w:bidi="fr_FR"/>
+          </w:rPr>
+          <w:rPr>
             <w:color w:val="0000EE"/>
             <w:u w:val="single"/>
           </w:rPr>
@@ -1418,11 +2603,17 @@
         </w:r>
       </w:hyperlink>
       <w:r>
+        <w:rPr>
+          <w:lang w:val="fr_FR" w:bidi="fr_FR"/>
+        </w:rPr>
         <w:t xml:space="preserve">), et ils restèrent les ennemis d’Israël jusqu’à la fin (voir </w:t>
       </w:r>
       <w:hyperlink r:id="rId78">
         <w:r>
           <w:rPr>
+            <w:lang w:val="fr_FR" w:bidi="fr_FR"/>
+          </w:rPr>
+          <w:rPr>
             <w:color w:val="0000EE"/>
             <w:u w:val="single"/>
           </w:rPr>
@@ -1430,11 +2621,17 @@
         </w:r>
       </w:hyperlink>
       <w:r>
+        <w:rPr>
+          <w:lang w:val="fr_FR" w:bidi="fr_FR"/>
+        </w:rPr>
         <w:t xml:space="preserve"> ; </w:t>
       </w:r>
       <w:hyperlink r:id="rId79">
         <w:r>
           <w:rPr>
+            <w:lang w:val="fr_FR" w:bidi="fr_FR"/>
+          </w:rPr>
+          <w:rPr>
             <w:color w:val="0000EE"/>
             <w:u w:val="single"/>
           </w:rPr>
@@ -1442,11 +2639,17 @@
         </w:r>
       </w:hyperlink>
       <w:r>
+        <w:rPr>
+          <w:lang w:val="fr_FR" w:bidi="fr_FR"/>
+        </w:rPr>
         <w:t xml:space="preserve">). • Quand ils insultaient… contre ses frontières : Les Israélites ont non seulement subi des attaques répétées des Moabites et des Ammonites (voir </w:t>
       </w:r>
       <w:hyperlink r:id="rId80">
         <w:r>
           <w:rPr>
+            <w:lang w:val="fr_FR" w:bidi="fr_FR"/>
+          </w:rPr>
+          <w:rPr>
             <w:color w:val="0000EE"/>
             <w:u w:val="single"/>
           </w:rPr>
@@ -1454,31 +2657,65 @@
         </w:r>
       </w:hyperlink>
       <w:r>
+        <w:rPr>
+          <w:lang w:val="fr_FR" w:bidi="fr_FR"/>
+        </w:rPr>
         <w:t>), mais ont également enduré leurs insultes face à leurs succès.</w:t>
       </w:r>
-      <w:r/>
-      <w:r/>
-    </w:p>
-    <w:p>
-      <w:r/>
+      <w:r>
+        <w:rPr>
+          <w:lang w:val="fr_FR" w:bidi="fr_FR"/>
+        </w:rPr>
+      </w:r>
+      <w:r>
+        <w:rPr>
+          <w:lang w:val="fr_FR" w:bidi="fr_FR"/>
+        </w:rPr>
+      </w:r>
+    </w:p>
+    <w:p>
+      <w:pPr/>
+      <w:r>
+        <w:rPr>
+          <w:lang w:val="fr_FR" w:bidi="fr_FR"/>
+        </w:rPr>
+      </w:r>
     </w:p>
     <w:p>
       <w:pPr>
         <w:pStyle w:val="Heading2"/>
       </w:pPr>
       <w:r>
+        <w:rPr>
+          <w:lang w:val="fr_FR" w:bidi="fr_FR"/>
+        </w:rPr>
         <w:t>Sophonie 2.9</w:t>
       </w:r>
-      <w:r/>
-    </w:p>
-    <w:p>
-      <w:r/>
-      <w:r>
+      <w:r>
+        <w:rPr>
+          <w:lang w:val="fr_FR" w:bidi="fr_FR"/>
+        </w:rPr>
+      </w:r>
+    </w:p>
+    <w:p>
+      <w:pPr/>
+      <w:r>
+        <w:rPr>
+          <w:lang w:val="fr_FR" w:bidi="fr_FR"/>
+        </w:rPr>
+      </w:r>
+      <w:r>
+        <w:rPr>
+          <w:lang w:val="fr_FR" w:bidi="fr_FR"/>
+        </w:rPr>
         <w:t>La destruction de Sodome et Gomorrhe sert d’exemple du jugement sévère de Dieu sur le péché, tant dans l’Ancien Testament (</w:t>
       </w:r>
       <w:hyperlink r:id="rId81">
         <w:r>
           <w:rPr>
+            <w:lang w:val="fr_FR" w:bidi="fr_FR"/>
+          </w:rPr>
+          <w:rPr>
             <w:color w:val="0000EE"/>
             <w:u w:val="single"/>
           </w:rPr>
@@ -1486,11 +2723,17 @@
         </w:r>
       </w:hyperlink>
       <w:r>
+        <w:rPr>
+          <w:lang w:val="fr_FR" w:bidi="fr_FR"/>
+        </w:rPr>
         <w:t xml:space="preserve"> ; </w:t>
       </w:r>
       <w:hyperlink r:id="rId82">
         <w:r>
           <w:rPr>
+            <w:lang w:val="fr_FR" w:bidi="fr_FR"/>
+          </w:rPr>
+          <w:rPr>
             <w:color w:val="0000EE"/>
             <w:u w:val="single"/>
           </w:rPr>
@@ -1498,11 +2741,17 @@
         </w:r>
       </w:hyperlink>
       <w:r>
+        <w:rPr>
+          <w:lang w:val="fr_FR" w:bidi="fr_FR"/>
+        </w:rPr>
         <w:t xml:space="preserve"> ; </w:t>
       </w:r>
       <w:hyperlink r:id="rId83">
         <w:r>
           <w:rPr>
+            <w:lang w:val="fr_FR" w:bidi="fr_FR"/>
+          </w:rPr>
+          <w:rPr>
             <w:color w:val="0000EE"/>
             <w:u w:val="single"/>
           </w:rPr>
@@ -1510,11 +2759,17 @@
         </w:r>
       </w:hyperlink>
       <w:r>
+        <w:rPr>
+          <w:lang w:val="fr_FR" w:bidi="fr_FR"/>
+        </w:rPr>
         <w:t xml:space="preserve">; </w:t>
       </w:r>
       <w:hyperlink r:id="rId84">
         <w:r>
           <w:rPr>
+            <w:lang w:val="fr_FR" w:bidi="fr_FR"/>
+          </w:rPr>
+          <w:rPr>
             <w:color w:val="0000EE"/>
             <w:u w:val="single"/>
           </w:rPr>
@@ -1522,11 +2777,17 @@
         </w:r>
       </w:hyperlink>
       <w:r>
+        <w:rPr>
+          <w:lang w:val="fr_FR" w:bidi="fr_FR"/>
+        </w:rPr>
         <w:t>) que dans le Nouveau Testament (</w:t>
       </w:r>
       <w:hyperlink r:id="rId85">
         <w:r>
           <w:rPr>
+            <w:lang w:val="fr_FR" w:bidi="fr_FR"/>
+          </w:rPr>
+          <w:rPr>
             <w:color w:val="0000EE"/>
             <w:u w:val="single"/>
           </w:rPr>
@@ -1534,11 +2795,17 @@
         </w:r>
       </w:hyperlink>
       <w:r>
+        <w:rPr>
+          <w:lang w:val="fr_FR" w:bidi="fr_FR"/>
+        </w:rPr>
         <w:t xml:space="preserve"> ; </w:t>
       </w:r>
       <w:hyperlink r:id="rId86">
         <w:r>
           <w:rPr>
+            <w:lang w:val="fr_FR" w:bidi="fr_FR"/>
+          </w:rPr>
+          <w:rPr>
             <w:color w:val="0000EE"/>
             <w:u w:val="single"/>
           </w:rPr>
@@ -1546,11 +2813,17 @@
         </w:r>
       </w:hyperlink>
       <w:r>
+        <w:rPr>
+          <w:lang w:val="fr_FR" w:bidi="fr_FR"/>
+        </w:rPr>
         <w:t xml:space="preserve"> ; </w:t>
       </w:r>
       <w:hyperlink r:id="rId87">
         <w:r>
           <w:rPr>
+            <w:lang w:val="fr_FR" w:bidi="fr_FR"/>
+          </w:rPr>
+          <w:rPr>
             <w:color w:val="0000EE"/>
             <w:u w:val="single"/>
           </w:rPr>
@@ -1558,11 +2831,17 @@
         </w:r>
       </w:hyperlink>
       <w:r>
+        <w:rPr>
+          <w:lang w:val="fr_FR" w:bidi="fr_FR"/>
+        </w:rPr>
         <w:t>). • une mine de sel : synonyme de terre salée (</w:t>
       </w:r>
       <w:hyperlink r:id="rId81">
         <w:r>
           <w:rPr>
+            <w:lang w:val="fr_FR" w:bidi="fr_FR"/>
+          </w:rPr>
+          <w:rPr>
             <w:color w:val="0000EE"/>
             <w:u w:val="single"/>
           </w:rPr>
@@ -1570,11 +2849,17 @@
         </w:r>
       </w:hyperlink>
       <w:r>
+        <w:rPr>
+          <w:lang w:val="fr_FR" w:bidi="fr_FR"/>
+        </w:rPr>
         <w:t xml:space="preserve"> ; </w:t>
       </w:r>
       <w:hyperlink r:id="rId88">
         <w:r>
           <w:rPr>
+            <w:lang w:val="fr_FR" w:bidi="fr_FR"/>
+          </w:rPr>
+          <w:rPr>
             <w:color w:val="0000EE"/>
             <w:u w:val="single"/>
           </w:rPr>
@@ -1582,11 +2867,17 @@
         </w:r>
       </w:hyperlink>
       <w:r>
+        <w:rPr>
+          <w:lang w:val="fr_FR" w:bidi="fr_FR"/>
+        </w:rPr>
         <w:t xml:space="preserve">; </w:t>
       </w:r>
       <w:hyperlink r:id="rId89">
         <w:r>
           <w:rPr>
+            <w:lang w:val="fr_FR" w:bidi="fr_FR"/>
+          </w:rPr>
+          <w:rPr>
             <w:color w:val="0000EE"/>
             <w:u w:val="single"/>
           </w:rPr>
@@ -1594,11 +2885,17 @@
         </w:r>
       </w:hyperlink>
       <w:r>
+        <w:rPr>
+          <w:lang w:val="fr_FR" w:bidi="fr_FR"/>
+        </w:rPr>
         <w:t xml:space="preserve">). Ensemencer la terre avec du sel était un signe de jugement permanent (voir </w:t>
       </w:r>
       <w:hyperlink r:id="rId90">
         <w:r>
           <w:rPr>
+            <w:lang w:val="fr_FR" w:bidi="fr_FR"/>
+          </w:rPr>
+          <w:rPr>
             <w:color w:val="0000EE"/>
             <w:u w:val="single"/>
           </w:rPr>
@@ -1606,31 +2903,65 @@
         </w:r>
       </w:hyperlink>
       <w:r>
+        <w:rPr>
+          <w:lang w:val="fr_FR" w:bidi="fr_FR"/>
+        </w:rPr>
         <w:t>) car cette action rendait le sol stérile.</w:t>
       </w:r>
-      <w:r/>
-      <w:r/>
-    </w:p>
-    <w:p>
-      <w:r/>
+      <w:r>
+        <w:rPr>
+          <w:lang w:val="fr_FR" w:bidi="fr_FR"/>
+        </w:rPr>
+      </w:r>
+      <w:r>
+        <w:rPr>
+          <w:lang w:val="fr_FR" w:bidi="fr_FR"/>
+        </w:rPr>
+      </w:r>
+    </w:p>
+    <w:p>
+      <w:pPr/>
+      <w:r>
+        <w:rPr>
+          <w:lang w:val="fr_FR" w:bidi="fr_FR"/>
+        </w:rPr>
+      </w:r>
     </w:p>
     <w:p>
       <w:pPr>
         <w:pStyle w:val="Heading2"/>
       </w:pPr>
       <w:r>
+        <w:rPr>
+          <w:lang w:val="fr_FR" w:bidi="fr_FR"/>
+        </w:rPr>
         <w:t>Sophonie 2.11</w:t>
       </w:r>
-      <w:r/>
-    </w:p>
-    <w:p>
-      <w:r/>
-      <w:r>
+      <w:r>
+        <w:rPr>
+          <w:lang w:val="fr_FR" w:bidi="fr_FR"/>
+        </w:rPr>
+      </w:r>
+    </w:p>
+    <w:p>
+      <w:pPr/>
+      <w:r>
+        <w:rPr>
+          <w:lang w:val="fr_FR" w:bidi="fr_FR"/>
+        </w:rPr>
+      </w:r>
+      <w:r>
+        <w:rPr>
+          <w:lang w:val="fr_FR" w:bidi="fr_FR"/>
+        </w:rPr>
         <w:t>chacun se prosternera devant lui dans son pays : À la fin de l'histoire, tous les peuples en tous lieux adoreront Dieu seul (</w:t>
       </w:r>
       <w:hyperlink r:id="rId91">
         <w:r>
           <w:rPr>
+            <w:lang w:val="fr_FR" w:bidi="fr_FR"/>
+          </w:rPr>
+          <w:rPr>
             <w:color w:val="0000EE"/>
             <w:u w:val="single"/>
           </w:rPr>
@@ -1638,11 +2969,17 @@
         </w:r>
       </w:hyperlink>
       <w:r>
+        <w:rPr>
+          <w:lang w:val="fr_FR" w:bidi="fr_FR"/>
+        </w:rPr>
         <w:t xml:space="preserve"> ; </w:t>
       </w:r>
       <w:hyperlink r:id="rId92">
         <w:r>
           <w:rPr>
+            <w:lang w:val="fr_FR" w:bidi="fr_FR"/>
+          </w:rPr>
+          <w:rPr>
             <w:color w:val="0000EE"/>
             <w:u w:val="single"/>
           </w:rPr>
@@ -1650,11 +2987,17 @@
         </w:r>
       </w:hyperlink>
       <w:r>
+        <w:rPr>
+          <w:lang w:val="fr_FR" w:bidi="fr_FR"/>
+        </w:rPr>
         <w:t xml:space="preserve"> ; </w:t>
       </w:r>
       <w:hyperlink r:id="rId93">
         <w:r>
           <w:rPr>
+            <w:lang w:val="fr_FR" w:bidi="fr_FR"/>
+          </w:rPr>
+          <w:rPr>
             <w:color w:val="0000EE"/>
             <w:u w:val="single"/>
           </w:rPr>
@@ -1662,11 +3005,17 @@
         </w:r>
       </w:hyperlink>
       <w:r>
+        <w:rPr>
+          <w:lang w:val="fr_FR" w:bidi="fr_FR"/>
+        </w:rPr>
         <w:t xml:space="preserve"> ; </w:t>
       </w:r>
       <w:hyperlink r:id="rId94">
         <w:r>
           <w:rPr>
+            <w:lang w:val="fr_FR" w:bidi="fr_FR"/>
+          </w:rPr>
+          <w:rPr>
             <w:color w:val="0000EE"/>
             <w:u w:val="single"/>
           </w:rPr>
@@ -1674,60 +3023,126 @@
         </w:r>
       </w:hyperlink>
       <w:r>
+        <w:rPr>
+          <w:lang w:val="fr_FR" w:bidi="fr_FR"/>
+        </w:rPr>
         <w:t>).</w:t>
       </w:r>
-      <w:r/>
-      <w:r/>
-    </w:p>
-    <w:p>
-      <w:r/>
+      <w:r>
+        <w:rPr>
+          <w:lang w:val="fr_FR" w:bidi="fr_FR"/>
+        </w:rPr>
+      </w:r>
+      <w:r>
+        <w:rPr>
+          <w:lang w:val="fr_FR" w:bidi="fr_FR"/>
+        </w:rPr>
+      </w:r>
+    </w:p>
+    <w:p>
+      <w:pPr/>
+      <w:r>
+        <w:rPr>
+          <w:lang w:val="fr_FR" w:bidi="fr_FR"/>
+        </w:rPr>
+      </w:r>
     </w:p>
     <w:p>
       <w:pPr>
         <w:pStyle w:val="Heading2"/>
       </w:pPr>
       <w:r>
+        <w:rPr>
+          <w:lang w:val="fr_FR" w:bidi="fr_FR"/>
+        </w:rPr>
         <w:t>Sophonie 2.12</w:t>
       </w:r>
-      <w:r/>
-    </w:p>
-    <w:p>
-      <w:r/>
-      <w:r>
+      <w:r>
+        <w:rPr>
+          <w:lang w:val="fr_FR" w:bidi="fr_FR"/>
+        </w:rPr>
+      </w:r>
+    </w:p>
+    <w:p>
+      <w:pPr/>
+      <w:r>
+        <w:rPr>
+          <w:lang w:val="fr_FR" w:bidi="fr_FR"/>
+        </w:rPr>
+      </w:r>
+      <w:r>
+        <w:rPr>
+          <w:lang w:val="fr_FR" w:bidi="fr_FR"/>
+        </w:rPr>
         <w:t xml:space="preserve">Éthiopiens : en hébreu </w:t>
       </w:r>
       <w:r>
         <w:rPr>
           <w:i/>
+          <w:lang w:val="fr_FR" w:bidi="fr_FR"/>
         </w:rPr>
         <w:t>Cushites.</w:t>
       </w:r>
       <w:r>
+        <w:rPr>
+          <w:lang w:val="fr_FR" w:bidi="fr_FR"/>
+        </w:rPr>
         <w:t xml:space="preserve"> Bien que le terme hébreu puisse désigner toute nation ou tout peuple le long de la frontière au sud du monde connu de cette époque, ici, il désigne spécifiquement la dynastie éthiopienne qui a régné sur l’Égypte.</w:t>
       </w:r>
-      <w:r/>
-      <w:r/>
-    </w:p>
-    <w:p>
-      <w:r/>
+      <w:r>
+        <w:rPr>
+          <w:lang w:val="fr_FR" w:bidi="fr_FR"/>
+        </w:rPr>
+      </w:r>
+      <w:r>
+        <w:rPr>
+          <w:lang w:val="fr_FR" w:bidi="fr_FR"/>
+        </w:rPr>
+      </w:r>
+    </w:p>
+    <w:p>
+      <w:pPr/>
+      <w:r>
+        <w:rPr>
+          <w:lang w:val="fr_FR" w:bidi="fr_FR"/>
+        </w:rPr>
+      </w:r>
     </w:p>
     <w:p>
       <w:pPr>
         <w:pStyle w:val="Heading2"/>
       </w:pPr>
       <w:r>
+        <w:rPr>
+          <w:lang w:val="fr_FR" w:bidi="fr_FR"/>
+        </w:rPr>
         <w:t>Sophonie 2.13</w:t>
       </w:r>
-      <w:r/>
-    </w:p>
-    <w:p>
-      <w:r/>
-      <w:r>
+      <w:r>
+        <w:rPr>
+          <w:lang w:val="fr_FR" w:bidi="fr_FR"/>
+        </w:rPr>
+      </w:r>
+    </w:p>
+    <w:p>
+      <w:pPr/>
+      <w:r>
+        <w:rPr>
+          <w:lang w:val="fr_FR" w:bidi="fr_FR"/>
+        </w:rPr>
+      </w:r>
+      <w:r>
+        <w:rPr>
+          <w:lang w:val="fr_FR" w:bidi="fr_FR"/>
+        </w:rPr>
         <w:t>Sophonie passe du sud (</w:t>
       </w:r>
       <w:hyperlink r:id="rId58">
         <w:r>
           <w:rPr>
+            <w:lang w:val="fr_FR" w:bidi="fr_FR"/>
+          </w:rPr>
+          <w:rPr>
             <w:color w:val="0000EE"/>
             <w:u w:val="single"/>
           </w:rPr>
@@ -1735,51 +3150,113 @@
         </w:r>
       </w:hyperlink>
       <w:r>
+        <w:rPr>
+          <w:lang w:val="fr_FR" w:bidi="fr_FR"/>
+        </w:rPr>
         <w:t>) au nord. Comme Nahum avant lui, il annonce la disparition imminente de l’Assyrie.</w:t>
       </w:r>
-      <w:r/>
-      <w:r/>
-    </w:p>
-    <w:p>
-      <w:r/>
+      <w:r>
+        <w:rPr>
+          <w:lang w:val="fr_FR" w:bidi="fr_FR"/>
+        </w:rPr>
+      </w:r>
+      <w:r>
+        <w:rPr>
+          <w:lang w:val="fr_FR" w:bidi="fr_FR"/>
+        </w:rPr>
+      </w:r>
+    </w:p>
+    <w:p>
+      <w:pPr/>
+      <w:r>
+        <w:rPr>
+          <w:lang w:val="fr_FR" w:bidi="fr_FR"/>
+        </w:rPr>
+      </w:r>
     </w:p>
     <w:p>
       <w:pPr>
         <w:pStyle w:val="Heading2"/>
       </w:pPr>
       <w:r>
+        <w:rPr>
+          <w:lang w:val="fr_FR" w:bidi="fr_FR"/>
+        </w:rPr>
         <w:t>Sophonie 2.14</w:t>
       </w:r>
-      <w:r/>
-    </w:p>
-    <w:p>
-      <w:r/>
-      <w:r>
+      <w:r>
+        <w:rPr>
+          <w:lang w:val="fr_FR" w:bidi="fr_FR"/>
+        </w:rPr>
+      </w:r>
+    </w:p>
+    <w:p>
+      <w:pPr/>
+      <w:r>
+        <w:rPr>
+          <w:lang w:val="fr_FR" w:bidi="fr_FR"/>
+        </w:rPr>
+      </w:r>
+      <w:r>
+        <w:rPr>
+          <w:lang w:val="fr_FR" w:bidi="fr_FR"/>
+        </w:rPr>
         <w:t>Pour bien faire comprendre le destin de Ninive, Sophonie invoque des métaphores puissantes : les décombres rempliront les portes par lesquelles les riches et les puissants de Ninive passaient autrefois. Les sons étranges des hiboux hululant aux fenêtres accentueront la désolation de la ville.</w:t>
       </w:r>
-      <w:r/>
-      <w:r/>
-    </w:p>
-    <w:p>
-      <w:r/>
+      <w:r>
+        <w:rPr>
+          <w:lang w:val="fr_FR" w:bidi="fr_FR"/>
+        </w:rPr>
+      </w:r>
+      <w:r>
+        <w:rPr>
+          <w:lang w:val="fr_FR" w:bidi="fr_FR"/>
+        </w:rPr>
+      </w:r>
+    </w:p>
+    <w:p>
+      <w:pPr/>
+      <w:r>
+        <w:rPr>
+          <w:lang w:val="fr_FR" w:bidi="fr_FR"/>
+        </w:rPr>
+      </w:r>
     </w:p>
     <w:p>
       <w:pPr>
         <w:pStyle w:val="Heading2"/>
       </w:pPr>
       <w:r>
+        <w:rPr>
+          <w:lang w:val="fr_FR" w:bidi="fr_FR"/>
+        </w:rPr>
         <w:t>Sophonie 2.15</w:t>
       </w:r>
-      <w:r/>
-    </w:p>
-    <w:p>
-      <w:r/>
-      <w:r>
+      <w:r>
+        <w:rPr>
+          <w:lang w:val="fr_FR" w:bidi="fr_FR"/>
+        </w:rPr>
+      </w:r>
+    </w:p>
+    <w:p>
+      <w:pPr/>
+      <w:r>
+        <w:rPr>
+          <w:lang w:val="fr_FR" w:bidi="fr_FR"/>
+        </w:rPr>
+      </w:r>
+      <w:r>
+        <w:rPr>
+          <w:lang w:val="fr_FR" w:bidi="fr_FR"/>
+        </w:rPr>
         <w:t xml:space="preserve">en ruines : Le destin était si certain et irréversible (voir </w:t>
       </w:r>
       <w:hyperlink r:id="rId95">
         <w:r>
           <w:rPr>
+            <w:lang w:val="fr_FR" w:bidi="fr_FR"/>
+          </w:rPr>
+          <w:rPr>
             <w:color w:val="0000EE"/>
             <w:u w:val="single"/>
           </w:rPr>
@@ -1787,11 +3264,17 @@
         </w:r>
       </w:hyperlink>
       <w:r>
+        <w:rPr>
+          <w:lang w:val="fr_FR" w:bidi="fr_FR"/>
+        </w:rPr>
         <w:t xml:space="preserve">; </w:t>
       </w:r>
       <w:hyperlink r:id="rId96">
         <w:r>
           <w:rPr>
+            <w:lang w:val="fr_FR" w:bidi="fr_FR"/>
+          </w:rPr>
+          <w:rPr>
             <w:color w:val="0000EE"/>
             <w:u w:val="single"/>
           </w:rPr>
@@ -1799,11 +3282,17 @@
         </w:r>
       </w:hyperlink>
       <w:r>
+        <w:rPr>
+          <w:lang w:val="fr_FR" w:bidi="fr_FR"/>
+        </w:rPr>
         <w:t xml:space="preserve">; </w:t>
       </w:r>
       <w:hyperlink r:id="rId97">
         <w:r>
           <w:rPr>
+            <w:lang w:val="fr_FR" w:bidi="fr_FR"/>
+          </w:rPr>
+          <w:rPr>
             <w:color w:val="0000EE"/>
             <w:u w:val="single"/>
           </w:rPr>
@@ -1811,31 +3300,65 @@
         </w:r>
       </w:hyperlink>
       <w:r>
+        <w:rPr>
+          <w:lang w:val="fr_FR" w:bidi="fr_FR"/>
+        </w:rPr>
         <w:t>) que Sophonie ne voyait aucun avenir pour l’Assyrie ou sa capitale. La dévastation de Ninive était si complète que l’historien grec Xénophon est passé une fois par ses ruines sans savoir qu’elles étaient là. • siffleront et agiteront la main : Ceux qui ont souffert sous l’empire cruel de l’Assyrie seraient heureux de voir sa chute.</w:t>
       </w:r>
-      <w:r/>
-      <w:r/>
-    </w:p>
-    <w:p>
-      <w:r/>
+      <w:r>
+        <w:rPr>
+          <w:lang w:val="fr_FR" w:bidi="fr_FR"/>
+        </w:rPr>
+      </w:r>
+      <w:r>
+        <w:rPr>
+          <w:lang w:val="fr_FR" w:bidi="fr_FR"/>
+        </w:rPr>
+      </w:r>
+    </w:p>
+    <w:p>
+      <w:pPr/>
+      <w:r>
+        <w:rPr>
+          <w:lang w:val="fr_FR" w:bidi="fr_FR"/>
+        </w:rPr>
+      </w:r>
     </w:p>
     <w:p>
       <w:pPr>
         <w:pStyle w:val="Heading2"/>
       </w:pPr>
       <w:r>
+        <w:rPr>
+          <w:lang w:val="fr_FR" w:bidi="fr_FR"/>
+        </w:rPr>
         <w:t>Sophonie 3.1</w:t>
       </w:r>
-      <w:r/>
-    </w:p>
-    <w:p>
-      <w:r/>
-      <w:r>
+      <w:r>
+        <w:rPr>
+          <w:lang w:val="fr_FR" w:bidi="fr_FR"/>
+        </w:rPr>
+      </w:r>
+    </w:p>
+    <w:p>
+      <w:pPr/>
+      <w:r>
+        <w:rPr>
+          <w:lang w:val="fr_FR" w:bidi="fr_FR"/>
+        </w:rPr>
+      </w:r>
+      <w:r>
+        <w:rPr>
+          <w:lang w:val="fr_FR" w:bidi="fr_FR"/>
+        </w:rPr>
         <w:t>La Jérusalem polluée s’était éloignée de son appel à être une ville sainte (</w:t>
       </w:r>
       <w:hyperlink r:id="rId98">
         <w:r>
           <w:rPr>
+            <w:lang w:val="fr_FR" w:bidi="fr_FR"/>
+          </w:rPr>
+          <w:rPr>
             <w:color w:val="0000EE"/>
             <w:u w:val="single"/>
           </w:rPr>
@@ -1843,51 +3366,113 @@
         </w:r>
       </w:hyperlink>
       <w:r>
+        <w:rPr>
+          <w:lang w:val="fr_FR" w:bidi="fr_FR"/>
+        </w:rPr>
         <w:t>).</w:t>
       </w:r>
-      <w:r/>
-      <w:r/>
-    </w:p>
-    <w:p>
-      <w:r/>
+      <w:r>
+        <w:rPr>
+          <w:lang w:val="fr_FR" w:bidi="fr_FR"/>
+        </w:rPr>
+      </w:r>
+      <w:r>
+        <w:rPr>
+          <w:lang w:val="fr_FR" w:bidi="fr_FR"/>
+        </w:rPr>
+      </w:r>
+    </w:p>
+    <w:p>
+      <w:pPr/>
+      <w:r>
+        <w:rPr>
+          <w:lang w:val="fr_FR" w:bidi="fr_FR"/>
+        </w:rPr>
+      </w:r>
     </w:p>
     <w:p>
       <w:pPr>
         <w:pStyle w:val="Heading2"/>
       </w:pPr>
       <w:r>
+        <w:rPr>
+          <w:lang w:val="fr_FR" w:bidi="fr_FR"/>
+        </w:rPr>
         <w:t>Sophonie 3.1–8</w:t>
       </w:r>
-      <w:r/>
-    </w:p>
-    <w:p>
-      <w:r/>
-      <w:r>
+      <w:r>
+        <w:rPr>
+          <w:lang w:val="fr_FR" w:bidi="fr_FR"/>
+        </w:rPr>
+      </w:r>
+    </w:p>
+    <w:p>
+      <w:pPr/>
+      <w:r>
+        <w:rPr>
+          <w:lang w:val="fr_FR" w:bidi="fr_FR"/>
+        </w:rPr>
+      </w:r>
+      <w:r>
+        <w:rPr>
+          <w:lang w:val="fr_FR" w:bidi="fr_FR"/>
+        </w:rPr>
         <w:t>Sophonie délivre un message de tristesse pour Juda et Jérusalem et les exhorte à attendre patiemment les résultats du juste jugement de Dieu.</w:t>
       </w:r>
-      <w:r/>
-      <w:r/>
-    </w:p>
-    <w:p>
-      <w:r/>
+      <w:r>
+        <w:rPr>
+          <w:lang w:val="fr_FR" w:bidi="fr_FR"/>
+        </w:rPr>
+      </w:r>
+      <w:r>
+        <w:rPr>
+          <w:lang w:val="fr_FR" w:bidi="fr_FR"/>
+        </w:rPr>
+      </w:r>
+    </w:p>
+    <w:p>
+      <w:pPr/>
+      <w:r>
+        <w:rPr>
+          <w:lang w:val="fr_FR" w:bidi="fr_FR"/>
+        </w:rPr>
+      </w:r>
     </w:p>
     <w:p>
       <w:pPr>
         <w:pStyle w:val="Heading2"/>
       </w:pPr>
       <w:r>
+        <w:rPr>
+          <w:lang w:val="fr_FR" w:bidi="fr_FR"/>
+        </w:rPr>
         <w:t>Sophonie 3.3–4</w:t>
       </w:r>
-      <w:r/>
-    </w:p>
-    <w:p>
-      <w:r/>
-      <w:r>
+      <w:r>
+        <w:rPr>
+          <w:lang w:val="fr_FR" w:bidi="fr_FR"/>
+        </w:rPr>
+      </w:r>
+    </w:p>
+    <w:p>
+      <w:pPr/>
+      <w:r>
+        <w:rPr>
+          <w:lang w:val="fr_FR" w:bidi="fr_FR"/>
+        </w:rPr>
+      </w:r>
+      <w:r>
+        <w:rPr>
+          <w:lang w:val="fr_FR" w:bidi="fr_FR"/>
+        </w:rPr>
         <w:t xml:space="preserve">Voir aussi les versets </w:t>
       </w:r>
       <w:hyperlink r:id="rId99">
         <w:r>
           <w:rPr>
+            <w:lang w:val="fr_FR" w:bidi="fr_FR"/>
+          </w:rPr>
+          <w:rPr>
             <w:color w:val="0000EE"/>
             <w:u w:val="single"/>
           </w:rPr>
@@ -1895,40 +3480,78 @@
         </w:r>
       </w:hyperlink>
       <w:r>
+        <w:rPr>
+          <w:lang w:val="fr_FR" w:bidi="fr_FR"/>
+        </w:rPr>
         <w:t>.</w:t>
       </w:r>
-      <w:r/>
-      <w:r/>
-    </w:p>
-    <w:p>
-      <w:r/>
+      <w:r>
+        <w:rPr>
+          <w:lang w:val="fr_FR" w:bidi="fr_FR"/>
+        </w:rPr>
+      </w:r>
+      <w:r>
+        <w:rPr>
+          <w:lang w:val="fr_FR" w:bidi="fr_FR"/>
+        </w:rPr>
+      </w:r>
+    </w:p>
+    <w:p>
+      <w:pPr/>
+      <w:r>
+        <w:rPr>
+          <w:lang w:val="fr_FR" w:bidi="fr_FR"/>
+        </w:rPr>
+      </w:r>
     </w:p>
     <w:p>
       <w:pPr>
         <w:pStyle w:val="Heading2"/>
       </w:pPr>
       <w:r>
+        <w:rPr>
+          <w:lang w:val="fr_FR" w:bidi="fr_FR"/>
+        </w:rPr>
         <w:t>Sophonie 3.5</w:t>
       </w:r>
-      <w:r/>
-    </w:p>
-    <w:p>
-      <w:r/>
-      <w:r>
+      <w:r>
+        <w:rPr>
+          <w:lang w:val="fr_FR" w:bidi="fr_FR"/>
+        </w:rPr>
+      </w:r>
+    </w:p>
+    <w:p>
+      <w:pPr/>
+      <w:r>
+        <w:rPr>
+          <w:lang w:val="fr_FR" w:bidi="fr_FR"/>
+        </w:rPr>
+      </w:r>
+      <w:r>
+        <w:rPr>
+          <w:lang w:val="fr_FR" w:bidi="fr_FR"/>
+        </w:rPr>
         <w:t>Il ne fait aucun mal</w:t>
       </w:r>
       <w:r>
         <w:rPr>
           <w:i/>
+          <w:lang w:val="fr_FR" w:bidi="fr_FR"/>
         </w:rPr>
         <w:t>,</w:t>
       </w:r>
       <w:r>
+        <w:rPr>
+          <w:lang w:val="fr_FR" w:bidi="fr_FR"/>
+        </w:rPr>
         <w:t xml:space="preserve"> contrairement aux personnes mentionnées aux versets </w:t>
       </w:r>
       <w:hyperlink r:id="rId100">
         <w:r>
           <w:rPr>
+            <w:lang w:val="fr_FR" w:bidi="fr_FR"/>
+          </w:rPr>
+          <w:rPr>
             <w:color w:val="0000EE"/>
             <w:u w:val="single"/>
           </w:rPr>
@@ -1936,31 +3559,65 @@
         </w:r>
       </w:hyperlink>
       <w:r>
+        <w:rPr>
+          <w:lang w:val="fr_FR" w:bidi="fr_FR"/>
+        </w:rPr>
         <w:t>.</w:t>
       </w:r>
-      <w:r/>
-      <w:r/>
-    </w:p>
-    <w:p>
-      <w:r/>
+      <w:r>
+        <w:rPr>
+          <w:lang w:val="fr_FR" w:bidi="fr_FR"/>
+        </w:rPr>
+      </w:r>
+      <w:r>
+        <w:rPr>
+          <w:lang w:val="fr_FR" w:bidi="fr_FR"/>
+        </w:rPr>
+      </w:r>
+    </w:p>
+    <w:p>
+      <w:pPr/>
+      <w:r>
+        <w:rPr>
+          <w:lang w:val="fr_FR" w:bidi="fr_FR"/>
+        </w:rPr>
+      </w:r>
     </w:p>
     <w:p>
       <w:pPr>
         <w:pStyle w:val="Heading2"/>
       </w:pPr>
       <w:r>
+        <w:rPr>
+          <w:lang w:val="fr_FR" w:bidi="fr_FR"/>
+        </w:rPr>
         <w:t>Sophonie 3.7</w:t>
       </w:r>
-      <w:r/>
-    </w:p>
-    <w:p>
-      <w:r/>
-      <w:r>
+      <w:r>
+        <w:rPr>
+          <w:lang w:val="fr_FR" w:bidi="fr_FR"/>
+        </w:rPr>
+      </w:r>
+    </w:p>
+    <w:p>
+      <w:pPr/>
+      <w:r>
+        <w:rPr>
+          <w:lang w:val="fr_FR" w:bidi="fr_FR"/>
+        </w:rPr>
+      </w:r>
+      <w:r>
+        <w:rPr>
+          <w:lang w:val="fr_FR" w:bidi="fr_FR"/>
+        </w:rPr>
         <w:t xml:space="preserve">ils se sont hâtés : les citoyens de Jérusalem étaient impatients de commettre davantage de mauvaises actions (cf. </w:t>
       </w:r>
       <w:hyperlink r:id="rId101">
         <w:r>
           <w:rPr>
+            <w:lang w:val="fr_FR" w:bidi="fr_FR"/>
+          </w:rPr>
+          <w:rPr>
             <w:color w:val="0000EE"/>
             <w:u w:val="single"/>
           </w:rPr>
@@ -1968,11 +3625,17 @@
         </w:r>
       </w:hyperlink>
       <w:r>
+        <w:rPr>
+          <w:lang w:val="fr_FR" w:bidi="fr_FR"/>
+        </w:rPr>
         <w:t>). Ils s’étaient éloignés des voies de leur ancêtre Abraham, qui se levait de bon matin pour obéir au commandement de Dieu (</w:t>
       </w:r>
       <w:hyperlink r:id="rId102">
         <w:r>
           <w:rPr>
+            <w:lang w:val="fr_FR" w:bidi="fr_FR"/>
+          </w:rPr>
+          <w:rPr>
             <w:color w:val="0000EE"/>
             <w:u w:val="single"/>
           </w:rPr>
@@ -1980,31 +3643,65 @@
         </w:r>
       </w:hyperlink>
       <w:r>
+        <w:rPr>
+          <w:lang w:val="fr_FR" w:bidi="fr_FR"/>
+        </w:rPr>
         <w:t>).</w:t>
       </w:r>
-      <w:r/>
-      <w:r/>
-    </w:p>
-    <w:p>
-      <w:r/>
+      <w:r>
+        <w:rPr>
+          <w:lang w:val="fr_FR" w:bidi="fr_FR"/>
+        </w:rPr>
+      </w:r>
+      <w:r>
+        <w:rPr>
+          <w:lang w:val="fr_FR" w:bidi="fr_FR"/>
+        </w:rPr>
+      </w:r>
+    </w:p>
+    <w:p>
+      <w:pPr/>
+      <w:r>
+        <w:rPr>
+          <w:lang w:val="fr_FR" w:bidi="fr_FR"/>
+        </w:rPr>
+      </w:r>
     </w:p>
     <w:p>
       <w:pPr>
         <w:pStyle w:val="Heading2"/>
       </w:pPr>
       <w:r>
+        <w:rPr>
+          <w:lang w:val="fr_FR" w:bidi="fr_FR"/>
+        </w:rPr>
         <w:t>Sophonie 3.8</w:t>
       </w:r>
-      <w:r/>
-    </w:p>
-    <w:p>
-      <w:r/>
-      <w:r>
+      <w:r>
+        <w:rPr>
+          <w:lang w:val="fr_FR" w:bidi="fr_FR"/>
+        </w:rPr>
+      </w:r>
+    </w:p>
+    <w:p>
+      <w:pPr/>
+      <w:r>
+        <w:rPr>
+          <w:lang w:val="fr_FR" w:bidi="fr_FR"/>
+        </w:rPr>
+      </w:r>
+      <w:r>
+        <w:rPr>
+          <w:lang w:val="fr_FR" w:bidi="fr_FR"/>
+        </w:rPr>
         <w:t xml:space="preserve">Attendez-moi donc : Voir </w:t>
       </w:r>
       <w:hyperlink r:id="rId103">
         <w:r>
           <w:rPr>
+            <w:lang w:val="fr_FR" w:bidi="fr_FR"/>
+          </w:rPr>
+          <w:rPr>
             <w:color w:val="0000EE"/>
             <w:u w:val="single"/>
           </w:rPr>
@@ -2012,11 +3709,17 @@
         </w:r>
       </w:hyperlink>
       <w:r>
+        <w:rPr>
+          <w:lang w:val="fr_FR" w:bidi="fr_FR"/>
+        </w:rPr>
         <w:t xml:space="preserve">. • Le prophète dépeint une scène de tribunal où Dieu se lève d’abord comme témoin (voir aussi </w:t>
       </w:r>
       <w:hyperlink r:id="rId104">
         <w:r>
           <w:rPr>
+            <w:lang w:val="fr_FR" w:bidi="fr_FR"/>
+          </w:rPr>
+          <w:rPr>
             <w:color w:val="0000EE"/>
             <w:u w:val="single"/>
           </w:rPr>
@@ -2024,11 +3727,17 @@
         </w:r>
       </w:hyperlink>
       <w:r>
+        <w:rPr>
+          <w:lang w:val="fr_FR" w:bidi="fr_FR"/>
+        </w:rPr>
         <w:t xml:space="preserve">; </w:t>
       </w:r>
       <w:hyperlink r:id="rId105">
         <w:r>
           <w:rPr>
+            <w:lang w:val="fr_FR" w:bidi="fr_FR"/>
+          </w:rPr>
+          <w:rPr>
             <w:color w:val="0000EE"/>
             <w:u w:val="single"/>
           </w:rPr>
@@ -2036,11 +3745,17 @@
         </w:r>
       </w:hyperlink>
       <w:r>
+        <w:rPr>
+          <w:lang w:val="fr_FR" w:bidi="fr_FR"/>
+        </w:rPr>
         <w:t xml:space="preserve">) en son propre nom, puis préside comme juge (voir aussi </w:t>
       </w:r>
       <w:hyperlink r:id="rId106">
         <w:r>
           <w:rPr>
+            <w:lang w:val="fr_FR" w:bidi="fr_FR"/>
+          </w:rPr>
+          <w:rPr>
             <w:color w:val="0000EE"/>
             <w:u w:val="single"/>
           </w:rPr>
@@ -2048,11 +3763,17 @@
         </w:r>
       </w:hyperlink>
       <w:r>
+        <w:rPr>
+          <w:lang w:val="fr_FR" w:bidi="fr_FR"/>
+        </w:rPr>
         <w:t xml:space="preserve">; </w:t>
       </w:r>
       <w:hyperlink r:id="rId107">
         <w:r>
           <w:rPr>
+            <w:lang w:val="fr_FR" w:bidi="fr_FR"/>
+          </w:rPr>
+          <w:rPr>
             <w:color w:val="0000EE"/>
             <w:u w:val="single"/>
           </w:rPr>
@@ -2060,20 +3781,30 @@
         </w:r>
       </w:hyperlink>
       <w:r>
+        <w:rPr>
+          <w:lang w:val="fr_FR" w:bidi="fr_FR"/>
+        </w:rPr>
         <w:t xml:space="preserve">) pour prononcer sa sentence juste. • L’expression </w:t>
       </w:r>
       <w:r>
         <w:rPr>
           <w:i/>
+          <w:lang w:val="fr_FR" w:bidi="fr_FR"/>
         </w:rPr>
         <w:t>le feu de ma jalousie</w:t>
       </w:r>
       <w:r>
+        <w:rPr>
+          <w:lang w:val="fr_FR" w:bidi="fr_FR"/>
+        </w:rPr>
         <w:t xml:space="preserve"> décrit la haine juste du Seigneur pour le péché, ainsi que son souci pour son saint nom et pour le bien-être de son peuple (voir </w:t>
       </w:r>
       <w:hyperlink r:id="rId108">
         <w:r>
           <w:rPr>
+            <w:lang w:val="fr_FR" w:bidi="fr_FR"/>
+          </w:rPr>
+          <w:rPr>
             <w:color w:val="0000EE"/>
             <w:u w:val="single"/>
           </w:rPr>
@@ -2081,31 +3812,65 @@
         </w:r>
       </w:hyperlink>
       <w:r>
+        <w:rPr>
+          <w:lang w:val="fr_FR" w:bidi="fr_FR"/>
+        </w:rPr>
         <w:t>).</w:t>
       </w:r>
-      <w:r/>
-      <w:r/>
-    </w:p>
-    <w:p>
-      <w:r/>
+      <w:r>
+        <w:rPr>
+          <w:lang w:val="fr_FR" w:bidi="fr_FR"/>
+        </w:rPr>
+      </w:r>
+      <w:r>
+        <w:rPr>
+          <w:lang w:val="fr_FR" w:bidi="fr_FR"/>
+        </w:rPr>
+      </w:r>
+    </w:p>
+    <w:p>
+      <w:pPr/>
+      <w:r>
+        <w:rPr>
+          <w:lang w:val="fr_FR" w:bidi="fr_FR"/>
+        </w:rPr>
+      </w:r>
     </w:p>
     <w:p>
       <w:pPr>
         <w:pStyle w:val="Heading2"/>
       </w:pPr>
       <w:r>
+        <w:rPr>
+          <w:lang w:val="fr_FR" w:bidi="fr_FR"/>
+        </w:rPr>
         <w:t>Sophonie 3.9</w:t>
       </w:r>
-      <w:r/>
-    </w:p>
-    <w:p>
-      <w:r/>
-      <w:r>
+      <w:r>
+        <w:rPr>
+          <w:lang w:val="fr_FR" w:bidi="fr_FR"/>
+        </w:rPr>
+      </w:r>
+    </w:p>
+    <w:p>
+      <w:pPr/>
+      <w:r>
+        <w:rPr>
+          <w:lang w:val="fr_FR" w:bidi="fr_FR"/>
+        </w:rPr>
+      </w:r>
+      <w:r>
+        <w:rPr>
+          <w:lang w:val="fr_FR" w:bidi="fr_FR"/>
+        </w:rPr>
         <w:t xml:space="preserve">Dieu souhaite que les bénédictions promises au reste fidèle des versets </w:t>
       </w:r>
       <w:hyperlink r:id="rId109">
         <w:r>
           <w:rPr>
+            <w:lang w:val="fr_FR" w:bidi="fr_FR"/>
+          </w:rPr>
+          <w:rPr>
             <w:color w:val="0000EE"/>
             <w:u w:val="single"/>
           </w:rPr>
@@ -2113,11 +3878,17 @@
         </w:r>
       </w:hyperlink>
       <w:r>
+        <w:rPr>
+          <w:lang w:val="fr_FR" w:bidi="fr_FR"/>
+        </w:rPr>
         <w:t xml:space="preserve"> atteignent les gens de chaque nation du monde. Non seulement Israël, mais tous les peuples seront transformés, invoqueront le Seigneur (voir </w:t>
       </w:r>
       <w:hyperlink r:id="rId110">
         <w:r>
           <w:rPr>
+            <w:lang w:val="fr_FR" w:bidi="fr_FR"/>
+          </w:rPr>
+          <w:rPr>
             <w:color w:val="0000EE"/>
             <w:u w:val="single"/>
           </w:rPr>
@@ -2125,11 +3896,17 @@
         </w:r>
       </w:hyperlink>
       <w:r>
+        <w:rPr>
+          <w:lang w:val="fr_FR" w:bidi="fr_FR"/>
+        </w:rPr>
         <w:t xml:space="preserve">), et le serviront (voir </w:t>
       </w:r>
       <w:hyperlink r:id="rId111">
         <w:r>
           <w:rPr>
+            <w:lang w:val="fr_FR" w:bidi="fr_FR"/>
+          </w:rPr>
+          <w:rPr>
             <w:color w:val="0000EE"/>
             <w:u w:val="single"/>
           </w:rPr>
@@ -2137,11 +3914,17 @@
         </w:r>
       </w:hyperlink>
       <w:r>
+        <w:rPr>
+          <w:lang w:val="fr_FR" w:bidi="fr_FR"/>
+        </w:rPr>
         <w:t xml:space="preserve"> ; </w:t>
       </w:r>
       <w:hyperlink r:id="rId94">
         <w:r>
           <w:rPr>
+            <w:lang w:val="fr_FR" w:bidi="fr_FR"/>
+          </w:rPr>
+          <w:rPr>
             <w:color w:val="0000EE"/>
             <w:u w:val="single"/>
           </w:rPr>
@@ -2149,11 +3932,17 @@
         </w:r>
       </w:hyperlink>
       <w:r>
+        <w:rPr>
+          <w:lang w:val="fr_FR" w:bidi="fr_FR"/>
+        </w:rPr>
         <w:t>). La diffusion de la Bonne Nouvelle à toutes les nations a favorisé l’accomplissement de cette vision (</w:t>
       </w:r>
       <w:hyperlink r:id="rId112">
         <w:r>
           <w:rPr>
+            <w:lang w:val="fr_FR" w:bidi="fr_FR"/>
+          </w:rPr>
+          <w:rPr>
             <w:color w:val="0000EE"/>
             <w:u w:val="single"/>
           </w:rPr>
@@ -2161,11 +3950,17 @@
         </w:r>
       </w:hyperlink>
       <w:r>
+        <w:rPr>
+          <w:lang w:val="fr_FR" w:bidi="fr_FR"/>
+        </w:rPr>
         <w:t xml:space="preserve"> ; </w:t>
       </w:r>
       <w:hyperlink r:id="rId113">
         <w:r>
           <w:rPr>
+            <w:lang w:val="fr_FR" w:bidi="fr_FR"/>
+          </w:rPr>
+          <w:rPr>
             <w:color w:val="0000EE"/>
             <w:u w:val="single"/>
           </w:rPr>
@@ -2173,31 +3968,65 @@
         </w:r>
       </w:hyperlink>
       <w:r>
+        <w:rPr>
+          <w:lang w:val="fr_FR" w:bidi="fr_FR"/>
+        </w:rPr>
         <w:t>).</w:t>
       </w:r>
-      <w:r/>
-      <w:r/>
-    </w:p>
-    <w:p>
-      <w:r/>
+      <w:r>
+        <w:rPr>
+          <w:lang w:val="fr_FR" w:bidi="fr_FR"/>
+        </w:rPr>
+      </w:r>
+      <w:r>
+        <w:rPr>
+          <w:lang w:val="fr_FR" w:bidi="fr_FR"/>
+        </w:rPr>
+      </w:r>
+    </w:p>
+    <w:p>
+      <w:pPr/>
+      <w:r>
+        <w:rPr>
+          <w:lang w:val="fr_FR" w:bidi="fr_FR"/>
+        </w:rPr>
+      </w:r>
     </w:p>
     <w:p>
       <w:pPr>
         <w:pStyle w:val="Heading2"/>
       </w:pPr>
       <w:r>
+        <w:rPr>
+          <w:lang w:val="fr_FR" w:bidi="fr_FR"/>
+        </w:rPr>
         <w:t>Sophonie 3.9–13</w:t>
       </w:r>
-      <w:r/>
-    </w:p>
-    <w:p>
-      <w:r/>
-      <w:r>
+      <w:r>
+        <w:rPr>
+          <w:lang w:val="fr_FR" w:bidi="fr_FR"/>
+        </w:rPr>
+      </w:r>
+    </w:p>
+    <w:p>
+      <w:pPr/>
+      <w:r>
+        <w:rPr>
+          <w:lang w:val="fr_FR" w:bidi="fr_FR"/>
+        </w:rPr>
+      </w:r>
+      <w:r>
+        <w:rPr>
+          <w:lang w:val="fr_FR" w:bidi="fr_FR"/>
+        </w:rPr>
         <w:t>L’avenir glorieux décrit dans ces versets présente une raison supplémentaire d’attendre patiemment le Seigneur (</w:t>
       </w:r>
       <w:hyperlink r:id="rId114">
         <w:r>
           <w:rPr>
+            <w:lang w:val="fr_FR" w:bidi="fr_FR"/>
+          </w:rPr>
+          <w:rPr>
             <w:color w:val="0000EE"/>
             <w:u w:val="single"/>
           </w:rPr>
@@ -2205,31 +4034,65 @@
         </w:r>
       </w:hyperlink>
       <w:r>
+        <w:rPr>
+          <w:lang w:val="fr_FR" w:bidi="fr_FR"/>
+        </w:rPr>
         <w:t>). Comme ses confrères prophètes Ésaïe, Nahum et Habakuk, Sophonie utilise le jugement et l’espoir comme thèmes principaux.</w:t>
       </w:r>
-      <w:r/>
-      <w:r/>
-    </w:p>
-    <w:p>
-      <w:r/>
+      <w:r>
+        <w:rPr>
+          <w:lang w:val="fr_FR" w:bidi="fr_FR"/>
+        </w:rPr>
+      </w:r>
+      <w:r>
+        <w:rPr>
+          <w:lang w:val="fr_FR" w:bidi="fr_FR"/>
+        </w:rPr>
+      </w:r>
+    </w:p>
+    <w:p>
+      <w:pPr/>
+      <w:r>
+        <w:rPr>
+          <w:lang w:val="fr_FR" w:bidi="fr_FR"/>
+        </w:rPr>
+      </w:r>
     </w:p>
     <w:p>
       <w:pPr>
         <w:pStyle w:val="Heading2"/>
       </w:pPr>
       <w:r>
+        <w:rPr>
+          <w:lang w:val="fr_FR" w:bidi="fr_FR"/>
+        </w:rPr>
         <w:t>Sophonie 3.9–20</w:t>
       </w:r>
-      <w:r/>
-    </w:p>
-    <w:p>
-      <w:r/>
-      <w:r>
+      <w:r>
+        <w:rPr>
+          <w:lang w:val="fr_FR" w:bidi="fr_FR"/>
+        </w:rPr>
+      </w:r>
+    </w:p>
+    <w:p>
+      <w:pPr/>
+      <w:r>
+        <w:rPr>
+          <w:lang w:val="fr_FR" w:bidi="fr_FR"/>
+        </w:rPr>
+      </w:r>
+      <w:r>
+        <w:rPr>
+          <w:lang w:val="fr_FR" w:bidi="fr_FR"/>
+        </w:rPr>
         <w:t>Dieu révèle ses plans pour un reste humble et purifié de son peuple (</w:t>
       </w:r>
       <w:hyperlink r:id="rId109">
         <w:r>
           <w:rPr>
+            <w:lang w:val="fr_FR" w:bidi="fr_FR"/>
+          </w:rPr>
+          <w:rPr>
             <w:color w:val="0000EE"/>
             <w:u w:val="single"/>
           </w:rPr>
@@ -2237,11 +4100,17 @@
         </w:r>
       </w:hyperlink>
       <w:r>
+        <w:rPr>
+          <w:lang w:val="fr_FR" w:bidi="fr_FR"/>
+        </w:rPr>
         <w:t>) et les encourage à se réjouir des bénédictions abondantes à venir de leur Seigneur sauveur (</w:t>
       </w:r>
       <w:hyperlink r:id="rId115">
         <w:r>
           <w:rPr>
+            <w:lang w:val="fr_FR" w:bidi="fr_FR"/>
+          </w:rPr>
+          <w:rPr>
             <w:color w:val="0000EE"/>
             <w:u w:val="single"/>
           </w:rPr>
@@ -2249,51 +4118,113 @@
         </w:r>
       </w:hyperlink>
       <w:r>
+        <w:rPr>
+          <w:lang w:val="fr_FR" w:bidi="fr_FR"/>
+        </w:rPr>
         <w:t>).</w:t>
       </w:r>
-      <w:r/>
-      <w:r/>
-    </w:p>
-    <w:p>
-      <w:r/>
+      <w:r>
+        <w:rPr>
+          <w:lang w:val="fr_FR" w:bidi="fr_FR"/>
+        </w:rPr>
+      </w:r>
+      <w:r>
+        <w:rPr>
+          <w:lang w:val="fr_FR" w:bidi="fr_FR"/>
+        </w:rPr>
+      </w:r>
+    </w:p>
+    <w:p>
+      <w:pPr/>
+      <w:r>
+        <w:rPr>
+          <w:lang w:val="fr_FR" w:bidi="fr_FR"/>
+        </w:rPr>
+      </w:r>
     </w:p>
     <w:p>
       <w:pPr>
         <w:pStyle w:val="Heading2"/>
       </w:pPr>
       <w:r>
+        <w:rPr>
+          <w:lang w:val="fr_FR" w:bidi="fr_FR"/>
+        </w:rPr>
         <w:t>Sophonie 3.10</w:t>
       </w:r>
-      <w:r/>
-    </w:p>
-    <w:p>
-      <w:r/>
-      <w:r>
+      <w:r>
+        <w:rPr>
+          <w:lang w:val="fr_FR" w:bidi="fr_FR"/>
+        </w:rPr>
+      </w:r>
+    </w:p>
+    <w:p>
+      <w:pPr/>
+      <w:r>
+        <w:rPr>
+          <w:lang w:val="fr_FR" w:bidi="fr_FR"/>
+        </w:rPr>
+      </w:r>
+      <w:r>
+        <w:rPr>
+          <w:lang w:val="fr_FR" w:bidi="fr_FR"/>
+        </w:rPr>
         <w:t>Les rivières d’Éthiopie sont les sources lointaines du fleuve Nil. Le monde antique considérait l’origine du Nil comme un grand mystère, donc cette expression évoque les confins de la terre.</w:t>
       </w:r>
-      <w:r/>
-      <w:r/>
-    </w:p>
-    <w:p>
-      <w:r/>
+      <w:r>
+        <w:rPr>
+          <w:lang w:val="fr_FR" w:bidi="fr_FR"/>
+        </w:rPr>
+      </w:r>
+      <w:r>
+        <w:rPr>
+          <w:lang w:val="fr_FR" w:bidi="fr_FR"/>
+        </w:rPr>
+      </w:r>
+    </w:p>
+    <w:p>
+      <w:pPr/>
+      <w:r>
+        <w:rPr>
+          <w:lang w:val="fr_FR" w:bidi="fr_FR"/>
+        </w:rPr>
+      </w:r>
     </w:p>
     <w:p>
       <w:pPr>
         <w:pStyle w:val="Heading2"/>
       </w:pPr>
       <w:r>
+        <w:rPr>
+          <w:lang w:val="fr_FR" w:bidi="fr_FR"/>
+        </w:rPr>
         <w:t>Sophonie 3.12</w:t>
       </w:r>
-      <w:r/>
-    </w:p>
-    <w:p>
-      <w:r/>
-      <w:r>
+      <w:r>
+        <w:rPr>
+          <w:lang w:val="fr_FR" w:bidi="fr_FR"/>
+        </w:rPr>
+      </w:r>
+    </w:p>
+    <w:p>
+      <w:pPr/>
+      <w:r>
+        <w:rPr>
+          <w:lang w:val="fr_FR" w:bidi="fr_FR"/>
+        </w:rPr>
+      </w:r>
+      <w:r>
+        <w:rPr>
+          <w:lang w:val="fr_FR" w:bidi="fr_FR"/>
+        </w:rPr>
         <w:t>Jésus le Messie incarne parfaitement les qualités éthiques prédites pour le reste pieux d’Israël (</w:t>
       </w:r>
       <w:hyperlink r:id="rId116">
         <w:r>
           <w:rPr>
+            <w:lang w:val="fr_FR" w:bidi="fr_FR"/>
+          </w:rPr>
+          <w:rPr>
             <w:color w:val="0000EE"/>
             <w:u w:val="single"/>
           </w:rPr>
@@ -2301,11 +4232,17 @@
         </w:r>
       </w:hyperlink>
       <w:r>
+        <w:rPr>
+          <w:lang w:val="fr_FR" w:bidi="fr_FR"/>
+        </w:rPr>
         <w:t xml:space="preserve"> ; </w:t>
       </w:r>
       <w:hyperlink r:id="rId117">
         <w:r>
           <w:rPr>
+            <w:lang w:val="fr_FR" w:bidi="fr_FR"/>
+          </w:rPr>
+          <w:rPr>
             <w:color w:val="0000EE"/>
             <w:u w:val="single"/>
           </w:rPr>
@@ -2313,11 +4250,17 @@
         </w:r>
       </w:hyperlink>
       <w:r>
+        <w:rPr>
+          <w:lang w:val="fr_FR" w:bidi="fr_FR"/>
+        </w:rPr>
         <w:t xml:space="preserve">, </w:t>
       </w:r>
       <w:hyperlink r:id="rId118">
         <w:r>
           <w:rPr>
+            <w:lang w:val="fr_FR" w:bidi="fr_FR"/>
+          </w:rPr>
+          <w:rPr>
             <w:color w:val="0000EE"/>
             <w:u w:val="single"/>
           </w:rPr>
@@ -2325,11 +4268,17 @@
         </w:r>
       </w:hyperlink>
       <w:r>
+        <w:rPr>
+          <w:lang w:val="fr_FR" w:bidi="fr_FR"/>
+        </w:rPr>
         <w:t xml:space="preserve"> ; </w:t>
       </w:r>
       <w:hyperlink r:id="rId119">
         <w:r>
           <w:rPr>
+            <w:lang w:val="fr_FR" w:bidi="fr_FR"/>
+          </w:rPr>
+          <w:rPr>
             <w:color w:val="0000EE"/>
             <w:u w:val="single"/>
           </w:rPr>
@@ -2337,11 +4286,17 @@
         </w:r>
       </w:hyperlink>
       <w:r>
+        <w:rPr>
+          <w:lang w:val="fr_FR" w:bidi="fr_FR"/>
+        </w:rPr>
         <w:t xml:space="preserve"> ; voir </w:t>
       </w:r>
       <w:hyperlink r:id="rId120">
         <w:r>
           <w:rPr>
+            <w:lang w:val="fr_FR" w:bidi="fr_FR"/>
+          </w:rPr>
+          <w:rPr>
             <w:color w:val="0000EE"/>
             <w:u w:val="single"/>
           </w:rPr>
@@ -2349,11 +4304,17 @@
         </w:r>
       </w:hyperlink>
       <w:r>
+        <w:rPr>
+          <w:lang w:val="fr_FR" w:bidi="fr_FR"/>
+        </w:rPr>
         <w:t xml:space="preserve"> ; </w:t>
       </w:r>
       <w:hyperlink r:id="rId121">
         <w:r>
           <w:rPr>
+            <w:lang w:val="fr_FR" w:bidi="fr_FR"/>
+          </w:rPr>
+          <w:rPr>
             <w:color w:val="0000EE"/>
             <w:u w:val="single"/>
           </w:rPr>
@@ -2361,11 +4322,17 @@
         </w:r>
       </w:hyperlink>
       <w:r>
+        <w:rPr>
+          <w:lang w:val="fr_FR" w:bidi="fr_FR"/>
+        </w:rPr>
         <w:t xml:space="preserve"> ; </w:t>
       </w:r>
       <w:hyperlink r:id="rId122">
         <w:r>
           <w:rPr>
+            <w:lang w:val="fr_FR" w:bidi="fr_FR"/>
+          </w:rPr>
+          <w:rPr>
             <w:color w:val="0000EE"/>
             <w:u w:val="single"/>
           </w:rPr>
@@ -2373,11 +4340,17 @@
         </w:r>
       </w:hyperlink>
       <w:r>
+        <w:rPr>
+          <w:lang w:val="fr_FR" w:bidi="fr_FR"/>
+        </w:rPr>
         <w:t xml:space="preserve"> ; </w:t>
       </w:r>
       <w:hyperlink r:id="rId123">
         <w:r>
           <w:rPr>
+            <w:lang w:val="fr_FR" w:bidi="fr_FR"/>
+          </w:rPr>
+          <w:rPr>
             <w:color w:val="0000EE"/>
             <w:u w:val="single"/>
           </w:rPr>
@@ -2385,51 +4358,113 @@
         </w:r>
       </w:hyperlink>
       <w:r>
+        <w:rPr>
+          <w:lang w:val="fr_FR" w:bidi="fr_FR"/>
+        </w:rPr>
         <w:t>).</w:t>
       </w:r>
-      <w:r/>
-      <w:r/>
-    </w:p>
-    <w:p>
-      <w:r/>
+      <w:r>
+        <w:rPr>
+          <w:lang w:val="fr_FR" w:bidi="fr_FR"/>
+        </w:rPr>
+      </w:r>
+      <w:r>
+        <w:rPr>
+          <w:lang w:val="fr_FR" w:bidi="fr_FR"/>
+        </w:rPr>
+      </w:r>
+    </w:p>
+    <w:p>
+      <w:pPr/>
+      <w:r>
+        <w:rPr>
+          <w:lang w:val="fr_FR" w:bidi="fr_FR"/>
+        </w:rPr>
+      </w:r>
     </w:p>
     <w:p>
       <w:pPr>
         <w:pStyle w:val="Heading2"/>
       </w:pPr>
       <w:r>
+        <w:rPr>
+          <w:lang w:val="fr_FR" w:bidi="fr_FR"/>
+        </w:rPr>
         <w:t>Sophonie 3.14</w:t>
       </w:r>
-      <w:r/>
-    </w:p>
-    <w:p>
-      <w:r/>
-      <w:r>
+      <w:r>
+        <w:rPr>
+          <w:lang w:val="fr_FR" w:bidi="fr_FR"/>
+        </w:rPr>
+      </w:r>
+    </w:p>
+    <w:p>
+      <w:pPr/>
+      <w:r>
+        <w:rPr>
+          <w:lang w:val="fr_FR" w:bidi="fr_FR"/>
+        </w:rPr>
+      </w:r>
+      <w:r>
+        <w:rPr>
+          <w:lang w:val="fr_FR" w:bidi="fr_FR"/>
+        </w:rPr>
         <w:t>Pousse des cris de joie… Pousse des cris d’allégresse… ! Réjouis-toi et triomphe : L’accumulation de ces verbes à l’impératif souligne que le peuple de Dieu connaîtra un jour une joie inégalée.</w:t>
       </w:r>
-      <w:r/>
-      <w:r/>
-    </w:p>
-    <w:p>
-      <w:r/>
+      <w:r>
+        <w:rPr>
+          <w:lang w:val="fr_FR" w:bidi="fr_FR"/>
+        </w:rPr>
+      </w:r>
+      <w:r>
+        <w:rPr>
+          <w:lang w:val="fr_FR" w:bidi="fr_FR"/>
+        </w:rPr>
+      </w:r>
+    </w:p>
+    <w:p>
+      <w:pPr/>
+      <w:r>
+        <w:rPr>
+          <w:lang w:val="fr_FR" w:bidi="fr_FR"/>
+        </w:rPr>
+      </w:r>
     </w:p>
     <w:p>
       <w:pPr>
         <w:pStyle w:val="Heading2"/>
       </w:pPr>
       <w:r>
+        <w:rPr>
+          <w:lang w:val="fr_FR" w:bidi="fr_FR"/>
+        </w:rPr>
         <w:t>Sophonie 3.15</w:t>
       </w:r>
-      <w:r/>
-    </w:p>
-    <w:p>
-      <w:r/>
-      <w:r>
+      <w:r>
+        <w:rPr>
+          <w:lang w:val="fr_FR" w:bidi="fr_FR"/>
+        </w:rPr>
+      </w:r>
+    </w:p>
+    <w:p>
+      <w:pPr/>
+      <w:r>
+        <w:rPr>
+          <w:lang w:val="fr_FR" w:bidi="fr_FR"/>
+        </w:rPr>
+      </w:r>
+      <w:r>
+        <w:rPr>
+          <w:lang w:val="fr_FR" w:bidi="fr_FR"/>
+        </w:rPr>
         <w:t>Le véritable Roi d’Israël devait toujours être le Seigneur (</w:t>
       </w:r>
       <w:hyperlink r:id="rId124">
         <w:r>
           <w:rPr>
+            <w:lang w:val="fr_FR" w:bidi="fr_FR"/>
+          </w:rPr>
+          <w:rPr>
             <w:color w:val="0000EE"/>
             <w:u w:val="single"/>
           </w:rPr>
@@ -2437,11 +4472,17 @@
         </w:r>
       </w:hyperlink>
       <w:r>
+        <w:rPr>
+          <w:lang w:val="fr_FR" w:bidi="fr_FR"/>
+        </w:rPr>
         <w:t xml:space="preserve"> ; </w:t>
       </w:r>
       <w:hyperlink r:id="rId125">
         <w:r>
           <w:rPr>
+            <w:lang w:val="fr_FR" w:bidi="fr_FR"/>
+          </w:rPr>
+          <w:rPr>
             <w:color w:val="0000EE"/>
             <w:u w:val="single"/>
           </w:rPr>
@@ -2449,11 +4490,17 @@
         </w:r>
       </w:hyperlink>
       <w:r>
+        <w:rPr>
+          <w:lang w:val="fr_FR" w:bidi="fr_FR"/>
+        </w:rPr>
         <w:t xml:space="preserve"> ; </w:t>
       </w:r>
       <w:hyperlink r:id="rId126">
         <w:r>
           <w:rPr>
+            <w:lang w:val="fr_FR" w:bidi="fr_FR"/>
+          </w:rPr>
+          <w:rPr>
             <w:color w:val="0000EE"/>
             <w:u w:val="single"/>
           </w:rPr>
@@ -2461,11 +4508,17 @@
         </w:r>
       </w:hyperlink>
       <w:r>
+        <w:rPr>
+          <w:lang w:val="fr_FR" w:bidi="fr_FR"/>
+        </w:rPr>
         <w:t xml:space="preserve">). • est au milieu de toi : Voir aussi </w:t>
       </w:r>
       <w:hyperlink r:id="rId127">
         <w:r>
           <w:rPr>
+            <w:lang w:val="fr_FR" w:bidi="fr_FR"/>
+          </w:rPr>
+          <w:rPr>
             <w:color w:val="0000EE"/>
             <w:u w:val="single"/>
           </w:rPr>
@@ -2473,11 +4526,17 @@
         </w:r>
       </w:hyperlink>
       <w:r>
+        <w:rPr>
+          <w:lang w:val="fr_FR" w:bidi="fr_FR"/>
+        </w:rPr>
         <w:t xml:space="preserve"> ; </w:t>
       </w:r>
       <w:hyperlink r:id="rId128">
         <w:r>
           <w:rPr>
+            <w:lang w:val="fr_FR" w:bidi="fr_FR"/>
+          </w:rPr>
+          <w:rPr>
             <w:color w:val="0000EE"/>
             <w:u w:val="single"/>
           </w:rPr>
@@ -2485,11 +4544,17 @@
         </w:r>
       </w:hyperlink>
       <w:r>
+        <w:rPr>
+          <w:lang w:val="fr_FR" w:bidi="fr_FR"/>
+        </w:rPr>
         <w:t xml:space="preserve"> ; </w:t>
       </w:r>
       <w:hyperlink r:id="rId129">
         <w:r>
           <w:rPr>
+            <w:lang w:val="fr_FR" w:bidi="fr_FR"/>
+          </w:rPr>
+          <w:rPr>
             <w:color w:val="0000EE"/>
             <w:u w:val="single"/>
           </w:rPr>
@@ -2497,11 +4562,17 @@
         </w:r>
       </w:hyperlink>
       <w:r>
+        <w:rPr>
+          <w:lang w:val="fr_FR" w:bidi="fr_FR"/>
+        </w:rPr>
         <w:t xml:space="preserve"> ; </w:t>
       </w:r>
       <w:hyperlink r:id="rId130">
         <w:r>
           <w:rPr>
+            <w:lang w:val="fr_FR" w:bidi="fr_FR"/>
+          </w:rPr>
+          <w:rPr>
             <w:color w:val="0000EE"/>
             <w:u w:val="single"/>
           </w:rPr>
@@ -2509,11 +4580,17 @@
         </w:r>
       </w:hyperlink>
       <w:r>
+        <w:rPr>
+          <w:lang w:val="fr_FR" w:bidi="fr_FR"/>
+        </w:rPr>
         <w:t xml:space="preserve"> ; </w:t>
       </w:r>
       <w:hyperlink r:id="rId131">
         <w:r>
           <w:rPr>
+            <w:lang w:val="fr_FR" w:bidi="fr_FR"/>
+          </w:rPr>
+          <w:rPr>
             <w:color w:val="0000EE"/>
             <w:u w:val="single"/>
           </w:rPr>
@@ -2521,11 +4598,17 @@
         </w:r>
       </w:hyperlink>
       <w:r>
+        <w:rPr>
+          <w:lang w:val="fr_FR" w:bidi="fr_FR"/>
+        </w:rPr>
         <w:t xml:space="preserve">, </w:t>
       </w:r>
       <w:hyperlink r:id="rId132">
         <w:r>
           <w:rPr>
+            <w:lang w:val="fr_FR" w:bidi="fr_FR"/>
+          </w:rPr>
+          <w:rPr>
             <w:color w:val="0000EE"/>
             <w:u w:val="single"/>
           </w:rPr>
@@ -2533,31 +4616,65 @@
         </w:r>
       </w:hyperlink>
       <w:r>
+        <w:rPr>
+          <w:lang w:val="fr_FR" w:bidi="fr_FR"/>
+        </w:rPr>
         <w:t>.</w:t>
       </w:r>
-      <w:r/>
-      <w:r/>
-    </w:p>
-    <w:p>
-      <w:r/>
+      <w:r>
+        <w:rPr>
+          <w:lang w:val="fr_FR" w:bidi="fr_FR"/>
+        </w:rPr>
+      </w:r>
+      <w:r>
+        <w:rPr>
+          <w:lang w:val="fr_FR" w:bidi="fr_FR"/>
+        </w:rPr>
+      </w:r>
+    </w:p>
+    <w:p>
+      <w:pPr/>
+      <w:r>
+        <w:rPr>
+          <w:lang w:val="fr_FR" w:bidi="fr_FR"/>
+        </w:rPr>
+      </w:r>
     </w:p>
     <w:p>
       <w:pPr>
         <w:pStyle w:val="Heading2"/>
       </w:pPr>
       <w:r>
+        <w:rPr>
+          <w:lang w:val="fr_FR" w:bidi="fr_FR"/>
+        </w:rPr>
         <w:t>Sophonie 3.17</w:t>
       </w:r>
-      <w:r/>
-    </w:p>
-    <w:p>
-      <w:r/>
-      <w:r>
+      <w:r>
+        <w:rPr>
+          <w:lang w:val="fr_FR" w:bidi="fr_FR"/>
+        </w:rPr>
+      </w:r>
+    </w:p>
+    <w:p>
+      <w:pPr/>
+      <w:r>
+        <w:rPr>
+          <w:lang w:val="fr_FR" w:bidi="fr_FR"/>
+        </w:rPr>
+      </w:r>
+      <w:r>
+        <w:rPr>
+          <w:lang w:val="fr_FR" w:bidi="fr_FR"/>
+        </w:rPr>
         <w:t xml:space="preserve">un héros qui sauve : Dieu était le Guerrier Divin et Rédempteur d’Israël (voir </w:t>
       </w:r>
       <w:hyperlink r:id="rId133">
         <w:r>
           <w:rPr>
+            <w:lang w:val="fr_FR" w:bidi="fr_FR"/>
+          </w:rPr>
+          <w:rPr>
             <w:color w:val="0000EE"/>
             <w:u w:val="single"/>
           </w:rPr>
@@ -2565,11 +4682,17 @@
         </w:r>
       </w:hyperlink>
       <w:r>
+        <w:rPr>
+          <w:lang w:val="fr_FR" w:bidi="fr_FR"/>
+        </w:rPr>
         <w:t xml:space="preserve"> ; </w:t>
       </w:r>
       <w:hyperlink r:id="rId134">
         <w:r>
           <w:rPr>
+            <w:lang w:val="fr_FR" w:bidi="fr_FR"/>
+          </w:rPr>
+          <w:rPr>
             <w:color w:val="0000EE"/>
             <w:u w:val="single"/>
           </w:rPr>
@@ -2577,11 +4700,17 @@
         </w:r>
       </w:hyperlink>
       <w:r>
+        <w:rPr>
+          <w:lang w:val="fr_FR" w:bidi="fr_FR"/>
+        </w:rPr>
         <w:t xml:space="preserve"> ; </w:t>
       </w:r>
       <w:hyperlink r:id="rId135">
         <w:r>
           <w:rPr>
+            <w:lang w:val="fr_FR" w:bidi="fr_FR"/>
+          </w:rPr>
+          <w:rPr>
             <w:color w:val="0000EE"/>
             <w:u w:val="single"/>
           </w:rPr>
@@ -2589,11 +4718,17 @@
         </w:r>
       </w:hyperlink>
       <w:r>
+        <w:rPr>
+          <w:lang w:val="fr_FR" w:bidi="fr_FR"/>
+        </w:rPr>
         <w:t>). L’un des titres de Dieu est « le Dieu Puissant » (</w:t>
       </w:r>
       <w:hyperlink r:id="rId136">
         <w:r>
           <w:rPr>
+            <w:lang w:val="fr_FR" w:bidi="fr_FR"/>
+          </w:rPr>
+          <w:rPr>
             <w:color w:val="0000EE"/>
             <w:u w:val="single"/>
           </w:rPr>
@@ -2601,11 +4736,17 @@
         </w:r>
       </w:hyperlink>
       <w:r>
+        <w:rPr>
+          <w:lang w:val="fr_FR" w:bidi="fr_FR"/>
+        </w:rPr>
         <w:t>). Ce titre s’applique également au Messie (</w:t>
       </w:r>
       <w:hyperlink r:id="rId137">
         <w:r>
           <w:rPr>
+            <w:lang w:val="fr_FR" w:bidi="fr_FR"/>
+          </w:rPr>
+          <w:rPr>
             <w:color w:val="0000EE"/>
             <w:u w:val="single"/>
           </w:rPr>
@@ -2613,20 +4754,30 @@
         </w:r>
       </w:hyperlink>
       <w:r>
+        <w:rPr>
+          <w:lang w:val="fr_FR" w:bidi="fr_FR"/>
+        </w:rPr>
         <w:t xml:space="preserve">). • Il fera de toi sa plus grande joie : Non seulement Jérusalem et tout Israël </w:t>
       </w:r>
       <w:r>
         <w:rPr>
           <w:i/>
+          <w:lang w:val="fr_FR" w:bidi="fr_FR"/>
         </w:rPr>
         <w:t>se réjouiront</w:t>
       </w:r>
       <w:r>
+        <w:rPr>
+          <w:lang w:val="fr_FR" w:bidi="fr_FR"/>
+        </w:rPr>
         <w:t xml:space="preserve"> en Dieu (</w:t>
       </w:r>
       <w:hyperlink r:id="rId138">
         <w:r>
           <w:rPr>
+            <w:lang w:val="fr_FR" w:bidi="fr_FR"/>
+          </w:rPr>
+          <w:rPr>
             <w:color w:val="0000EE"/>
             <w:u w:val="single"/>
           </w:rPr>
@@ -2634,11 +4785,17 @@
         </w:r>
       </w:hyperlink>
       <w:r>
+        <w:rPr>
+          <w:lang w:val="fr_FR" w:bidi="fr_FR"/>
+        </w:rPr>
         <w:t xml:space="preserve">), mais Dieu se réjouira aussi d’eux en tant que peuple purifié et fidèle (voir </w:t>
       </w:r>
       <w:hyperlink r:id="rId139">
         <w:r>
           <w:rPr>
+            <w:lang w:val="fr_FR" w:bidi="fr_FR"/>
+          </w:rPr>
+          <w:rPr>
             <w:color w:val="0000EE"/>
             <w:u w:val="single"/>
           </w:rPr>
@@ -2646,31 +4803,65 @@
         </w:r>
       </w:hyperlink>
       <w:r>
+        <w:rPr>
+          <w:lang w:val="fr_FR" w:bidi="fr_FR"/>
+        </w:rPr>
         <w:t>).</w:t>
       </w:r>
-      <w:r/>
-      <w:r/>
-    </w:p>
-    <w:p>
-      <w:r/>
+      <w:r>
+        <w:rPr>
+          <w:lang w:val="fr_FR" w:bidi="fr_FR"/>
+        </w:rPr>
+      </w:r>
+      <w:r>
+        <w:rPr>
+          <w:lang w:val="fr_FR" w:bidi="fr_FR"/>
+        </w:rPr>
+      </w:r>
+    </w:p>
+    <w:p>
+      <w:pPr/>
+      <w:r>
+        <w:rPr>
+          <w:lang w:val="fr_FR" w:bidi="fr_FR"/>
+        </w:rPr>
+      </w:r>
     </w:p>
     <w:p>
       <w:pPr>
         <w:pStyle w:val="Heading2"/>
       </w:pPr>
       <w:r>
+        <w:rPr>
+          <w:lang w:val="fr_FR" w:bidi="fr_FR"/>
+        </w:rPr>
         <w:t>Sophonie 3.18</w:t>
       </w:r>
-      <w:r/>
-    </w:p>
-    <w:p>
-      <w:r/>
-      <w:r>
+      <w:r>
+        <w:rPr>
+          <w:lang w:val="fr_FR" w:bidi="fr_FR"/>
+        </w:rPr>
+      </w:r>
+    </w:p>
+    <w:p>
+      <w:pPr/>
+      <w:r>
+        <w:rPr>
+          <w:lang w:val="fr_FR" w:bidi="fr_FR"/>
+        </w:rPr>
+      </w:r>
+      <w:r>
+        <w:rPr>
+          <w:lang w:val="fr_FR" w:bidi="fr_FR"/>
+        </w:rPr>
         <w:t>Je rassemblerai ceux… dans la tristesse : L’assurance du Seigneur contraste fortement avec les déclarations du début du livre, lorsque Dieu menaçait de rassembler les nations pour balayer le peuple de Juda de la surface de la terre (</w:t>
       </w:r>
       <w:hyperlink r:id="rId140">
         <w:r>
           <w:rPr>
+            <w:lang w:val="fr_FR" w:bidi="fr_FR"/>
+          </w:rPr>
+          <w:rPr>
             <w:color w:val="0000EE"/>
             <w:u w:val="single"/>
           </w:rPr>
@@ -2678,51 +4869,113 @@
         </w:r>
       </w:hyperlink>
       <w:r>
+        <w:rPr>
+          <w:lang w:val="fr_FR" w:bidi="fr_FR"/>
+        </w:rPr>
         <w:t>). Maintenant, il promet de rassembler ceux qui ont été chassés de Jérusalem et de les ramener en sécurité chez eux.</w:t>
       </w:r>
-      <w:r/>
-      <w:r/>
-    </w:p>
-    <w:p>
-      <w:r/>
+      <w:r>
+        <w:rPr>
+          <w:lang w:val="fr_FR" w:bidi="fr_FR"/>
+        </w:rPr>
+      </w:r>
+      <w:r>
+        <w:rPr>
+          <w:lang w:val="fr_FR" w:bidi="fr_FR"/>
+        </w:rPr>
+      </w:r>
+    </w:p>
+    <w:p>
+      <w:pPr/>
+      <w:r>
+        <w:rPr>
+          <w:lang w:val="fr_FR" w:bidi="fr_FR"/>
+        </w:rPr>
+      </w:r>
     </w:p>
     <w:p>
       <w:pPr>
         <w:pStyle w:val="Heading2"/>
       </w:pPr>
       <w:r>
+        <w:rPr>
+          <w:lang w:val="fr_FR" w:bidi="fr_FR"/>
+        </w:rPr>
         <w:t>Sophonie 3.18–20</w:t>
       </w:r>
-      <w:r/>
-    </w:p>
-    <w:p>
-      <w:r/>
-      <w:r>
+      <w:r>
+        <w:rPr>
+          <w:lang w:val="fr_FR" w:bidi="fr_FR"/>
+        </w:rPr>
+      </w:r>
+    </w:p>
+    <w:p>
+      <w:pPr/>
+      <w:r>
+        <w:rPr>
+          <w:lang w:val="fr_FR" w:bidi="fr_FR"/>
+        </w:rPr>
+      </w:r>
+      <w:r>
+        <w:rPr>
+          <w:lang w:val="fr_FR" w:bidi="fr_FR"/>
+        </w:rPr>
         <w:t>L’utilisation continue du futur dans ces versets souligne les assurances supplémentaires de Dieu à son peuple.</w:t>
       </w:r>
-      <w:r/>
-      <w:r/>
-    </w:p>
-    <w:p>
-      <w:r/>
+      <w:r>
+        <w:rPr>
+          <w:lang w:val="fr_FR" w:bidi="fr_FR"/>
+        </w:rPr>
+      </w:r>
+      <w:r>
+        <w:rPr>
+          <w:lang w:val="fr_FR" w:bidi="fr_FR"/>
+        </w:rPr>
+      </w:r>
+    </w:p>
+    <w:p>
+      <w:pPr/>
+      <w:r>
+        <w:rPr>
+          <w:lang w:val="fr_FR" w:bidi="fr_FR"/>
+        </w:rPr>
+      </w:r>
     </w:p>
     <w:p>
       <w:pPr>
         <w:pStyle w:val="Heading2"/>
       </w:pPr>
       <w:r>
+        <w:rPr>
+          <w:lang w:val="fr_FR" w:bidi="fr_FR"/>
+        </w:rPr>
         <w:t>Sophonie 3.19</w:t>
       </w:r>
-      <w:r/>
-    </w:p>
-    <w:p>
-      <w:r/>
-      <w:r>
+      <w:r>
+        <w:rPr>
+          <w:lang w:val="fr_FR" w:bidi="fr_FR"/>
+        </w:rPr>
+      </w:r>
+    </w:p>
+    <w:p>
+      <w:pPr/>
+      <w:r>
+        <w:rPr>
+          <w:lang w:val="fr_FR" w:bidi="fr_FR"/>
+        </w:rPr>
+      </w:r>
+      <w:r>
+        <w:rPr>
+          <w:lang w:val="fr_FR" w:bidi="fr_FR"/>
+        </w:rPr>
         <w:t xml:space="preserve">Dieu transformera l’ancienne honte de son peuple en gloire et renommée (voir </w:t>
       </w:r>
       <w:hyperlink r:id="rId141">
         <w:r>
           <w:rPr>
+            <w:lang w:val="fr_FR" w:bidi="fr_FR"/>
+          </w:rPr>
+          <w:rPr>
             <w:color w:val="0000EE"/>
             <w:u w:val="single"/>
           </w:rPr>
@@ -2730,11 +4983,17 @@
         </w:r>
       </w:hyperlink>
       <w:r>
+        <w:rPr>
+          <w:lang w:val="fr_FR" w:bidi="fr_FR"/>
+        </w:rPr>
         <w:t xml:space="preserve"> ; </w:t>
       </w:r>
       <w:hyperlink r:id="rId142">
         <w:r>
           <w:rPr>
+            <w:lang w:val="fr_FR" w:bidi="fr_FR"/>
+          </w:rPr>
+          <w:rPr>
             <w:color w:val="0000EE"/>
             <w:u w:val="single"/>
           </w:rPr>
@@ -2742,11 +5001,17 @@
         </w:r>
       </w:hyperlink>
       <w:r>
+        <w:rPr>
+          <w:lang w:val="fr_FR" w:bidi="fr_FR"/>
+        </w:rPr>
         <w:t xml:space="preserve"> ; </w:t>
       </w:r>
       <w:hyperlink r:id="rId143">
         <w:r>
           <w:rPr>
+            <w:lang w:val="fr_FR" w:bidi="fr_FR"/>
+          </w:rPr>
+          <w:rPr>
             <w:color w:val="0000EE"/>
             <w:u w:val="single"/>
           </w:rPr>
@@ -2754,11 +5019,17 @@
         </w:r>
       </w:hyperlink>
       <w:r>
+        <w:rPr>
+          <w:lang w:val="fr_FR" w:bidi="fr_FR"/>
+        </w:rPr>
         <w:t xml:space="preserve"> ; cf. </w:t>
       </w:r>
       <w:hyperlink r:id="rId144">
         <w:r>
           <w:rPr>
+            <w:lang w:val="fr_FR" w:bidi="fr_FR"/>
+          </w:rPr>
+          <w:rPr>
             <w:color w:val="0000EE"/>
             <w:u w:val="single"/>
           </w:rPr>
@@ -2766,31 +5037,65 @@
         </w:r>
       </w:hyperlink>
       <w:r>
+        <w:rPr>
+          <w:lang w:val="fr_FR" w:bidi="fr_FR"/>
+        </w:rPr>
         <w:t>).</w:t>
       </w:r>
-      <w:r/>
-      <w:r/>
-    </w:p>
-    <w:p>
-      <w:r/>
+      <w:r>
+        <w:rPr>
+          <w:lang w:val="fr_FR" w:bidi="fr_FR"/>
+        </w:rPr>
+      </w:r>
+      <w:r>
+        <w:rPr>
+          <w:lang w:val="fr_FR" w:bidi="fr_FR"/>
+        </w:rPr>
+      </w:r>
+    </w:p>
+    <w:p>
+      <w:pPr/>
+      <w:r>
+        <w:rPr>
+          <w:lang w:val="fr_FR" w:bidi="fr_FR"/>
+        </w:rPr>
+      </w:r>
     </w:p>
     <w:p>
       <w:pPr>
         <w:pStyle w:val="Heading2"/>
       </w:pPr>
       <w:r>
+        <w:rPr>
+          <w:lang w:val="fr_FR" w:bidi="fr_FR"/>
+        </w:rPr>
         <w:t>Sophonie 3.20</w:t>
       </w:r>
-      <w:r/>
-    </w:p>
-    <w:p>
-      <w:r/>
-      <w:r>
+      <w:r>
+        <w:rPr>
+          <w:lang w:val="fr_FR" w:bidi="fr_FR"/>
+        </w:rPr>
+      </w:r>
+    </w:p>
+    <w:p>
+      <w:pPr/>
+      <w:r>
+        <w:rPr>
+          <w:lang w:val="fr_FR" w:bidi="fr_FR"/>
+        </w:rPr>
+      </w:r>
+      <w:r>
+        <w:rPr>
+          <w:lang w:val="fr_FR" w:bidi="fr_FR"/>
+        </w:rPr>
         <w:t>En ce temps-là : Après une période de terrible colère et de jugement, le jour du Seigneur culmine en bénédictions éternelles pour tous ceux qui se confient en lui (</w:t>
       </w:r>
       <w:hyperlink r:id="rId91">
         <w:r>
           <w:rPr>
+            <w:lang w:val="fr_FR" w:bidi="fr_FR"/>
+          </w:rPr>
+          <w:rPr>
             <w:color w:val="0000EE"/>
             <w:u w:val="single"/>
           </w:rPr>
@@ -2798,11 +5103,17 @@
         </w:r>
       </w:hyperlink>
       <w:r>
+        <w:rPr>
+          <w:lang w:val="fr_FR" w:bidi="fr_FR"/>
+        </w:rPr>
         <w:t xml:space="preserve">, </w:t>
       </w:r>
       <w:hyperlink r:id="rId145">
         <w:r>
           <w:rPr>
+            <w:lang w:val="fr_FR" w:bidi="fr_FR"/>
+          </w:rPr>
+          <w:rPr>
             <w:color w:val="0000EE"/>
             <w:u w:val="single"/>
           </w:rPr>
@@ -2810,11 +5121,17 @@
         </w:r>
       </w:hyperlink>
       <w:r>
+        <w:rPr>
+          <w:lang w:val="fr_FR" w:bidi="fr_FR"/>
+        </w:rPr>
         <w:t xml:space="preserve"> ; voir </w:t>
       </w:r>
       <w:hyperlink r:id="rId146">
         <w:r>
           <w:rPr>
+            <w:lang w:val="fr_FR" w:bidi="fr_FR"/>
+          </w:rPr>
+          <w:rPr>
             <w:color w:val="0000EE"/>
             <w:u w:val="single"/>
           </w:rPr>
@@ -2822,11 +5139,17 @@
         </w:r>
       </w:hyperlink>
       <w:r>
+        <w:rPr>
+          <w:lang w:val="fr_FR" w:bidi="fr_FR"/>
+        </w:rPr>
         <w:t xml:space="preserve"> ; </w:t>
       </w:r>
       <w:hyperlink r:id="rId147">
         <w:r>
           <w:rPr>
+            <w:lang w:val="fr_FR" w:bidi="fr_FR"/>
+          </w:rPr>
+          <w:rPr>
             <w:color w:val="0000EE"/>
             <w:u w:val="single"/>
           </w:rPr>
@@ -2834,11 +5157,17 @@
         </w:r>
       </w:hyperlink>
       <w:r>
+        <w:rPr>
+          <w:lang w:val="fr_FR" w:bidi="fr_FR"/>
+        </w:rPr>
         <w:t xml:space="preserve"> ; voir aussi </w:t>
       </w:r>
       <w:hyperlink r:id="rId29">
         <w:r>
           <w:rPr>
+            <w:lang w:val="fr_FR" w:bidi="fr_FR"/>
+          </w:rPr>
+          <w:rPr>
             <w:color w:val="0000EE"/>
             <w:u w:val="single"/>
           </w:rPr>
@@ -2846,11 +5175,17 @@
         </w:r>
       </w:hyperlink>
       <w:r>
+        <w:rPr>
+          <w:lang w:val="fr_FR" w:bidi="fr_FR"/>
+        </w:rPr>
         <w:t xml:space="preserve">). • Dit l’Éternel ! : La prophétie de Sophonie, qui vient entièrement de Dieu (voir aussi </w:t>
       </w:r>
       <w:hyperlink r:id="rId148">
         <w:r>
           <w:rPr>
+            <w:lang w:val="fr_FR" w:bidi="fr_FR"/>
+          </w:rPr>
+          <w:rPr>
             <w:color w:val="0000EE"/>
             <w:u w:val="single"/>
           </w:rPr>
@@ -2858,11 +5193,17 @@
         </w:r>
       </w:hyperlink>
       <w:r>
+        <w:rPr>
+          <w:lang w:val="fr_FR" w:bidi="fr_FR"/>
+        </w:rPr>
         <w:t xml:space="preserve">, </w:t>
       </w:r>
       <w:hyperlink r:id="rId149">
         <w:r>
           <w:rPr>
+            <w:lang w:val="fr_FR" w:bidi="fr_FR"/>
+          </w:rPr>
+          <w:rPr>
             <w:color w:val="0000EE"/>
             <w:u w:val="single"/>
           </w:rPr>
@@ -2870,11 +5211,17 @@
         </w:r>
       </w:hyperlink>
       <w:r>
+        <w:rPr>
+          <w:lang w:val="fr_FR" w:bidi="fr_FR"/>
+        </w:rPr>
         <w:t xml:space="preserve"> ; </w:t>
       </w:r>
       <w:hyperlink r:id="rId150">
         <w:r>
           <w:rPr>
+            <w:lang w:val="fr_FR" w:bidi="fr_FR"/>
+          </w:rPr>
+          <w:rPr>
             <w:color w:val="0000EE"/>
             <w:u w:val="single"/>
           </w:rPr>
@@ -2882,11 +5229,17 @@
         </w:r>
       </w:hyperlink>
       <w:r>
+        <w:rPr>
+          <w:lang w:val="fr_FR" w:bidi="fr_FR"/>
+        </w:rPr>
         <w:t xml:space="preserve"> ; </w:t>
       </w:r>
       <w:hyperlink r:id="rId114">
         <w:r>
           <w:rPr>
+            <w:lang w:val="fr_FR" w:bidi="fr_FR"/>
+          </w:rPr>
+          <w:rPr>
             <w:color w:val="0000EE"/>
             <w:u w:val="single"/>
           </w:rPr>
@@ -2894,10 +5247,21 @@
         </w:r>
       </w:hyperlink>
       <w:r>
+        <w:rPr>
+          <w:lang w:val="fr_FR" w:bidi="fr_FR"/>
+        </w:rPr>
         <w:t>), est absolument digne de confiance.</w:t>
       </w:r>
-      <w:r/>
-      <w:r/>
+      <w:r>
+        <w:rPr>
+          <w:lang w:val="fr_FR" w:bidi="fr_FR"/>
+        </w:rPr>
+      </w:r>
+      <w:r>
+        <w:rPr>
+          <w:lang w:val="fr_FR" w:bidi="fr_FR"/>
+        </w:rPr>
+      </w:r>
     </w:p>
     <w:sectPr>
       <w:footnotePr>
@@ -4799,7 +7163,7 @@
     <w:rPrDefault>
       <w:rPr>
         <w:rFonts w:ascii="Times New Roman" w:eastAsia="Times New Roman" w:hAnsi="Times New Roman" w:cs="Times New Roman"/>
-        <w:lang w:val="en-US" w:eastAsia="en-US" w:bidi="ar-SA"/>
+        <w:lang w:val="fr_FR" w:eastAsia="en-US" w:bidi="ar-SA"/>
       </w:rPr>
     </w:rPrDefault>
     <w:pPrDefault/>

--- a/fra/docx/36.content.docx
+++ b/fra/docx/36.content.docx
@@ -163,13 +163,6 @@
         <w:rPr>
           <w:lang w:val="fr_FR" w:bidi="fr_FR"/>
         </w:rPr>
-      </w:r>
-      <w:r>
-        <w:rPr>
-          <w:i/>
-          <w:lang w:val="fr_FR" w:bidi="fr_FR"/>
-        </w:rPr>
-        <w:t>Sophonie 1.1, Sophonie 1.1–2.3, Sophonie 1.2–3, Sophonie 1.4, Sophonie 1.4–6, Sophonie 1.5, Sophonie 1.7, Sophonie 1.7–18, Sophonie 1.8, Sophonie 1.9, Sophonie 1.10, Sophonie 1.13, Sophonie 1.14–18, Sophonie 1.15, Sophonie 1.17, Sophonie 2.1–3, Sophonie 2.2, Sophonie 2.3, Sophonie 2.4, Sophonie 2.4–15, Sophonie 2.4–3.20, Sophonie 2.5, Sophonie 2.6, Sophonie 2.7, Sophonie 2.8, Sophonie 2.9, Sophonie 2.11, Sophonie 2.12, Sophonie 2.13, Sophonie 2.14, Sophonie 2.15, Sophonie 3.1, Sophonie 3.1–8, Sophonie 3.3–4, Sophonie 3.5, Sophonie 3.7, Sophonie 3.8, Sophonie 3.9, Sophonie 3.9–13, Sophonie 3.9–20, Sophonie 3.10, Sophonie 3.12, Sophonie 3.14, Sophonie 3.15, Sophonie 3.17, Sophonie 3.18, Sophonie 3.18–20, Sophonie 3.19, Sophonie 3.20</w:t>
       </w:r>
       <w:r>
         <w:rPr>

--- a/fra/docx/36.content.docx
+++ b/fra/docx/36.content.docx
@@ -150,19 +150,6 @@
           <w:lang w:val="fr_FR" w:bidi="fr_FR"/>
         </w:rPr>
         <w:t>ZEP</w:t>
-      </w:r>
-      <w:r>
-        <w:rPr>
-          <w:lang w:val="fr_FR" w:bidi="fr_FR"/>
-        </w:rPr>
-      </w:r>
-    </w:p>
-    <w:p>
-      <w:pPr/>
-      <w:r>
-        <w:rPr>
-          <w:lang w:val="fr_FR" w:bidi="fr_FR"/>
-        </w:rPr>
       </w:r>
       <w:r>
         <w:rPr>

--- a/fra/docx/36.content.docx
+++ b/fra/docx/36.content.docx
@@ -19,7 +19,7 @@
         <w:rPr>
           <w:lang w:val="fr_FR" w:bidi="fr_FR"/>
         </w:rPr>
-        <w:t>Resource: Notes d'étude (Tyndale)</w:t>
+        <w:t>Resource: Tyndale Open Study Notes</w:t>
       </w:r>
       <w:r>
         <w:rPr>
@@ -112,7 +112,7 @@
         <w:rPr>
           <w:lang w:val="fr_FR" w:bidi="fr_FR"/>
         </w:rPr>
-        <w:t>Notes d'étude (Tyndale)</w:t>
+        <w:t>Tyndale Open Study Notes</w:t>
       </w:r>
     </w:p>
     <w:p>

--- a/fra/docx/36.content.docx
+++ b/fra/docx/36.content.docx
@@ -19,7 +19,7 @@
         <w:rPr>
           <w:lang w:val="fr_FR" w:bidi="fr_FR"/>
         </w:rPr>
-        <w:t>Resource: Tyndale Open Study Notes</w:t>
+        <w:t>Resource: Aquifer Open Study Notes</w:t>
       </w:r>
       <w:r>
         <w:rPr>
@@ -112,7 +112,7 @@
         <w:rPr>
           <w:lang w:val="fr_FR" w:bidi="fr_FR"/>
         </w:rPr>
-        <w:t>Tyndale Open Study Notes</w:t>
+        <w:t>Aquifer Open Study Notes</w:t>
       </w:r>
     </w:p>
     <w:p>

--- a/fra/docx/36.content.docx
+++ b/fra/docx/36.content.docx
@@ -233,18 +233,12 @@
         </w:rPr>
         <w:t xml:space="preserve">La parole de l’Éternel qui fut adressée à Sophonie : Sophonie était un prophète, le porte-parole de Dieu. • Ézéchias désigne probablement au roi de ce nom (voir </w:t>
       </w:r>
-      <w:hyperlink r:id="rId13">
-        <w:r>
-          <w:rPr>
-            <w:lang w:val="fr_FR" w:bidi="fr_FR"/>
-          </w:rPr>
-          <w:rPr>
-            <w:color w:val="0000EE"/>
-            <w:u w:val="single"/>
-          </w:rPr>
-          <w:t>2R 18.1–20.20</w:t>
-        </w:r>
-      </w:hyperlink>
+      <w:r>
+        <w:rPr>
+          <w:lang w:val="fr_FR" w:bidi="fr_FR"/>
+        </w:rPr>
+        <w:t>2R 18.1–20.20</w:t>
+      </w:r>
       <w:r>
         <w:rPr>
           <w:lang w:val="fr_FR" w:bidi="fr_FR"/>
@@ -299,72 +293,48 @@
         </w:rPr>
         <w:t>Le message de Sophonie de la part du Seigneur avertit d’un jugement mondial (</w:t>
       </w:r>
-      <w:hyperlink r:id="rId14">
-        <w:r>
-          <w:rPr>
-            <w:lang w:val="fr_FR" w:bidi="fr_FR"/>
-          </w:rPr>
-          <w:rPr>
-            <w:color w:val="0000EE"/>
-            <w:u w:val="single"/>
-          </w:rPr>
-          <w:t>1.1–6</w:t>
-        </w:r>
-      </w:hyperlink>
+      <w:r>
+        <w:rPr>
+          <w:lang w:val="fr_FR" w:bidi="fr_FR"/>
+        </w:rPr>
+        <w:t>1.1–6</w:t>
+      </w:r>
       <w:r>
         <w:rPr>
           <w:lang w:val="fr_FR" w:bidi="fr_FR"/>
         </w:rPr>
         <w:t>) et exhorte ses lecteurs à se repentir (</w:t>
       </w:r>
-      <w:hyperlink r:id="rId15">
-        <w:r>
-          <w:rPr>
-            <w:lang w:val="fr_FR" w:bidi="fr_FR"/>
-          </w:rPr>
-          <w:rPr>
-            <w:color w:val="0000EE"/>
-            <w:u w:val="single"/>
-          </w:rPr>
-          <w:t>1.7–13</w:t>
-        </w:r>
-      </w:hyperlink>
+      <w:r>
+        <w:rPr>
+          <w:lang w:val="fr_FR" w:bidi="fr_FR"/>
+        </w:rPr>
+        <w:t>1.7–13</w:t>
+      </w:r>
       <w:r>
         <w:rPr>
           <w:lang w:val="fr_FR" w:bidi="fr_FR"/>
         </w:rPr>
         <w:t>) avant que la dévastation ne les submerge (</w:t>
       </w:r>
-      <w:hyperlink r:id="rId16">
-        <w:r>
-          <w:rPr>
-            <w:lang w:val="fr_FR" w:bidi="fr_FR"/>
-          </w:rPr>
-          <w:rPr>
-            <w:color w:val="0000EE"/>
-            <w:u w:val="single"/>
-          </w:rPr>
-          <w:t>1.14–18</w:t>
-        </w:r>
-      </w:hyperlink>
+      <w:r>
+        <w:rPr>
+          <w:lang w:val="fr_FR" w:bidi="fr_FR"/>
+        </w:rPr>
+        <w:t>1.14–18</w:t>
+      </w:r>
       <w:r>
         <w:rPr>
           <w:lang w:val="fr_FR" w:bidi="fr_FR"/>
         </w:rPr>
         <w:t>) et à chercher le Seigneur, à vivre de manière juste et humble devant lui, dans l’espoir d’être épargnés par son jugement (</w:t>
       </w:r>
-      <w:hyperlink r:id="rId17">
-        <w:r>
-          <w:rPr>
-            <w:lang w:val="fr_FR" w:bidi="fr_FR"/>
-          </w:rPr>
-          <w:rPr>
-            <w:color w:val="0000EE"/>
-            <w:u w:val="single"/>
-          </w:rPr>
-          <w:t>2.1–3</w:t>
-        </w:r>
-      </w:hyperlink>
+      <w:r>
+        <w:rPr>
+          <w:lang w:val="fr_FR" w:bidi="fr_FR"/>
+        </w:rPr>
+        <w:t>2.1–3</w:t>
+      </w:r>
       <w:r>
         <w:rPr>
           <w:lang w:val="fr_FR" w:bidi="fr_FR"/>
@@ -419,18 +389,12 @@
         </w:rPr>
         <w:t>La liste des choses que Dieu balaiera dans son jugement est dans l’ordre inverse de leur création (</w:t>
       </w:r>
-      <w:hyperlink r:id="rId18">
-        <w:r>
-          <w:rPr>
-            <w:lang w:val="fr_FR" w:bidi="fr_FR"/>
-          </w:rPr>
-          <w:rPr>
-            <w:color w:val="0000EE"/>
-            <w:u w:val="single"/>
-          </w:rPr>
-          <w:t>Gn 1.20–26</w:t>
-        </w:r>
-      </w:hyperlink>
+      <w:r>
+        <w:rPr>
+          <w:lang w:val="fr_FR" w:bidi="fr_FR"/>
+        </w:rPr>
+        <w:t>Gn 1.20–26</w:t>
+      </w:r>
       <w:r>
         <w:rPr>
           <w:lang w:val="fr_FR" w:bidi="fr_FR"/>
@@ -485,18 +449,12 @@
         </w:rPr>
         <w:t>Lorsque Sophonie a fait cette prophétie, avant les réformes de Josias en 622 av. J.‑C., des prêtres idolâtres promouvaient de manière effrénée le culte de Baal et d’autres formes de paganisme (</w:t>
       </w:r>
-      <w:hyperlink r:id="rId19">
-        <w:r>
-          <w:rPr>
-            <w:lang w:val="fr_FR" w:bidi="fr_FR"/>
-          </w:rPr>
-          <w:rPr>
-            <w:color w:val="0000EE"/>
-            <w:u w:val="single"/>
-          </w:rPr>
-          <w:t>2R 23.5</w:t>
-        </w:r>
-      </w:hyperlink>
+      <w:r>
+        <w:rPr>
+          <w:lang w:val="fr_FR" w:bidi="fr_FR"/>
+        </w:rPr>
+        <w:t>2R 23.5</w:t>
+      </w:r>
       <w:r>
         <w:rPr>
           <w:lang w:val="fr_FR" w:bidi="fr_FR"/>
@@ -551,18 +509,12 @@
         </w:rPr>
         <w:t>Après avoir prononcé le jugement sur toute la terre (</w:t>
       </w:r>
-      <w:hyperlink r:id="rId20">
-        <w:r>
-          <w:rPr>
-            <w:lang w:val="fr_FR" w:bidi="fr_FR"/>
-          </w:rPr>
-          <w:rPr>
-            <w:color w:val="0000EE"/>
-            <w:u w:val="single"/>
-          </w:rPr>
-          <w:t>1.2–3</w:t>
-        </w:r>
-      </w:hyperlink>
+      <w:r>
+        <w:rPr>
+          <w:lang w:val="fr_FR" w:bidi="fr_FR"/>
+        </w:rPr>
+        <w:t>1.2–3</w:t>
+      </w:r>
       <w:r>
         <w:rPr>
           <w:lang w:val="fr_FR" w:bidi="fr_FR"/>
@@ -617,108 +569,72 @@
         </w:rPr>
         <w:t xml:space="preserve">L’Écriture a dénoncé la pratique de l’adoration des corps célestes tels que le soleil, la lune et les étoiles (voir </w:t>
       </w:r>
-      <w:hyperlink r:id="rId21">
-        <w:r>
-          <w:rPr>
-            <w:lang w:val="fr_FR" w:bidi="fr_FR"/>
-          </w:rPr>
-          <w:rPr>
-            <w:color w:val="0000EE"/>
-            <w:u w:val="single"/>
-          </w:rPr>
-          <w:t>Dt 4.15–19</w:t>
-        </w:r>
-      </w:hyperlink>
+      <w:r>
+        <w:rPr>
+          <w:lang w:val="fr_FR" w:bidi="fr_FR"/>
+        </w:rPr>
+        <w:t>Dt 4.15–19</w:t>
+      </w:r>
       <w:r>
         <w:rPr>
           <w:lang w:val="fr_FR" w:bidi="fr_FR"/>
         </w:rPr>
         <w:t xml:space="preserve"> ; </w:t>
       </w:r>
-      <w:hyperlink r:id="rId22">
-        <w:r>
-          <w:rPr>
-            <w:lang w:val="fr_FR" w:bidi="fr_FR"/>
-          </w:rPr>
-          <w:rPr>
-            <w:color w:val="0000EE"/>
-            <w:u w:val="single"/>
-          </w:rPr>
-          <w:t>2R 21.3</w:t>
-        </w:r>
-      </w:hyperlink>
+      <w:r>
+        <w:rPr>
+          <w:lang w:val="fr_FR" w:bidi="fr_FR"/>
+        </w:rPr>
+        <w:t>2R 21.3</w:t>
+      </w:r>
       <w:r>
         <w:rPr>
           <w:lang w:val="fr_FR" w:bidi="fr_FR"/>
         </w:rPr>
         <w:t xml:space="preserve"> ; </w:t>
       </w:r>
-      <w:hyperlink r:id="rId23">
-        <w:r>
-          <w:rPr>
-            <w:lang w:val="fr_FR" w:bidi="fr_FR"/>
-          </w:rPr>
-          <w:rPr>
-            <w:color w:val="0000EE"/>
-            <w:u w:val="single"/>
-          </w:rPr>
-          <w:t>23.12</w:t>
-        </w:r>
-      </w:hyperlink>
+      <w:r>
+        <w:rPr>
+          <w:lang w:val="fr_FR" w:bidi="fr_FR"/>
+        </w:rPr>
+        <w:t>23.12</w:t>
+      </w:r>
       <w:r>
         <w:rPr>
           <w:lang w:val="fr_FR" w:bidi="fr_FR"/>
         </w:rPr>
         <w:t>). • Le terme roi peut désigner le dieu cananéen Baal, le dieu ammonite Milcom, ou la divinité païenne Moloc. Bien que la loi interdise explicitement le culte de Moloc (</w:t>
       </w:r>
-      <w:hyperlink r:id="rId24">
-        <w:r>
-          <w:rPr>
-            <w:lang w:val="fr_FR" w:bidi="fr_FR"/>
-          </w:rPr>
-          <w:rPr>
-            <w:color w:val="0000EE"/>
-            <w:u w:val="single"/>
-          </w:rPr>
-          <w:t>Lv 20.1–5</w:t>
-        </w:r>
-      </w:hyperlink>
+      <w:r>
+        <w:rPr>
+          <w:lang w:val="fr_FR" w:bidi="fr_FR"/>
+        </w:rPr>
+        <w:t>Lv 20.1–5</w:t>
+      </w:r>
       <w:r>
         <w:rPr>
           <w:lang w:val="fr_FR" w:bidi="fr_FR"/>
         </w:rPr>
         <w:t>), celle-ci restait une tentation constante pour Israël (</w:t>
       </w:r>
-      <w:hyperlink r:id="rId25">
-        <w:r>
-          <w:rPr>
-            <w:lang w:val="fr_FR" w:bidi="fr_FR"/>
-          </w:rPr>
-          <w:rPr>
-            <w:color w:val="0000EE"/>
-            <w:u w:val="single"/>
-          </w:rPr>
-          <w:t>2R 16.3</w:t>
-        </w:r>
-      </w:hyperlink>
+      <w:r>
+        <w:rPr>
+          <w:lang w:val="fr_FR" w:bidi="fr_FR"/>
+        </w:rPr>
+        <w:t>2R 16.3</w:t>
+      </w:r>
       <w:r>
         <w:rPr>
           <w:lang w:val="fr_FR" w:bidi="fr_FR"/>
         </w:rPr>
         <w:t xml:space="preserve"> ; </w:t>
       </w:r>
-      <w:hyperlink r:id="rId26">
-        <w:r>
-          <w:rPr>
-            <w:lang w:val="fr_FR" w:bidi="fr_FR"/>
-          </w:rPr>
-          <w:rPr>
-            <w:color w:val="0000EE"/>
-            <w:u w:val="single"/>
-          </w:rPr>
-          <w:t>21.6</w:t>
-        </w:r>
-      </w:hyperlink>
+      <w:r>
+        <w:rPr>
+          <w:lang w:val="fr_FR" w:bidi="fr_FR"/>
+        </w:rPr>
+        <w:t>21.6</w:t>
+      </w:r>
       <w:r>
         <w:rPr>
           <w:lang w:val="fr_FR" w:bidi="fr_FR"/>
@@ -834,18 +750,12 @@
         </w:rPr>
         <w:t>L’ensemble du passage doit être considéré comme un vaste événement. Certains aspects seront accomplis lors de la chute de Jérusalem en 586 av. J.‑C. ; d’autres se répéteront à diverses époques historiques (comme la destruction de Jérusalem en 70 ap. J.‑C.) jusqu’à ce que toute la prophétie soit accomplie à la fin des temps, lorsque Dieu agira pleinement et définitivement pour juger le monde et renouveler la création (</w:t>
       </w:r>
-      <w:hyperlink r:id="rId27">
-        <w:r>
-          <w:rPr>
-            <w:lang w:val="fr_FR" w:bidi="fr_FR"/>
-          </w:rPr>
-          <w:rPr>
-            <w:color w:val="0000EE"/>
-            <w:u w:val="single"/>
-          </w:rPr>
-          <w:t>Ap 19.11–22.5</w:t>
-        </w:r>
-      </w:hyperlink>
+      <w:r>
+        <w:rPr>
+          <w:lang w:val="fr_FR" w:bidi="fr_FR"/>
+        </w:rPr>
+        <w:t>Ap 19.11–22.5</w:t>
+      </w:r>
       <w:r>
         <w:rPr>
           <w:lang w:val="fr_FR" w:bidi="fr_FR"/>
@@ -900,180 +810,120 @@
         </w:rPr>
         <w:t>Les chefs et princes de Juda étaient les chefs tribaux d’Israël (</w:t>
       </w:r>
-      <w:hyperlink r:id="rId28">
-        <w:r>
-          <w:rPr>
-            <w:lang w:val="fr_FR" w:bidi="fr_FR"/>
-          </w:rPr>
-          <w:rPr>
-            <w:color w:val="0000EE"/>
-            <w:u w:val="single"/>
-          </w:rPr>
-          <w:t>Nb 1.4</w:t>
-        </w:r>
-      </w:hyperlink>
+      <w:r>
+        <w:rPr>
+          <w:lang w:val="fr_FR" w:bidi="fr_FR"/>
+        </w:rPr>
+        <w:t>Nb 1.4</w:t>
+      </w:r>
       <w:r>
         <w:rPr>
           <w:lang w:val="fr_FR" w:bidi="fr_FR"/>
         </w:rPr>
         <w:t>), les fonctionnaires de la cour (</w:t>
       </w:r>
-      <w:hyperlink r:id="rId29">
-        <w:r>
-          <w:rPr>
-            <w:lang w:val="fr_FR" w:bidi="fr_FR"/>
-          </w:rPr>
-          <w:rPr>
-            <w:color w:val="0000EE"/>
-            <w:u w:val="single"/>
-          </w:rPr>
-          <w:t>1Ch 22.17</w:t>
-        </w:r>
-      </w:hyperlink>
+      <w:r>
+        <w:rPr>
+          <w:lang w:val="fr_FR" w:bidi="fr_FR"/>
+        </w:rPr>
+        <w:t>1Ch 22.17</w:t>
+      </w:r>
       <w:r>
         <w:rPr>
           <w:lang w:val="fr_FR" w:bidi="fr_FR"/>
         </w:rPr>
         <w:t>), les chefs de province (</w:t>
       </w:r>
-      <w:hyperlink r:id="rId30">
-        <w:r>
-          <w:rPr>
-            <w:lang w:val="fr_FR" w:bidi="fr_FR"/>
-          </w:rPr>
-          <w:rPr>
-            <w:color w:val="0000EE"/>
-            <w:u w:val="single"/>
-          </w:rPr>
-          <w:t>1R 20.14–15</w:t>
-        </w:r>
-      </w:hyperlink>
+      <w:r>
+        <w:rPr>
+          <w:lang w:val="fr_FR" w:bidi="fr_FR"/>
+        </w:rPr>
+        <w:t>1R 20.14–15</w:t>
+      </w:r>
       <w:r>
         <w:rPr>
           <w:lang w:val="fr_FR" w:bidi="fr_FR"/>
         </w:rPr>
         <w:t>), les chefs de ville (</w:t>
       </w:r>
-      <w:hyperlink r:id="rId31">
-        <w:r>
-          <w:rPr>
-            <w:lang w:val="fr_FR" w:bidi="fr_FR"/>
-          </w:rPr>
-          <w:rPr>
-            <w:color w:val="0000EE"/>
-            <w:u w:val="single"/>
-          </w:rPr>
-          <w:t>Jg 8.6</w:t>
-        </w:r>
-      </w:hyperlink>
+      <w:r>
+        <w:rPr>
+          <w:lang w:val="fr_FR" w:bidi="fr_FR"/>
+        </w:rPr>
+        <w:t>Jg 8.6</w:t>
+      </w:r>
       <w:r>
         <w:rPr>
           <w:lang w:val="fr_FR" w:bidi="fr_FR"/>
         </w:rPr>
         <w:t>), les chefs militaires (</w:t>
       </w:r>
-      <w:hyperlink r:id="rId32">
-        <w:r>
-          <w:rPr>
-            <w:lang w:val="fr_FR" w:bidi="fr_FR"/>
-          </w:rPr>
-          <w:rPr>
-            <w:color w:val="0000EE"/>
-            <w:u w:val="single"/>
-          </w:rPr>
-          <w:t xml:space="preserve">1R 2.5 </w:t>
-        </w:r>
-      </w:hyperlink>
+      <w:r>
+        <w:rPr>
+          <w:lang w:val="fr_FR" w:bidi="fr_FR"/>
+        </w:rPr>
+        <w:t xml:space="preserve">1R 2.5 </w:t>
+      </w:r>
       <w:r>
         <w:rPr>
           <w:lang w:val="fr_FR" w:bidi="fr_FR"/>
         </w:rPr>
         <w:t xml:space="preserve">; </w:t>
       </w:r>
-      <w:hyperlink r:id="rId33">
-        <w:r>
-          <w:rPr>
-            <w:lang w:val="fr_FR" w:bidi="fr_FR"/>
-          </w:rPr>
-          <w:rPr>
-            <w:color w:val="0000EE"/>
-            <w:u w:val="single"/>
-          </w:rPr>
-          <w:t xml:space="preserve">2R 1.9–14 </w:t>
-        </w:r>
-      </w:hyperlink>
+      <w:r>
+        <w:rPr>
+          <w:lang w:val="fr_FR" w:bidi="fr_FR"/>
+        </w:rPr>
+        <w:t xml:space="preserve">2R 1.9–14 </w:t>
+      </w:r>
       <w:r>
         <w:rPr>
           <w:lang w:val="fr_FR" w:bidi="fr_FR"/>
         </w:rPr>
         <w:t xml:space="preserve">; </w:t>
       </w:r>
-      <w:hyperlink r:id="rId34">
-        <w:r>
-          <w:rPr>
-            <w:lang w:val="fr_FR" w:bidi="fr_FR"/>
-          </w:rPr>
-          <w:rPr>
-            <w:color w:val="0000EE"/>
-            <w:u w:val="single"/>
-          </w:rPr>
-          <w:t>25.23</w:t>
-        </w:r>
-      </w:hyperlink>
+      <w:r>
+        <w:rPr>
+          <w:lang w:val="fr_FR" w:bidi="fr_FR"/>
+        </w:rPr>
+        <w:t>25.23</w:t>
+      </w:r>
       <w:r>
         <w:rPr>
           <w:lang w:val="fr_FR" w:bidi="fr_FR"/>
         </w:rPr>
         <w:t xml:space="preserve">, </w:t>
       </w:r>
-      <w:hyperlink r:id="rId35">
-        <w:r>
-          <w:rPr>
-            <w:lang w:val="fr_FR" w:bidi="fr_FR"/>
-          </w:rPr>
-          <w:rPr>
-            <w:color w:val="0000EE"/>
-            <w:u w:val="single"/>
-          </w:rPr>
-          <w:t>26</w:t>
-        </w:r>
-      </w:hyperlink>
+      <w:r>
+        <w:rPr>
+          <w:lang w:val="fr_FR" w:bidi="fr_FR"/>
+        </w:rPr>
+        <w:t>26</w:t>
+      </w:r>
       <w:r>
         <w:rPr>
           <w:lang w:val="fr_FR" w:bidi="fr_FR"/>
         </w:rPr>
         <w:t>), ou même les chefs des sacrificateurs (</w:t>
       </w:r>
-      <w:hyperlink r:id="rId36">
-        <w:r>
-          <w:rPr>
-            <w:lang w:val="fr_FR" w:bidi="fr_FR"/>
-          </w:rPr>
-          <w:rPr>
-            <w:color w:val="0000EE"/>
-            <w:u w:val="single"/>
-          </w:rPr>
-          <w:t>Esd 8.24</w:t>
-        </w:r>
-      </w:hyperlink>
+      <w:r>
+        <w:rPr>
+          <w:lang w:val="fr_FR" w:bidi="fr_FR"/>
+        </w:rPr>
+        <w:t>Esd 8.24</w:t>
+      </w:r>
       <w:r>
         <w:rPr>
           <w:lang w:val="fr_FR" w:bidi="fr_FR"/>
         </w:rPr>
         <w:t xml:space="preserve">). Leur rôle influent les plaçait dans une position de responsabilité accrue devant Dieu (cf. </w:t>
       </w:r>
-      <w:hyperlink r:id="rId37">
-        <w:r>
-          <w:rPr>
-            <w:lang w:val="fr_FR" w:bidi="fr_FR"/>
-          </w:rPr>
-          <w:rPr>
-            <w:color w:val="0000EE"/>
-            <w:u w:val="single"/>
-          </w:rPr>
-          <w:t>Jc 3.1</w:t>
-        </w:r>
-      </w:hyperlink>
+      <w:r>
+        <w:rPr>
+          <w:lang w:val="fr_FR" w:bidi="fr_FR"/>
+        </w:rPr>
+        <w:t>Jc 3.1</w:t>
+      </w:r>
       <w:r>
         <w:rPr>
           <w:lang w:val="fr_FR" w:bidi="fr_FR"/>
@@ -1128,18 +978,12 @@
         </w:rPr>
         <w:t xml:space="preserve">ceux qui sautent par-dessus le seuil : Le peuple de Juda perpétuait la coutume païenne de sauter par-dessus le seuil d’un temple pour éviter tout contact avec lui, par déférence pour ce dieu païen (voir </w:t>
       </w:r>
-      <w:hyperlink r:id="rId38">
-        <w:r>
-          <w:rPr>
-            <w:lang w:val="fr_FR" w:bidi="fr_FR"/>
-          </w:rPr>
-          <w:rPr>
-            <w:color w:val="0000EE"/>
-            <w:u w:val="single"/>
-          </w:rPr>
-          <w:t>1S 5.1–5</w:t>
-        </w:r>
-      </w:hyperlink>
+      <w:r>
+        <w:rPr>
+          <w:lang w:val="fr_FR" w:bidi="fr_FR"/>
+        </w:rPr>
+        <w:t>1S 5.1–5</w:t>
+      </w:r>
       <w:r>
         <w:rPr>
           <w:lang w:val="fr_FR" w:bidi="fr_FR"/>
@@ -1194,18 +1038,12 @@
         </w:rPr>
         <w:t>La porte des poissons se trouvait au nord de Jérusalem (</w:t>
       </w:r>
-      <w:hyperlink r:id="rId39">
-        <w:r>
-          <w:rPr>
-            <w:lang w:val="fr_FR" w:bidi="fr_FR"/>
-          </w:rPr>
-          <w:rPr>
-            <w:color w:val="0000EE"/>
-            <w:u w:val="single"/>
-          </w:rPr>
-          <w:t>Né 12.39</w:t>
-        </w:r>
-      </w:hyperlink>
+      <w:r>
+        <w:rPr>
+          <w:lang w:val="fr_FR" w:bidi="fr_FR"/>
+        </w:rPr>
+        <w:t>Né 12.39</w:t>
+      </w:r>
       <w:r>
         <w:rPr>
           <w:lang w:val="fr_FR" w:bidi="fr_FR"/>
@@ -1356,54 +1194,36 @@
         </w:rPr>
         <w:t xml:space="preserve">de ténèbres et d’obscurité : Voir aussi les versets </w:t>
       </w:r>
-      <w:hyperlink r:id="rId40">
-        <w:r>
-          <w:rPr>
-            <w:lang w:val="fr_FR" w:bidi="fr_FR"/>
-          </w:rPr>
-          <w:rPr>
-            <w:color w:val="0000EE"/>
-            <w:u w:val="single"/>
-          </w:rPr>
-          <w:t>Es 13.9–10</w:t>
-        </w:r>
-      </w:hyperlink>
+      <w:r>
+        <w:rPr>
+          <w:lang w:val="fr_FR" w:bidi="fr_FR"/>
+        </w:rPr>
+        <w:t>Es 13.9–10</w:t>
+      </w:r>
       <w:r>
         <w:rPr>
           <w:lang w:val="fr_FR" w:bidi="fr_FR"/>
         </w:rPr>
         <w:t xml:space="preserve"> ; </w:t>
       </w:r>
-      <w:hyperlink r:id="rId41">
-        <w:r>
-          <w:rPr>
-            <w:lang w:val="fr_FR" w:bidi="fr_FR"/>
-          </w:rPr>
-          <w:rPr>
-            <w:color w:val="0000EE"/>
-            <w:u w:val="single"/>
-          </w:rPr>
-          <w:t>Jl 2.1–2</w:t>
-        </w:r>
-      </w:hyperlink>
+      <w:r>
+        <w:rPr>
+          <w:lang w:val="fr_FR" w:bidi="fr_FR"/>
+        </w:rPr>
+        <w:t>Jl 2.1–2</w:t>
+      </w:r>
       <w:r>
         <w:rPr>
           <w:lang w:val="fr_FR" w:bidi="fr_FR"/>
         </w:rPr>
         <w:t xml:space="preserve"> ; </w:t>
       </w:r>
-      <w:hyperlink r:id="rId42">
-        <w:r>
-          <w:rPr>
-            <w:lang w:val="fr_FR" w:bidi="fr_FR"/>
-          </w:rPr>
-          <w:rPr>
-            <w:color w:val="0000EE"/>
-            <w:u w:val="single"/>
-          </w:rPr>
-          <w:t>Am 5.18–20</w:t>
-        </w:r>
-      </w:hyperlink>
+      <w:r>
+        <w:rPr>
+          <w:lang w:val="fr_FR" w:bidi="fr_FR"/>
+        </w:rPr>
+        <w:t>Am 5.18–20</w:t>
+      </w:r>
       <w:r>
         <w:rPr>
           <w:lang w:val="fr_FR" w:bidi="fr_FR"/>
@@ -1458,90 +1278,60 @@
         </w:rPr>
         <w:t xml:space="preserve">ils marcheront comme des aveugles : Il s’agit d’un exemple de la justice de Dieu (voir aussi </w:t>
       </w:r>
-      <w:hyperlink r:id="rId43">
-        <w:r>
-          <w:rPr>
-            <w:lang w:val="fr_FR" w:bidi="fr_FR"/>
-          </w:rPr>
-          <w:rPr>
-            <w:color w:val="0000EE"/>
-            <w:u w:val="single"/>
-          </w:rPr>
-          <w:t>Rm 1.21–32</w:t>
-        </w:r>
-      </w:hyperlink>
+      <w:r>
+        <w:rPr>
+          <w:lang w:val="fr_FR" w:bidi="fr_FR"/>
+        </w:rPr>
+        <w:t>Rm 1.21–32</w:t>
+      </w:r>
       <w:r>
         <w:rPr>
           <w:lang w:val="fr_FR" w:bidi="fr_FR"/>
         </w:rPr>
         <w:t xml:space="preserve">). Parce que le peuple de Dieu était aveugle sur le plan éthique et spirituel (voir </w:t>
       </w:r>
-      <w:hyperlink r:id="rId44">
-        <w:r>
-          <w:rPr>
-            <w:lang w:val="fr_FR" w:bidi="fr_FR"/>
-          </w:rPr>
-          <w:rPr>
-            <w:color w:val="0000EE"/>
-            <w:u w:val="single"/>
-          </w:rPr>
-          <w:t>Ex 23.8</w:t>
-        </w:r>
-      </w:hyperlink>
+      <w:r>
+        <w:rPr>
+          <w:lang w:val="fr_FR" w:bidi="fr_FR"/>
+        </w:rPr>
+        <w:t>Ex 23.8</w:t>
+      </w:r>
       <w:r>
         <w:rPr>
           <w:lang w:val="fr_FR" w:bidi="fr_FR"/>
         </w:rPr>
         <w:t xml:space="preserve"> ; </w:t>
       </w:r>
-      <w:hyperlink r:id="rId45">
-        <w:r>
-          <w:rPr>
-            <w:lang w:val="fr_FR" w:bidi="fr_FR"/>
-          </w:rPr>
-          <w:rPr>
-            <w:color w:val="0000EE"/>
-            <w:u w:val="single"/>
-          </w:rPr>
-          <w:t>Rm 2.19</w:t>
-        </w:r>
-      </w:hyperlink>
+      <w:r>
+        <w:rPr>
+          <w:lang w:val="fr_FR" w:bidi="fr_FR"/>
+        </w:rPr>
+        <w:t>Rm 2.19</w:t>
+      </w:r>
       <w:r>
         <w:rPr>
           <w:lang w:val="fr_FR" w:bidi="fr_FR"/>
         </w:rPr>
         <w:t xml:space="preserve"> ; </w:t>
       </w:r>
-      <w:hyperlink r:id="rId46">
-        <w:r>
-          <w:rPr>
-            <w:lang w:val="fr_FR" w:bidi="fr_FR"/>
-          </w:rPr>
-          <w:rPr>
-            <w:color w:val="0000EE"/>
-            <w:u w:val="single"/>
-          </w:rPr>
-          <w:t>1Jn 2.11</w:t>
-        </w:r>
-      </w:hyperlink>
+      <w:r>
+        <w:rPr>
+          <w:lang w:val="fr_FR" w:bidi="fr_FR"/>
+        </w:rPr>
+        <w:t>1Jn 2.11</w:t>
+      </w:r>
       <w:r>
         <w:rPr>
           <w:lang w:val="fr_FR" w:bidi="fr_FR"/>
         </w:rPr>
         <w:t>) et avait péché contre le Seigneur et ses commandements, il encourait les justes pénalités spécifiées dans l’alliance de Dieu avec lui (</w:t>
       </w:r>
-      <w:hyperlink r:id="rId47">
-        <w:r>
-          <w:rPr>
-            <w:lang w:val="fr_FR" w:bidi="fr_FR"/>
-          </w:rPr>
-          <w:rPr>
-            <w:color w:val="0000EE"/>
-            <w:u w:val="single"/>
-          </w:rPr>
-          <w:t>Dt 28.28–29</w:t>
-        </w:r>
-      </w:hyperlink>
+      <w:r>
+        <w:rPr>
+          <w:lang w:val="fr_FR" w:bidi="fr_FR"/>
+        </w:rPr>
+        <w:t>Dt 28.28–29</w:t>
+      </w:r>
       <w:r>
         <w:rPr>
           <w:lang w:val="fr_FR" w:bidi="fr_FR"/>
@@ -1692,90 +1482,60 @@
         </w:rPr>
         <w:t>vous tous, humbles du pays : La véritable humilité implique la soumission à Dieu et la dépendance envers lui (</w:t>
       </w:r>
-      <w:hyperlink r:id="rId48">
-        <w:r>
-          <w:rPr>
-            <w:lang w:val="fr_FR" w:bidi="fr_FR"/>
-          </w:rPr>
-          <w:rPr>
-            <w:color w:val="0000EE"/>
-            <w:u w:val="single"/>
-          </w:rPr>
-          <w:t>Ps 18.25–27</w:t>
-        </w:r>
-      </w:hyperlink>
+      <w:r>
+        <w:rPr>
+          <w:lang w:val="fr_FR" w:bidi="fr_FR"/>
+        </w:rPr>
+        <w:t>Ps 18.25–27</w:t>
+      </w:r>
       <w:r>
         <w:rPr>
           <w:lang w:val="fr_FR" w:bidi="fr_FR"/>
         </w:rPr>
         <w:t xml:space="preserve"> ; </w:t>
       </w:r>
-      <w:hyperlink r:id="rId49">
-        <w:r>
-          <w:rPr>
-            <w:lang w:val="fr_FR" w:bidi="fr_FR"/>
-          </w:rPr>
-          <w:rPr>
-            <w:color w:val="0000EE"/>
-            <w:u w:val="single"/>
-          </w:rPr>
-          <w:t>119.142–144</w:t>
-        </w:r>
-      </w:hyperlink>
+      <w:r>
+        <w:rPr>
+          <w:lang w:val="fr_FR" w:bidi="fr_FR"/>
+        </w:rPr>
+        <w:t>119.142–144</w:t>
+      </w:r>
       <w:r>
         <w:rPr>
           <w:lang w:val="fr_FR" w:bidi="fr_FR"/>
         </w:rPr>
         <w:t xml:space="preserve"> ; </w:t>
       </w:r>
-      <w:hyperlink r:id="rId50">
-        <w:r>
-          <w:rPr>
-            <w:lang w:val="fr_FR" w:bidi="fr_FR"/>
-          </w:rPr>
-          <w:rPr>
-            <w:color w:val="0000EE"/>
-            <w:u w:val="single"/>
-          </w:rPr>
-          <w:t>Pr 15.33</w:t>
-        </w:r>
-      </w:hyperlink>
+      <w:r>
+        <w:rPr>
+          <w:lang w:val="fr_FR" w:bidi="fr_FR"/>
+        </w:rPr>
+        <w:t>Pr 15.33</w:t>
+      </w:r>
       <w:r>
         <w:rPr>
           <w:lang w:val="fr_FR" w:bidi="fr_FR"/>
         </w:rPr>
         <w:t xml:space="preserve"> ; </w:t>
       </w:r>
-      <w:hyperlink r:id="rId51">
-        <w:r>
-          <w:rPr>
-            <w:lang w:val="fr_FR" w:bidi="fr_FR"/>
-          </w:rPr>
-          <w:rPr>
-            <w:color w:val="0000EE"/>
-            <w:u w:val="single"/>
-          </w:rPr>
-          <w:t>18.12</w:t>
-        </w:r>
-      </w:hyperlink>
+      <w:r>
+        <w:rPr>
+          <w:lang w:val="fr_FR" w:bidi="fr_FR"/>
+        </w:rPr>
+        <w:t>18.12</w:t>
+      </w:r>
       <w:r>
         <w:rPr>
           <w:lang w:val="fr_FR" w:bidi="fr_FR"/>
         </w:rPr>
         <w:t xml:space="preserve"> ; </w:t>
       </w:r>
-      <w:hyperlink r:id="rId52">
-        <w:r>
-          <w:rPr>
-            <w:lang w:val="fr_FR" w:bidi="fr_FR"/>
-          </w:rPr>
-          <w:rPr>
-            <w:color w:val="0000EE"/>
-            <w:u w:val="single"/>
-          </w:rPr>
-          <w:t>22.4</w:t>
-        </w:r>
-      </w:hyperlink>
+      <w:r>
+        <w:rPr>
+          <w:lang w:val="fr_FR" w:bidi="fr_FR"/>
+        </w:rPr>
+        <w:t>22.4</w:t>
+      </w:r>
       <w:r>
         <w:rPr>
           <w:lang w:val="fr_FR" w:bidi="fr_FR"/>
@@ -1830,18 +1590,12 @@
         </w:rPr>
         <w:t xml:space="preserve">Le roi Nabuchodonosor de Babylone a conquis les villes philistines de Gaza, Askalon, Asdod et Ékron. Gaza est restée déserte, mais les autres se sont rétablies et ont continué à exister par la suite. Sophonie ne mentionne pas Gath, la cinquième grande ville philistine (voir </w:t>
       </w:r>
-      <w:hyperlink r:id="rId53">
-        <w:r>
-          <w:rPr>
-            <w:lang w:val="fr_FR" w:bidi="fr_FR"/>
-          </w:rPr>
-          <w:rPr>
-            <w:color w:val="0000EE"/>
-            <w:u w:val="single"/>
-          </w:rPr>
-          <w:t>1S 6.17</w:t>
-        </w:r>
-      </w:hyperlink>
+      <w:r>
+        <w:rPr>
+          <w:lang w:val="fr_FR" w:bidi="fr_FR"/>
+        </w:rPr>
+        <w:t>1S 6.17</w:t>
+      </w:r>
       <w:r>
         <w:rPr>
           <w:lang w:val="fr_FR" w:bidi="fr_FR"/>
@@ -1909,72 +1663,48 @@
         </w:rPr>
         <w:t xml:space="preserve"> dont le royaume se trouvait à l’ouest de Juda (</w:t>
       </w:r>
-      <w:hyperlink r:id="rId54">
-        <w:r>
-          <w:rPr>
-            <w:lang w:val="fr_FR" w:bidi="fr_FR"/>
-          </w:rPr>
-          <w:rPr>
-            <w:color w:val="0000EE"/>
-            <w:u w:val="single"/>
-          </w:rPr>
-          <w:t>2.4–7</w:t>
-        </w:r>
-      </w:hyperlink>
+      <w:r>
+        <w:rPr>
+          <w:lang w:val="fr_FR" w:bidi="fr_FR"/>
+        </w:rPr>
+        <w:t>2.4–7</w:t>
+      </w:r>
       <w:r>
         <w:rPr>
           <w:lang w:val="fr_FR" w:bidi="fr_FR"/>
         </w:rPr>
         <w:t>). Il est passé à Moab et Ammon à l’est (</w:t>
       </w:r>
-      <w:hyperlink r:id="rId55">
-        <w:r>
-          <w:rPr>
-            <w:lang w:val="fr_FR" w:bidi="fr_FR"/>
-          </w:rPr>
-          <w:rPr>
-            <w:color w:val="0000EE"/>
-            <w:u w:val="single"/>
-          </w:rPr>
-          <w:t>2.8–11</w:t>
-        </w:r>
-      </w:hyperlink>
+      <w:r>
+        <w:rPr>
+          <w:lang w:val="fr_FR" w:bidi="fr_FR"/>
+        </w:rPr>
+        <w:t>2.8–11</w:t>
+      </w:r>
       <w:r>
         <w:rPr>
           <w:lang w:val="fr_FR" w:bidi="fr_FR"/>
         </w:rPr>
         <w:t>), et a finalement désigné l’Éthiopie au sud (</w:t>
       </w:r>
-      <w:hyperlink r:id="rId56">
-        <w:r>
-          <w:rPr>
-            <w:lang w:val="fr_FR" w:bidi="fr_FR"/>
-          </w:rPr>
-          <w:rPr>
-            <w:color w:val="0000EE"/>
-            <w:u w:val="single"/>
-          </w:rPr>
-          <w:t>2.12</w:t>
-        </w:r>
-      </w:hyperlink>
+      <w:r>
+        <w:rPr>
+          <w:lang w:val="fr_FR" w:bidi="fr_FR"/>
+        </w:rPr>
+        <w:t>2.12</w:t>
+      </w:r>
       <w:r>
         <w:rPr>
           <w:lang w:val="fr_FR" w:bidi="fr_FR"/>
         </w:rPr>
         <w:t>) et l’Assyrie au nord (</w:t>
       </w:r>
-      <w:hyperlink r:id="rId57">
-        <w:r>
-          <w:rPr>
-            <w:lang w:val="fr_FR" w:bidi="fr_FR"/>
-          </w:rPr>
-          <w:rPr>
-            <w:color w:val="0000EE"/>
-            <w:u w:val="single"/>
-          </w:rPr>
-          <w:t>2.13–15</w:t>
-        </w:r>
-      </w:hyperlink>
+      <w:r>
+        <w:rPr>
+          <w:lang w:val="fr_FR" w:bidi="fr_FR"/>
+        </w:rPr>
+        <w:t>2.13–15</w:t>
+      </w:r>
       <w:r>
         <w:rPr>
           <w:lang w:val="fr_FR" w:bidi="fr_FR"/>
@@ -2029,54 +1759,36 @@
         </w:rPr>
         <w:t>Sophonie tourne son attention vers le jugement des nations étrangères (</w:t>
       </w:r>
-      <w:hyperlink r:id="rId58">
-        <w:r>
-          <w:rPr>
-            <w:lang w:val="fr_FR" w:bidi="fr_FR"/>
-          </w:rPr>
-          <w:rPr>
-            <w:color w:val="0000EE"/>
-            <w:u w:val="single"/>
-          </w:rPr>
-          <w:t>2.4–15</w:t>
-        </w:r>
-      </w:hyperlink>
+      <w:r>
+        <w:rPr>
+          <w:lang w:val="fr_FR" w:bidi="fr_FR"/>
+        </w:rPr>
+        <w:t>2.4–15</w:t>
+      </w:r>
       <w:r>
         <w:rPr>
           <w:lang w:val="fr_FR" w:bidi="fr_FR"/>
         </w:rPr>
         <w:t>) avant de revenir au jugement de Juda et Jérusalem (</w:t>
       </w:r>
-      <w:hyperlink r:id="rId59">
-        <w:r>
-          <w:rPr>
-            <w:lang w:val="fr_FR" w:bidi="fr_FR"/>
-          </w:rPr>
-          <w:rPr>
-            <w:color w:val="0000EE"/>
-            <w:u w:val="single"/>
-          </w:rPr>
-          <w:t>3.1–8</w:t>
-        </w:r>
-      </w:hyperlink>
+      <w:r>
+        <w:rPr>
+          <w:lang w:val="fr_FR" w:bidi="fr_FR"/>
+        </w:rPr>
+        <w:t>3.1–8</w:t>
+      </w:r>
       <w:r>
         <w:rPr>
           <w:lang w:val="fr_FR" w:bidi="fr_FR"/>
         </w:rPr>
         <w:t>). Il expose ensuite les plans de Dieu pour son peuple purifié et obéissant (</w:t>
       </w:r>
-      <w:hyperlink r:id="rId60">
-        <w:r>
-          <w:rPr>
-            <w:lang w:val="fr_FR" w:bidi="fr_FR"/>
-          </w:rPr>
-          <w:rPr>
-            <w:color w:val="0000EE"/>
-            <w:u w:val="single"/>
-          </w:rPr>
-          <w:t>3.9–20</w:t>
-        </w:r>
-      </w:hyperlink>
+      <w:r>
+        <w:rPr>
+          <w:lang w:val="fr_FR" w:bidi="fr_FR"/>
+        </w:rPr>
+        <w:t>3.9–20</w:t>
+      </w:r>
       <w:r>
         <w:rPr>
           <w:lang w:val="fr_FR" w:bidi="fr_FR"/>
@@ -2131,18 +1843,12 @@
         </w:rPr>
         <w:t xml:space="preserve">Les spécialistes de l’Ancien Testament pensent que les Philistins venaient de l’île de Crète (cf. </w:t>
       </w:r>
-      <w:hyperlink r:id="rId61">
-        <w:r>
-          <w:rPr>
-            <w:lang w:val="fr_FR" w:bidi="fr_FR"/>
-          </w:rPr>
-          <w:rPr>
-            <w:color w:val="0000EE"/>
-            <w:u w:val="single"/>
-          </w:rPr>
-          <w:t>Ez 25.16</w:t>
-        </w:r>
-      </w:hyperlink>
+      <w:r>
+        <w:rPr>
+          <w:lang w:val="fr_FR" w:bidi="fr_FR"/>
+        </w:rPr>
+        <w:t>Ez 25.16</w:t>
+      </w:r>
       <w:r>
         <w:rPr>
           <w:lang w:val="fr_FR" w:bidi="fr_FR"/>
@@ -2197,72 +1903,48 @@
         </w:rPr>
         <w:t xml:space="preserve">des pâturages, des demeures pour les bergers, Et des parcs pour les troupeaux : La destruction des villes et leur retour à un état naturel représentent une forme sévère de punition de Dieu. Consulter à ce sujet les versets </w:t>
       </w:r>
-      <w:hyperlink r:id="rId62">
-        <w:r>
-          <w:rPr>
-            <w:lang w:val="fr_FR" w:bidi="fr_FR"/>
-          </w:rPr>
-          <w:rPr>
-            <w:color w:val="0000EE"/>
-            <w:u w:val="single"/>
-          </w:rPr>
-          <w:t>Es 7.23–25</w:t>
-        </w:r>
-      </w:hyperlink>
+      <w:r>
+        <w:rPr>
+          <w:lang w:val="fr_FR" w:bidi="fr_FR"/>
+        </w:rPr>
+        <w:t>Es 7.23–25</w:t>
+      </w:r>
       <w:r>
         <w:rPr>
           <w:lang w:val="fr_FR" w:bidi="fr_FR"/>
         </w:rPr>
         <w:t xml:space="preserve"> ; </w:t>
       </w:r>
-      <w:hyperlink r:id="rId63">
-        <w:r>
-          <w:rPr>
-            <w:lang w:val="fr_FR" w:bidi="fr_FR"/>
-          </w:rPr>
-          <w:rPr>
-            <w:color w:val="0000EE"/>
-            <w:u w:val="single"/>
-          </w:rPr>
-          <w:t>13.19–21</w:t>
-        </w:r>
-      </w:hyperlink>
+      <w:r>
+        <w:rPr>
+          <w:lang w:val="fr_FR" w:bidi="fr_FR"/>
+        </w:rPr>
+        <w:t>13.19–21</w:t>
+      </w:r>
       <w:r>
         <w:rPr>
           <w:lang w:val="fr_FR" w:bidi="fr_FR"/>
         </w:rPr>
         <w:t xml:space="preserve"> ; </w:t>
       </w:r>
-      <w:hyperlink r:id="rId64">
-        <w:r>
-          <w:rPr>
-            <w:lang w:val="fr_FR" w:bidi="fr_FR"/>
-          </w:rPr>
-          <w:rPr>
-            <w:color w:val="0000EE"/>
-            <w:u w:val="single"/>
-          </w:rPr>
-          <w:t>32.9–15</w:t>
-        </w:r>
-      </w:hyperlink>
+      <w:r>
+        <w:rPr>
+          <w:lang w:val="fr_FR" w:bidi="fr_FR"/>
+        </w:rPr>
+        <w:t>32.9–15</w:t>
+      </w:r>
       <w:r>
         <w:rPr>
           <w:lang w:val="fr_FR" w:bidi="fr_FR"/>
         </w:rPr>
         <w:t xml:space="preserve"> ; </w:t>
       </w:r>
-      <w:hyperlink r:id="rId65">
-        <w:r>
-          <w:rPr>
-            <w:lang w:val="fr_FR" w:bidi="fr_FR"/>
-          </w:rPr>
-          <w:rPr>
-            <w:color w:val="0000EE"/>
-            <w:u w:val="single"/>
-          </w:rPr>
-          <w:t>Ez 35.9</w:t>
-        </w:r>
-      </w:hyperlink>
+      <w:r>
+        <w:rPr>
+          <w:lang w:val="fr_FR" w:bidi="fr_FR"/>
+        </w:rPr>
+        <w:t>Ez 35.9</w:t>
+      </w:r>
       <w:r>
         <w:rPr>
           <w:lang w:val="fr_FR" w:bidi="fr_FR"/>
@@ -2317,144 +1999,96 @@
         </w:rPr>
         <w:t>Les adorateurs de Baal (</w:t>
       </w:r>
-      <w:hyperlink r:id="rId66">
-        <w:r>
-          <w:rPr>
-            <w:lang w:val="fr_FR" w:bidi="fr_FR"/>
-          </w:rPr>
-          <w:rPr>
-            <w:color w:val="0000EE"/>
-            <w:u w:val="single"/>
-          </w:rPr>
-          <w:t>1.4</w:t>
-        </w:r>
-      </w:hyperlink>
+      <w:r>
+        <w:rPr>
+          <w:lang w:val="fr_FR" w:bidi="fr_FR"/>
+        </w:rPr>
+        <w:t>1.4</w:t>
+      </w:r>
       <w:r>
         <w:rPr>
           <w:lang w:val="fr_FR" w:bidi="fr_FR"/>
         </w:rPr>
         <w:t>) et les Philistins ne seraient jamais rétablis (</w:t>
       </w:r>
-      <w:hyperlink r:id="rId67">
-        <w:r>
-          <w:rPr>
-            <w:lang w:val="fr_FR" w:bidi="fr_FR"/>
-          </w:rPr>
-          <w:rPr>
-            <w:color w:val="0000EE"/>
-            <w:u w:val="single"/>
-          </w:rPr>
-          <w:t>2.4–6</w:t>
-        </w:r>
-      </w:hyperlink>
+      <w:r>
+        <w:rPr>
+          <w:lang w:val="fr_FR" w:bidi="fr_FR"/>
+        </w:rPr>
+        <w:t>2.4–6</w:t>
+      </w:r>
       <w:r>
         <w:rPr>
           <w:lang w:val="fr_FR" w:bidi="fr_FR"/>
         </w:rPr>
         <w:t xml:space="preserve"> ; voir aussi </w:t>
       </w:r>
-      <w:hyperlink r:id="rId68">
-        <w:r>
-          <w:rPr>
-            <w:lang w:val="fr_FR" w:bidi="fr_FR"/>
-          </w:rPr>
-          <w:rPr>
-            <w:color w:val="0000EE"/>
-            <w:u w:val="single"/>
-          </w:rPr>
-          <w:t>Am 1.8</w:t>
-        </w:r>
-      </w:hyperlink>
+      <w:r>
+        <w:rPr>
+          <w:lang w:val="fr_FR" w:bidi="fr_FR"/>
+        </w:rPr>
+        <w:t>Am 1.8</w:t>
+      </w:r>
       <w:r>
         <w:rPr>
           <w:lang w:val="fr_FR" w:bidi="fr_FR"/>
         </w:rPr>
         <w:t>). En revanche, Dieu a promis de ramener le reste de son peuple dans leur pays, de prendre soin d’eux et de les rétablir dans la prospérité (</w:t>
       </w:r>
-      <w:hyperlink r:id="rId69">
-        <w:r>
-          <w:rPr>
-            <w:lang w:val="fr_FR" w:bidi="fr_FR"/>
-          </w:rPr>
-          <w:rPr>
-            <w:color w:val="0000EE"/>
-            <w:u w:val="single"/>
-          </w:rPr>
-          <w:t xml:space="preserve">So 3.18–20 </w:t>
-        </w:r>
-      </w:hyperlink>
+      <w:r>
+        <w:rPr>
+          <w:lang w:val="fr_FR" w:bidi="fr_FR"/>
+        </w:rPr>
+        <w:t xml:space="preserve">So 3.18–20 </w:t>
+      </w:r>
       <w:r>
         <w:rPr>
           <w:lang w:val="fr_FR" w:bidi="fr_FR"/>
         </w:rPr>
         <w:t xml:space="preserve">; </w:t>
       </w:r>
-      <w:hyperlink r:id="rId70">
-        <w:r>
-          <w:rPr>
-            <w:lang w:val="fr_FR" w:bidi="fr_FR"/>
-          </w:rPr>
-          <w:rPr>
-            <w:color w:val="0000EE"/>
-            <w:u w:val="single"/>
-          </w:rPr>
-          <w:t>Es 11.11–16</w:t>
-        </w:r>
-      </w:hyperlink>
+      <w:r>
+        <w:rPr>
+          <w:lang w:val="fr_FR" w:bidi="fr_FR"/>
+        </w:rPr>
+        <w:t>Es 11.11–16</w:t>
+      </w:r>
       <w:r>
         <w:rPr>
           <w:lang w:val="fr_FR" w:bidi="fr_FR"/>
         </w:rPr>
         <w:t xml:space="preserve"> ; </w:t>
       </w:r>
-      <w:hyperlink r:id="rId71">
-        <w:r>
-          <w:rPr>
-            <w:lang w:val="fr_FR" w:bidi="fr_FR"/>
-          </w:rPr>
-          <w:rPr>
-            <w:color w:val="0000EE"/>
-            <w:u w:val="single"/>
-          </w:rPr>
-          <w:t xml:space="preserve">Jr 23.1–8 </w:t>
-        </w:r>
-      </w:hyperlink>
+      <w:r>
+        <w:rPr>
+          <w:lang w:val="fr_FR" w:bidi="fr_FR"/>
+        </w:rPr>
+        <w:t xml:space="preserve">Jr 23.1–8 </w:t>
+      </w:r>
       <w:r>
         <w:rPr>
           <w:lang w:val="fr_FR" w:bidi="fr_FR"/>
         </w:rPr>
         <w:t xml:space="preserve">; </w:t>
       </w:r>
-      <w:hyperlink r:id="rId72">
-        <w:r>
-          <w:rPr>
-            <w:lang w:val="fr_FR" w:bidi="fr_FR"/>
-          </w:rPr>
-          <w:rPr>
-            <w:color w:val="0000EE"/>
-            <w:u w:val="single"/>
-          </w:rPr>
-          <w:t>Ez 34.11–16</w:t>
-        </w:r>
-      </w:hyperlink>
+      <w:r>
+        <w:rPr>
+          <w:lang w:val="fr_FR" w:bidi="fr_FR"/>
+        </w:rPr>
+        <w:t>Ez 34.11–16</w:t>
+      </w:r>
       <w:r>
         <w:rPr>
           <w:lang w:val="fr_FR" w:bidi="fr_FR"/>
         </w:rPr>
         <w:t xml:space="preserve">, </w:t>
       </w:r>
-      <w:hyperlink r:id="rId73">
-        <w:r>
-          <w:rPr>
-            <w:lang w:val="fr_FR" w:bidi="fr_FR"/>
-          </w:rPr>
-          <w:rPr>
-            <w:color w:val="0000EE"/>
-            <w:u w:val="single"/>
-          </w:rPr>
-          <w:t>20–31</w:t>
-        </w:r>
-      </w:hyperlink>
+      <w:r>
+        <w:rPr>
+          <w:lang w:val="fr_FR" w:bidi="fr_FR"/>
+        </w:rPr>
+        <w:t>20–31</w:t>
+      </w:r>
       <w:r>
         <w:rPr>
           <w:lang w:val="fr_FR" w:bidi="fr_FR"/>
@@ -2509,90 +2143,60 @@
         </w:rPr>
         <w:t xml:space="preserve">Les Moabites et les Ammonites étaient les ennemis traditionnels d’Israël. Les Israélites se battaient fréquemment contre eux (voir </w:t>
       </w:r>
-      <w:hyperlink r:id="rId74">
-        <w:r>
-          <w:rPr>
-            <w:lang w:val="fr_FR" w:bidi="fr_FR"/>
-          </w:rPr>
-          <w:rPr>
-            <w:color w:val="0000EE"/>
-            <w:u w:val="single"/>
-          </w:rPr>
-          <w:t>2R 3.1–27</w:t>
-        </w:r>
-      </w:hyperlink>
+      <w:r>
+        <w:rPr>
+          <w:lang w:val="fr_FR" w:bidi="fr_FR"/>
+        </w:rPr>
+        <w:t>2R 3.1–27</w:t>
+      </w:r>
       <w:r>
         <w:rPr>
           <w:lang w:val="fr_FR" w:bidi="fr_FR"/>
         </w:rPr>
         <w:t xml:space="preserve"> ; </w:t>
       </w:r>
-      <w:hyperlink r:id="rId75">
-        <w:r>
-          <w:rPr>
-            <w:lang w:val="fr_FR" w:bidi="fr_FR"/>
-          </w:rPr>
-          <w:rPr>
-            <w:color w:val="0000EE"/>
-            <w:u w:val="single"/>
-          </w:rPr>
-          <w:t>2Ch 20.1–30</w:t>
-        </w:r>
-      </w:hyperlink>
+      <w:r>
+        <w:rPr>
+          <w:lang w:val="fr_FR" w:bidi="fr_FR"/>
+        </w:rPr>
+        <w:t>2Ch 20.1–30</w:t>
+      </w:r>
       <w:r>
         <w:rPr>
           <w:lang w:val="fr_FR" w:bidi="fr_FR"/>
         </w:rPr>
         <w:t xml:space="preserve">), et ils restèrent les ennemis d’Israël jusqu’à la fin (voir </w:t>
       </w:r>
-      <w:hyperlink r:id="rId76">
-        <w:r>
-          <w:rPr>
-            <w:lang w:val="fr_FR" w:bidi="fr_FR"/>
-          </w:rPr>
-          <w:rPr>
-            <w:color w:val="0000EE"/>
-            <w:u w:val="single"/>
-          </w:rPr>
-          <w:t>2R 25.25</w:t>
-        </w:r>
-      </w:hyperlink>
+      <w:r>
+        <w:rPr>
+          <w:lang w:val="fr_FR" w:bidi="fr_FR"/>
+        </w:rPr>
+        <w:t>2R 25.25</w:t>
+      </w:r>
       <w:r>
         <w:rPr>
           <w:lang w:val="fr_FR" w:bidi="fr_FR"/>
         </w:rPr>
         <w:t xml:space="preserve"> ; </w:t>
       </w:r>
-      <w:hyperlink r:id="rId77">
-        <w:r>
-          <w:rPr>
-            <w:lang w:val="fr_FR" w:bidi="fr_FR"/>
-          </w:rPr>
-          <w:rPr>
-            <w:color w:val="0000EE"/>
-            <w:u w:val="single"/>
-          </w:rPr>
-          <w:t>Jr 40.11–14</w:t>
-        </w:r>
-      </w:hyperlink>
+      <w:r>
+        <w:rPr>
+          <w:lang w:val="fr_FR" w:bidi="fr_FR"/>
+        </w:rPr>
+        <w:t>Jr 40.11–14</w:t>
+      </w:r>
       <w:r>
         <w:rPr>
           <w:lang w:val="fr_FR" w:bidi="fr_FR"/>
         </w:rPr>
         <w:t xml:space="preserve">). • Quand ils insultaient… contre ses frontières : Les Israélites ont non seulement subi des attaques répétées des Moabites et des Ammonites (voir </w:t>
       </w:r>
-      <w:hyperlink r:id="rId78">
-        <w:r>
-          <w:rPr>
-            <w:lang w:val="fr_FR" w:bidi="fr_FR"/>
-          </w:rPr>
-          <w:rPr>
-            <w:color w:val="0000EE"/>
-            <w:u w:val="single"/>
-          </w:rPr>
-          <w:t>Am 1.13</w:t>
-        </w:r>
-      </w:hyperlink>
+      <w:r>
+        <w:rPr>
+          <w:lang w:val="fr_FR" w:bidi="fr_FR"/>
+        </w:rPr>
+        <w:t>Am 1.13</w:t>
+      </w:r>
       <w:r>
         <w:rPr>
           <w:lang w:val="fr_FR" w:bidi="fr_FR"/>
@@ -2647,198 +2251,132 @@
         </w:rPr>
         <w:t>La destruction de Sodome et Gomorrhe sert d’exemple du jugement sévère de Dieu sur le péché, tant dans l’Ancien Testament (</w:t>
       </w:r>
-      <w:hyperlink r:id="rId79">
-        <w:r>
-          <w:rPr>
-            <w:lang w:val="fr_FR" w:bidi="fr_FR"/>
-          </w:rPr>
-          <w:rPr>
-            <w:color w:val="0000EE"/>
-            <w:u w:val="single"/>
-          </w:rPr>
-          <w:t>Dt 29.23</w:t>
-        </w:r>
-      </w:hyperlink>
+      <w:r>
+        <w:rPr>
+          <w:lang w:val="fr_FR" w:bidi="fr_FR"/>
+        </w:rPr>
+        <w:t>Dt 29.23</w:t>
+      </w:r>
       <w:r>
         <w:rPr>
           <w:lang w:val="fr_FR" w:bidi="fr_FR"/>
         </w:rPr>
         <w:t xml:space="preserve"> ; </w:t>
       </w:r>
-      <w:hyperlink r:id="rId80">
-        <w:r>
-          <w:rPr>
-            <w:lang w:val="fr_FR" w:bidi="fr_FR"/>
-          </w:rPr>
-          <w:rPr>
-            <w:color w:val="0000EE"/>
-            <w:u w:val="single"/>
-          </w:rPr>
-          <w:t>Es 1.9</w:t>
-        </w:r>
-      </w:hyperlink>
+      <w:r>
+        <w:rPr>
+          <w:lang w:val="fr_FR" w:bidi="fr_FR"/>
+        </w:rPr>
+        <w:t>Es 1.9</w:t>
+      </w:r>
       <w:r>
         <w:rPr>
           <w:lang w:val="fr_FR" w:bidi="fr_FR"/>
         </w:rPr>
         <w:t xml:space="preserve"> ; </w:t>
       </w:r>
-      <w:hyperlink r:id="rId81">
-        <w:r>
-          <w:rPr>
-            <w:lang w:val="fr_FR" w:bidi="fr_FR"/>
-          </w:rPr>
-          <w:rPr>
-            <w:color w:val="0000EE"/>
-            <w:u w:val="single"/>
-          </w:rPr>
-          <w:t xml:space="preserve">Jr 23.14 </w:t>
-        </w:r>
-      </w:hyperlink>
+      <w:r>
+        <w:rPr>
+          <w:lang w:val="fr_FR" w:bidi="fr_FR"/>
+        </w:rPr>
+        <w:t xml:space="preserve">Jr 23.14 </w:t>
+      </w:r>
       <w:r>
         <w:rPr>
           <w:lang w:val="fr_FR" w:bidi="fr_FR"/>
         </w:rPr>
         <w:t xml:space="preserve">; </w:t>
       </w:r>
-      <w:hyperlink r:id="rId82">
-        <w:r>
-          <w:rPr>
-            <w:lang w:val="fr_FR" w:bidi="fr_FR"/>
-          </w:rPr>
-          <w:rPr>
-            <w:color w:val="0000EE"/>
-            <w:u w:val="single"/>
-          </w:rPr>
-          <w:t>Am 4.11</w:t>
-        </w:r>
-      </w:hyperlink>
+      <w:r>
+        <w:rPr>
+          <w:lang w:val="fr_FR" w:bidi="fr_FR"/>
+        </w:rPr>
+        <w:t>Am 4.11</w:t>
+      </w:r>
       <w:r>
         <w:rPr>
           <w:lang w:val="fr_FR" w:bidi="fr_FR"/>
         </w:rPr>
         <w:t>) que dans le Nouveau Testament (</w:t>
       </w:r>
-      <w:hyperlink r:id="rId83">
-        <w:r>
-          <w:rPr>
-            <w:lang w:val="fr_FR" w:bidi="fr_FR"/>
-          </w:rPr>
-          <w:rPr>
-            <w:color w:val="0000EE"/>
-            <w:u w:val="single"/>
-          </w:rPr>
-          <w:t>Lc 10.12</w:t>
-        </w:r>
-      </w:hyperlink>
+      <w:r>
+        <w:rPr>
+          <w:lang w:val="fr_FR" w:bidi="fr_FR"/>
+        </w:rPr>
+        <w:t>Lc 10.12</w:t>
+      </w:r>
       <w:r>
         <w:rPr>
           <w:lang w:val="fr_FR" w:bidi="fr_FR"/>
         </w:rPr>
         <w:t xml:space="preserve"> ; </w:t>
       </w:r>
-      <w:hyperlink r:id="rId84">
-        <w:r>
-          <w:rPr>
-            <w:lang w:val="fr_FR" w:bidi="fr_FR"/>
-          </w:rPr>
-          <w:rPr>
-            <w:color w:val="0000EE"/>
-            <w:u w:val="single"/>
-          </w:rPr>
-          <w:t>Rm 9.29</w:t>
-        </w:r>
-      </w:hyperlink>
+      <w:r>
+        <w:rPr>
+          <w:lang w:val="fr_FR" w:bidi="fr_FR"/>
+        </w:rPr>
+        <w:t>Rm 9.29</w:t>
+      </w:r>
       <w:r>
         <w:rPr>
           <w:lang w:val="fr_FR" w:bidi="fr_FR"/>
         </w:rPr>
         <w:t xml:space="preserve"> ; </w:t>
       </w:r>
-      <w:hyperlink r:id="rId85">
-        <w:r>
-          <w:rPr>
-            <w:lang w:val="fr_FR" w:bidi="fr_FR"/>
-          </w:rPr>
-          <w:rPr>
-            <w:color w:val="0000EE"/>
-            <w:u w:val="single"/>
-          </w:rPr>
-          <w:t>2P 2.6</w:t>
-        </w:r>
-      </w:hyperlink>
+      <w:r>
+        <w:rPr>
+          <w:lang w:val="fr_FR" w:bidi="fr_FR"/>
+        </w:rPr>
+        <w:t>2P 2.6</w:t>
+      </w:r>
       <w:r>
         <w:rPr>
           <w:lang w:val="fr_FR" w:bidi="fr_FR"/>
         </w:rPr>
         <w:t>). • une mine de sel : synonyme de terre salée (</w:t>
       </w:r>
-      <w:hyperlink r:id="rId79">
-        <w:r>
-          <w:rPr>
-            <w:lang w:val="fr_FR" w:bidi="fr_FR"/>
-          </w:rPr>
-          <w:rPr>
-            <w:color w:val="0000EE"/>
-            <w:u w:val="single"/>
-          </w:rPr>
-          <w:t>Dt 29.23</w:t>
-        </w:r>
-      </w:hyperlink>
+      <w:r>
+        <w:rPr>
+          <w:lang w:val="fr_FR" w:bidi="fr_FR"/>
+        </w:rPr>
+        <w:t>Dt 29.23</w:t>
+      </w:r>
       <w:r>
         <w:rPr>
           <w:lang w:val="fr_FR" w:bidi="fr_FR"/>
         </w:rPr>
         <w:t xml:space="preserve"> ; </w:t>
       </w:r>
-      <w:hyperlink r:id="rId86">
-        <w:r>
-          <w:rPr>
-            <w:lang w:val="fr_FR" w:bidi="fr_FR"/>
-          </w:rPr>
-          <w:rPr>
-            <w:color w:val="0000EE"/>
-            <w:u w:val="single"/>
-          </w:rPr>
-          <w:t xml:space="preserve">Ps 107.34 </w:t>
-        </w:r>
-      </w:hyperlink>
+      <w:r>
+        <w:rPr>
+          <w:lang w:val="fr_FR" w:bidi="fr_FR"/>
+        </w:rPr>
+        <w:t xml:space="preserve">Ps 107.34 </w:t>
+      </w:r>
       <w:r>
         <w:rPr>
           <w:lang w:val="fr_FR" w:bidi="fr_FR"/>
         </w:rPr>
         <w:t xml:space="preserve">; </w:t>
       </w:r>
-      <w:hyperlink r:id="rId87">
-        <w:r>
-          <w:rPr>
-            <w:lang w:val="fr_FR" w:bidi="fr_FR"/>
-          </w:rPr>
-          <w:rPr>
-            <w:color w:val="0000EE"/>
-            <w:u w:val="single"/>
-          </w:rPr>
-          <w:t>Jr 17.6</w:t>
-        </w:r>
-      </w:hyperlink>
+      <w:r>
+        <w:rPr>
+          <w:lang w:val="fr_FR" w:bidi="fr_FR"/>
+        </w:rPr>
+        <w:t>Jr 17.6</w:t>
+      </w:r>
       <w:r>
         <w:rPr>
           <w:lang w:val="fr_FR" w:bidi="fr_FR"/>
         </w:rPr>
         <w:t xml:space="preserve">). Ensemencer la terre avec du sel était un signe de jugement permanent (voir </w:t>
       </w:r>
-      <w:hyperlink r:id="rId88">
-        <w:r>
-          <w:rPr>
-            <w:lang w:val="fr_FR" w:bidi="fr_FR"/>
-          </w:rPr>
-          <w:rPr>
-            <w:color w:val="0000EE"/>
-            <w:u w:val="single"/>
-          </w:rPr>
-          <w:t>Jg 9.45</w:t>
-        </w:r>
-      </w:hyperlink>
+      <w:r>
+        <w:rPr>
+          <w:lang w:val="fr_FR" w:bidi="fr_FR"/>
+        </w:rPr>
+        <w:t>Jg 9.45</w:t>
+      </w:r>
       <w:r>
         <w:rPr>
           <w:lang w:val="fr_FR" w:bidi="fr_FR"/>
@@ -2893,72 +2431,48 @@
         </w:rPr>
         <w:t>chacun se prosternera devant lui dans son pays : À la fin de l'histoire, tous les peuples en tous lieux adoreront Dieu seul (</w:t>
       </w:r>
-      <w:hyperlink r:id="rId89">
-        <w:r>
-          <w:rPr>
-            <w:lang w:val="fr_FR" w:bidi="fr_FR"/>
-          </w:rPr>
-          <w:rPr>
-            <w:color w:val="0000EE"/>
-            <w:u w:val="single"/>
-          </w:rPr>
-          <w:t>3.9</w:t>
-        </w:r>
-      </w:hyperlink>
+      <w:r>
+        <w:rPr>
+          <w:lang w:val="fr_FR" w:bidi="fr_FR"/>
+        </w:rPr>
+        <w:t>3.9</w:t>
+      </w:r>
       <w:r>
         <w:rPr>
           <w:lang w:val="fr_FR" w:bidi="fr_FR"/>
         </w:rPr>
         <w:t xml:space="preserve"> ; </w:t>
       </w:r>
-      <w:hyperlink r:id="rId90">
-        <w:r>
-          <w:rPr>
-            <w:lang w:val="fr_FR" w:bidi="fr_FR"/>
-          </w:rPr>
-          <w:rPr>
-            <w:color w:val="0000EE"/>
-            <w:u w:val="single"/>
-          </w:rPr>
-          <w:t>Ps 66.4</w:t>
-        </w:r>
-      </w:hyperlink>
+      <w:r>
+        <w:rPr>
+          <w:lang w:val="fr_FR" w:bidi="fr_FR"/>
+        </w:rPr>
+        <w:t>Ps 66.4</w:t>
+      </w:r>
       <w:r>
         <w:rPr>
           <w:lang w:val="fr_FR" w:bidi="fr_FR"/>
         </w:rPr>
         <w:t xml:space="preserve"> ; </w:t>
       </w:r>
-      <w:hyperlink r:id="rId91">
-        <w:r>
-          <w:rPr>
-            <w:lang w:val="fr_FR" w:bidi="fr_FR"/>
-          </w:rPr>
-          <w:rPr>
-            <w:color w:val="0000EE"/>
-            <w:u w:val="single"/>
-          </w:rPr>
-          <w:t>Mi 4.1–2</w:t>
-        </w:r>
-      </w:hyperlink>
+      <w:r>
+        <w:rPr>
+          <w:lang w:val="fr_FR" w:bidi="fr_FR"/>
+        </w:rPr>
+        <w:t>Mi 4.1–2</w:t>
+      </w:r>
       <w:r>
         <w:rPr>
           <w:lang w:val="fr_FR" w:bidi="fr_FR"/>
         </w:rPr>
         <w:t xml:space="preserve"> ; </w:t>
       </w:r>
-      <w:hyperlink r:id="rId92">
-        <w:r>
-          <w:rPr>
-            <w:lang w:val="fr_FR" w:bidi="fr_FR"/>
-          </w:rPr>
-          <w:rPr>
-            <w:color w:val="0000EE"/>
-            <w:u w:val="single"/>
-          </w:rPr>
-          <w:t>Za 14.16</w:t>
-        </w:r>
-      </w:hyperlink>
+      <w:r>
+        <w:rPr>
+          <w:lang w:val="fr_FR" w:bidi="fr_FR"/>
+        </w:rPr>
+        <w:t>Za 14.16</w:t>
+      </w:r>
       <w:r>
         <w:rPr>
           <w:lang w:val="fr_FR" w:bidi="fr_FR"/>
@@ -3074,18 +2588,12 @@
         </w:rPr>
         <w:t>Sophonie passe du sud (</w:t>
       </w:r>
-      <w:hyperlink r:id="rId56">
-        <w:r>
-          <w:rPr>
-            <w:lang w:val="fr_FR" w:bidi="fr_FR"/>
-          </w:rPr>
-          <w:rPr>
-            <w:color w:val="0000EE"/>
-            <w:u w:val="single"/>
-          </w:rPr>
-          <w:t>2.12</w:t>
-        </w:r>
-      </w:hyperlink>
+      <w:r>
+        <w:rPr>
+          <w:lang w:val="fr_FR" w:bidi="fr_FR"/>
+        </w:rPr>
+        <w:t>2.12</w:t>
+      </w:r>
       <w:r>
         <w:rPr>
           <w:lang w:val="fr_FR" w:bidi="fr_FR"/>
@@ -3188,54 +2696,36 @@
         </w:rPr>
         <w:t xml:space="preserve">en ruines : Le destin était si certain et irréversible (voir </w:t>
       </w:r>
-      <w:hyperlink r:id="rId93">
-        <w:r>
-          <w:rPr>
-            <w:lang w:val="fr_FR" w:bidi="fr_FR"/>
-          </w:rPr>
-          <w:rPr>
-            <w:color w:val="0000EE"/>
-            <w:u w:val="single"/>
-          </w:rPr>
-          <w:t xml:space="preserve">Na 1.14 </w:t>
-        </w:r>
-      </w:hyperlink>
+      <w:r>
+        <w:rPr>
+          <w:lang w:val="fr_FR" w:bidi="fr_FR"/>
+        </w:rPr>
+        <w:t xml:space="preserve">Na 1.14 </w:t>
+      </w:r>
       <w:r>
         <w:rPr>
           <w:lang w:val="fr_FR" w:bidi="fr_FR"/>
         </w:rPr>
         <w:t xml:space="preserve">; </w:t>
       </w:r>
-      <w:hyperlink r:id="rId94">
-        <w:r>
-          <w:rPr>
-            <w:lang w:val="fr_FR" w:bidi="fr_FR"/>
-          </w:rPr>
-          <w:rPr>
-            <w:color w:val="0000EE"/>
-            <w:u w:val="single"/>
-          </w:rPr>
-          <w:t xml:space="preserve">2.13 </w:t>
-        </w:r>
-      </w:hyperlink>
+      <w:r>
+        <w:rPr>
+          <w:lang w:val="fr_FR" w:bidi="fr_FR"/>
+        </w:rPr>
+        <w:t xml:space="preserve">2.13 </w:t>
+      </w:r>
       <w:r>
         <w:rPr>
           <w:lang w:val="fr_FR" w:bidi="fr_FR"/>
         </w:rPr>
         <w:t xml:space="preserve">; </w:t>
       </w:r>
-      <w:hyperlink r:id="rId95">
-        <w:r>
-          <w:rPr>
-            <w:lang w:val="fr_FR" w:bidi="fr_FR"/>
-          </w:rPr>
-          <w:rPr>
-            <w:color w:val="0000EE"/>
-            <w:u w:val="single"/>
-          </w:rPr>
-          <w:t>3.19</w:t>
-        </w:r>
-      </w:hyperlink>
+      <w:r>
+        <w:rPr>
+          <w:lang w:val="fr_FR" w:bidi="fr_FR"/>
+        </w:rPr>
+        <w:t>3.19</w:t>
+      </w:r>
       <w:r>
         <w:rPr>
           <w:lang w:val="fr_FR" w:bidi="fr_FR"/>
@@ -3290,18 +2780,12 @@
         </w:rPr>
         <w:t>La Jérusalem polluée s’était éloignée de son appel à être une ville sainte (</w:t>
       </w:r>
-      <w:hyperlink r:id="rId96">
-        <w:r>
-          <w:rPr>
-            <w:lang w:val="fr_FR" w:bidi="fr_FR"/>
-          </w:rPr>
-          <w:rPr>
-            <w:color w:val="0000EE"/>
-            <w:u w:val="single"/>
-          </w:rPr>
-          <w:t>Es 52.1</w:t>
-        </w:r>
-      </w:hyperlink>
+      <w:r>
+        <w:rPr>
+          <w:lang w:val="fr_FR" w:bidi="fr_FR"/>
+        </w:rPr>
+        <w:t>Es 52.1</w:t>
+      </w:r>
       <w:r>
         <w:rPr>
           <w:lang w:val="fr_FR" w:bidi="fr_FR"/>
@@ -3404,18 +2888,12 @@
         </w:rPr>
         <w:t xml:space="preserve">Voir aussi les versets </w:t>
       </w:r>
-      <w:hyperlink r:id="rId97">
-        <w:r>
-          <w:rPr>
-            <w:lang w:val="fr_FR" w:bidi="fr_FR"/>
-          </w:rPr>
-          <w:rPr>
-            <w:color w:val="0000EE"/>
-            <w:u w:val="single"/>
-          </w:rPr>
-          <w:t>Ez 22.23–29</w:t>
-        </w:r>
-      </w:hyperlink>
+      <w:r>
+        <w:rPr>
+          <w:lang w:val="fr_FR" w:bidi="fr_FR"/>
+        </w:rPr>
+        <w:t>Ez 22.23–29</w:t>
+      </w:r>
       <w:r>
         <w:rPr>
           <w:lang w:val="fr_FR" w:bidi="fr_FR"/>
@@ -3483,18 +2961,12 @@
         </w:rPr>
         <w:t xml:space="preserve"> contrairement aux personnes mentionnées aux versets </w:t>
       </w:r>
-      <w:hyperlink r:id="rId98">
-        <w:r>
-          <w:rPr>
-            <w:lang w:val="fr_FR" w:bidi="fr_FR"/>
-          </w:rPr>
-          <w:rPr>
-            <w:color w:val="0000EE"/>
-            <w:u w:val="single"/>
-          </w:rPr>
-          <w:t>3.3–4</w:t>
-        </w:r>
-      </w:hyperlink>
+      <w:r>
+        <w:rPr>
+          <w:lang w:val="fr_FR" w:bidi="fr_FR"/>
+        </w:rPr>
+        <w:t>3.3–4</w:t>
+      </w:r>
       <w:r>
         <w:rPr>
           <w:lang w:val="fr_FR" w:bidi="fr_FR"/>
@@ -3549,36 +3021,24 @@
         </w:rPr>
         <w:t xml:space="preserve">ils se sont hâtés : les citoyens de Jérusalem étaient impatients de commettre davantage de mauvaises actions (cf. </w:t>
       </w:r>
-      <w:hyperlink r:id="rId99">
-        <w:r>
-          <w:rPr>
-            <w:lang w:val="fr_FR" w:bidi="fr_FR"/>
-          </w:rPr>
-          <w:rPr>
-            <w:color w:val="0000EE"/>
-            <w:u w:val="single"/>
-          </w:rPr>
-          <w:t>Pr 1.16</w:t>
-        </w:r>
-      </w:hyperlink>
+      <w:r>
+        <w:rPr>
+          <w:lang w:val="fr_FR" w:bidi="fr_FR"/>
+        </w:rPr>
+        <w:t>Pr 1.16</w:t>
+      </w:r>
       <w:r>
         <w:rPr>
           <w:lang w:val="fr_FR" w:bidi="fr_FR"/>
         </w:rPr>
         <w:t>). Ils s’étaient éloignés des voies de leur ancêtre Abraham, qui se levait de bon matin pour obéir au commandement de Dieu (</w:t>
       </w:r>
-      <w:hyperlink r:id="rId100">
-        <w:r>
-          <w:rPr>
-            <w:lang w:val="fr_FR" w:bidi="fr_FR"/>
-          </w:rPr>
-          <w:rPr>
-            <w:color w:val="0000EE"/>
-            <w:u w:val="single"/>
-          </w:rPr>
-          <w:t>Gn 22.3</w:t>
-        </w:r>
-      </w:hyperlink>
+      <w:r>
+        <w:rPr>
+          <w:lang w:val="fr_FR" w:bidi="fr_FR"/>
+        </w:rPr>
+        <w:t>Gn 22.3</w:t>
+      </w:r>
       <w:r>
         <w:rPr>
           <w:lang w:val="fr_FR" w:bidi="fr_FR"/>
@@ -3633,90 +3093,60 @@
         </w:rPr>
         <w:t xml:space="preserve">Attendez-moi donc : Voir </w:t>
       </w:r>
-      <w:hyperlink r:id="rId101">
-        <w:r>
-          <w:rPr>
-            <w:lang w:val="fr_FR" w:bidi="fr_FR"/>
-          </w:rPr>
-          <w:rPr>
-            <w:color w:val="0000EE"/>
-            <w:u w:val="single"/>
-          </w:rPr>
-          <w:t>Ha 2.3</w:t>
-        </w:r>
-      </w:hyperlink>
+      <w:r>
+        <w:rPr>
+          <w:lang w:val="fr_FR" w:bidi="fr_FR"/>
+        </w:rPr>
+        <w:t>Ha 2.3</w:t>
+      </w:r>
       <w:r>
         <w:rPr>
           <w:lang w:val="fr_FR" w:bidi="fr_FR"/>
         </w:rPr>
         <w:t xml:space="preserve">. • Le prophète dépeint une scène de tribunal où Dieu se lève d’abord comme témoin (voir aussi </w:t>
       </w:r>
-      <w:hyperlink r:id="rId102">
-        <w:r>
-          <w:rPr>
-            <w:lang w:val="fr_FR" w:bidi="fr_FR"/>
-          </w:rPr>
-          <w:rPr>
-            <w:color w:val="0000EE"/>
-            <w:u w:val="single"/>
-          </w:rPr>
-          <w:t xml:space="preserve">Jr 29.23 </w:t>
-        </w:r>
-      </w:hyperlink>
+      <w:r>
+        <w:rPr>
+          <w:lang w:val="fr_FR" w:bidi="fr_FR"/>
+        </w:rPr>
+        <w:t xml:space="preserve">Jr 29.23 </w:t>
+      </w:r>
       <w:r>
         <w:rPr>
           <w:lang w:val="fr_FR" w:bidi="fr_FR"/>
         </w:rPr>
         <w:t xml:space="preserve">; </w:t>
       </w:r>
-      <w:hyperlink r:id="rId103">
-        <w:r>
-          <w:rPr>
-            <w:lang w:val="fr_FR" w:bidi="fr_FR"/>
-          </w:rPr>
-          <w:rPr>
-            <w:color w:val="0000EE"/>
-            <w:u w:val="single"/>
-          </w:rPr>
-          <w:t>Ml 3.5</w:t>
-        </w:r>
-      </w:hyperlink>
+      <w:r>
+        <w:rPr>
+          <w:lang w:val="fr_FR" w:bidi="fr_FR"/>
+        </w:rPr>
+        <w:t>Ml 3.5</w:t>
+      </w:r>
       <w:r>
         <w:rPr>
           <w:lang w:val="fr_FR" w:bidi="fr_FR"/>
         </w:rPr>
         <w:t xml:space="preserve">) en son propre nom, puis préside comme juge (voir aussi </w:t>
       </w:r>
-      <w:hyperlink r:id="rId104">
-        <w:r>
-          <w:rPr>
-            <w:lang w:val="fr_FR" w:bidi="fr_FR"/>
-          </w:rPr>
-          <w:rPr>
-            <w:color w:val="0000EE"/>
-            <w:u w:val="single"/>
-          </w:rPr>
-          <w:t xml:space="preserve">Jb 9.15 </w:t>
-        </w:r>
-      </w:hyperlink>
+      <w:r>
+        <w:rPr>
+          <w:lang w:val="fr_FR" w:bidi="fr_FR"/>
+        </w:rPr>
+        <w:t xml:space="preserve">Jb 9.15 </w:t>
+      </w:r>
       <w:r>
         <w:rPr>
           <w:lang w:val="fr_FR" w:bidi="fr_FR"/>
         </w:rPr>
         <w:t xml:space="preserve">; </w:t>
       </w:r>
-      <w:hyperlink r:id="rId105">
-        <w:r>
-          <w:rPr>
-            <w:lang w:val="fr_FR" w:bidi="fr_FR"/>
-          </w:rPr>
-          <w:rPr>
-            <w:color w:val="0000EE"/>
-            <w:u w:val="single"/>
-          </w:rPr>
-          <w:t>Ps 50.6</w:t>
-        </w:r>
-      </w:hyperlink>
+      <w:r>
+        <w:rPr>
+          <w:lang w:val="fr_FR" w:bidi="fr_FR"/>
+        </w:rPr>
+        <w:t>Ps 50.6</w:t>
+      </w:r>
       <w:r>
         <w:rPr>
           <w:lang w:val="fr_FR" w:bidi="fr_FR"/>
@@ -3736,18 +3166,12 @@
         </w:rPr>
         <w:t xml:space="preserve"> décrit la haine juste du Seigneur pour le péché, ainsi que son souci pour son saint nom et pour le bien-être de son peuple (voir </w:t>
       </w:r>
-      <w:hyperlink r:id="rId106">
-        <w:r>
-          <w:rPr>
-            <w:lang w:val="fr_FR" w:bidi="fr_FR"/>
-          </w:rPr>
-          <w:rPr>
-            <w:color w:val="0000EE"/>
-            <w:u w:val="single"/>
-          </w:rPr>
-          <w:t>Es 66.13–16</w:t>
-        </w:r>
-      </w:hyperlink>
+      <w:r>
+        <w:rPr>
+          <w:lang w:val="fr_FR" w:bidi="fr_FR"/>
+        </w:rPr>
+        <w:t>Es 66.13–16</w:t>
+      </w:r>
       <w:r>
         <w:rPr>
           <w:lang w:val="fr_FR" w:bidi="fr_FR"/>
@@ -3802,108 +3226,72 @@
         </w:rPr>
         <w:t xml:space="preserve">Dieu souhaite que les bénédictions promises au reste fidèle des versets </w:t>
       </w:r>
-      <w:hyperlink r:id="rId107">
-        <w:r>
-          <w:rPr>
-            <w:lang w:val="fr_FR" w:bidi="fr_FR"/>
-          </w:rPr>
-          <w:rPr>
-            <w:color w:val="0000EE"/>
-            <w:u w:val="single"/>
-          </w:rPr>
-          <w:t>3.9–13</w:t>
-        </w:r>
-      </w:hyperlink>
+      <w:r>
+        <w:rPr>
+          <w:lang w:val="fr_FR" w:bidi="fr_FR"/>
+        </w:rPr>
+        <w:t>3.9–13</w:t>
+      </w:r>
       <w:r>
         <w:rPr>
           <w:lang w:val="fr_FR" w:bidi="fr_FR"/>
         </w:rPr>
         <w:t xml:space="preserve"> atteignent les gens de chaque nation du monde. Non seulement Israël, mais tous les peuples seront transformés, invoqueront le Seigneur (voir </w:t>
       </w:r>
-      <w:hyperlink r:id="rId108">
-        <w:r>
-          <w:rPr>
-            <w:lang w:val="fr_FR" w:bidi="fr_FR"/>
-          </w:rPr>
-          <w:rPr>
-            <w:color w:val="0000EE"/>
-            <w:u w:val="single"/>
-          </w:rPr>
-          <w:t>Es 55.5</w:t>
-        </w:r>
-      </w:hyperlink>
+      <w:r>
+        <w:rPr>
+          <w:lang w:val="fr_FR" w:bidi="fr_FR"/>
+        </w:rPr>
+        <w:t>Es 55.5</w:t>
+      </w:r>
       <w:r>
         <w:rPr>
           <w:lang w:val="fr_FR" w:bidi="fr_FR"/>
         </w:rPr>
         <w:t xml:space="preserve">), et le serviront (voir </w:t>
       </w:r>
-      <w:hyperlink r:id="rId109">
-        <w:r>
-          <w:rPr>
-            <w:lang w:val="fr_FR" w:bidi="fr_FR"/>
-          </w:rPr>
-          <w:rPr>
-            <w:color w:val="0000EE"/>
-            <w:u w:val="single"/>
-          </w:rPr>
-          <w:t>Es 59.19–21</w:t>
-        </w:r>
-      </w:hyperlink>
+      <w:r>
+        <w:rPr>
+          <w:lang w:val="fr_FR" w:bidi="fr_FR"/>
+        </w:rPr>
+        <w:t>Es 59.19–21</w:t>
+      </w:r>
       <w:r>
         <w:rPr>
           <w:lang w:val="fr_FR" w:bidi="fr_FR"/>
         </w:rPr>
         <w:t xml:space="preserve"> ; </w:t>
       </w:r>
-      <w:hyperlink r:id="rId92">
-        <w:r>
-          <w:rPr>
-            <w:lang w:val="fr_FR" w:bidi="fr_FR"/>
-          </w:rPr>
-          <w:rPr>
-            <w:color w:val="0000EE"/>
-            <w:u w:val="single"/>
-          </w:rPr>
-          <w:t>Za 14.16</w:t>
-        </w:r>
-      </w:hyperlink>
+      <w:r>
+        <w:rPr>
+          <w:lang w:val="fr_FR" w:bidi="fr_FR"/>
+        </w:rPr>
+        <w:t>Za 14.16</w:t>
+      </w:r>
       <w:r>
         <w:rPr>
           <w:lang w:val="fr_FR" w:bidi="fr_FR"/>
         </w:rPr>
         <w:t>). La diffusion de la Bonne Nouvelle à toutes les nations a favorisé l’accomplissement de cette vision (</w:t>
       </w:r>
-      <w:hyperlink r:id="rId110">
-        <w:r>
-          <w:rPr>
-            <w:lang w:val="fr_FR" w:bidi="fr_FR"/>
-          </w:rPr>
-          <w:rPr>
-            <w:color w:val="0000EE"/>
-            <w:u w:val="single"/>
-          </w:rPr>
-          <w:t>Mt 28.19–20</w:t>
-        </w:r>
-      </w:hyperlink>
+      <w:r>
+        <w:rPr>
+          <w:lang w:val="fr_FR" w:bidi="fr_FR"/>
+        </w:rPr>
+        <w:t>Mt 28.19–20</w:t>
+      </w:r>
       <w:r>
         <w:rPr>
           <w:lang w:val="fr_FR" w:bidi="fr_FR"/>
         </w:rPr>
         <w:t xml:space="preserve"> ; </w:t>
       </w:r>
-      <w:hyperlink r:id="rId111">
-        <w:r>
-          <w:rPr>
-            <w:lang w:val="fr_FR" w:bidi="fr_FR"/>
-          </w:rPr>
-          <w:rPr>
-            <w:color w:val="0000EE"/>
-            <w:u w:val="single"/>
-          </w:rPr>
-          <w:t>Rm 10.9–13</w:t>
-        </w:r>
-      </w:hyperlink>
+      <w:r>
+        <w:rPr>
+          <w:lang w:val="fr_FR" w:bidi="fr_FR"/>
+        </w:rPr>
+        <w:t>Rm 10.9–13</w:t>
+      </w:r>
       <w:r>
         <w:rPr>
           <w:lang w:val="fr_FR" w:bidi="fr_FR"/>
@@ -3958,18 +3346,12 @@
         </w:rPr>
         <w:t>L’avenir glorieux décrit dans ces versets présente une raison supplémentaire d’attendre patiemment le Seigneur (</w:t>
       </w:r>
-      <w:hyperlink r:id="rId112">
-        <w:r>
-          <w:rPr>
-            <w:lang w:val="fr_FR" w:bidi="fr_FR"/>
-          </w:rPr>
-          <w:rPr>
-            <w:color w:val="0000EE"/>
-            <w:u w:val="single"/>
-          </w:rPr>
-          <w:t>3.8</w:t>
-        </w:r>
-      </w:hyperlink>
+      <w:r>
+        <w:rPr>
+          <w:lang w:val="fr_FR" w:bidi="fr_FR"/>
+        </w:rPr>
+        <w:t>3.8</w:t>
+      </w:r>
       <w:r>
         <w:rPr>
           <w:lang w:val="fr_FR" w:bidi="fr_FR"/>
@@ -4024,36 +3406,24 @@
         </w:rPr>
         <w:t>Dieu révèle ses plans pour un reste humble et purifié de son peuple (</w:t>
       </w:r>
-      <w:hyperlink r:id="rId107">
-        <w:r>
-          <w:rPr>
-            <w:lang w:val="fr_FR" w:bidi="fr_FR"/>
-          </w:rPr>
-          <w:rPr>
-            <w:color w:val="0000EE"/>
-            <w:u w:val="single"/>
-          </w:rPr>
-          <w:t>3.9–13</w:t>
-        </w:r>
-      </w:hyperlink>
+      <w:r>
+        <w:rPr>
+          <w:lang w:val="fr_FR" w:bidi="fr_FR"/>
+        </w:rPr>
+        <w:t>3.9–13</w:t>
+      </w:r>
       <w:r>
         <w:rPr>
           <w:lang w:val="fr_FR" w:bidi="fr_FR"/>
         </w:rPr>
         <w:t>) et les encourage à se réjouir des bénédictions abondantes à venir de leur Seigneur sauveur (</w:t>
       </w:r>
-      <w:hyperlink r:id="rId113">
-        <w:r>
-          <w:rPr>
-            <w:lang w:val="fr_FR" w:bidi="fr_FR"/>
-          </w:rPr>
-          <w:rPr>
-            <w:color w:val="0000EE"/>
-            <w:u w:val="single"/>
-          </w:rPr>
-          <w:t>3.14–20</w:t>
-        </w:r>
-      </w:hyperlink>
+      <w:r>
+        <w:rPr>
+          <w:lang w:val="fr_FR" w:bidi="fr_FR"/>
+        </w:rPr>
+        <w:t>3.14–20</w:t>
+      </w:r>
       <w:r>
         <w:rPr>
           <w:lang w:val="fr_FR" w:bidi="fr_FR"/>
@@ -4156,144 +3526,96 @@
         </w:rPr>
         <w:t>Jésus le Messie incarne parfaitement les qualités éthiques prédites pour le reste pieux d’Israël (</w:t>
       </w:r>
-      <w:hyperlink r:id="rId114">
-        <w:r>
-          <w:rPr>
-            <w:lang w:val="fr_FR" w:bidi="fr_FR"/>
-          </w:rPr>
-          <w:rPr>
-            <w:color w:val="0000EE"/>
-            <w:u w:val="single"/>
-          </w:rPr>
-          <w:t>Es 42.1–4</w:t>
-        </w:r>
-      </w:hyperlink>
+      <w:r>
+        <w:rPr>
+          <w:lang w:val="fr_FR" w:bidi="fr_FR"/>
+        </w:rPr>
+        <w:t>Es 42.1–4</w:t>
+      </w:r>
       <w:r>
         <w:rPr>
           <w:lang w:val="fr_FR" w:bidi="fr_FR"/>
         </w:rPr>
         <w:t xml:space="preserve"> ; </w:t>
       </w:r>
-      <w:hyperlink r:id="rId115">
-        <w:r>
-          <w:rPr>
-            <w:lang w:val="fr_FR" w:bidi="fr_FR"/>
-          </w:rPr>
-          <w:rPr>
-            <w:color w:val="0000EE"/>
-            <w:u w:val="single"/>
-          </w:rPr>
-          <w:t>53.3</w:t>
-        </w:r>
-      </w:hyperlink>
+      <w:r>
+        <w:rPr>
+          <w:lang w:val="fr_FR" w:bidi="fr_FR"/>
+        </w:rPr>
+        <w:t>53.3</w:t>
+      </w:r>
       <w:r>
         <w:rPr>
           <w:lang w:val="fr_FR" w:bidi="fr_FR"/>
         </w:rPr>
         <w:t xml:space="preserve">, </w:t>
       </w:r>
-      <w:hyperlink r:id="rId116">
-        <w:r>
-          <w:rPr>
-            <w:lang w:val="fr_FR" w:bidi="fr_FR"/>
-          </w:rPr>
-          <w:rPr>
-            <w:color w:val="0000EE"/>
-            <w:u w:val="single"/>
-          </w:rPr>
-          <w:t>7–9</w:t>
-        </w:r>
-      </w:hyperlink>
+      <w:r>
+        <w:rPr>
+          <w:lang w:val="fr_FR" w:bidi="fr_FR"/>
+        </w:rPr>
+        <w:t>7–9</w:t>
+      </w:r>
       <w:r>
         <w:rPr>
           <w:lang w:val="fr_FR" w:bidi="fr_FR"/>
         </w:rPr>
         <w:t xml:space="preserve"> ; </w:t>
       </w:r>
-      <w:hyperlink r:id="rId117">
-        <w:r>
-          <w:rPr>
-            <w:lang w:val="fr_FR" w:bidi="fr_FR"/>
-          </w:rPr>
-          <w:rPr>
-            <w:color w:val="0000EE"/>
-            <w:u w:val="single"/>
-          </w:rPr>
-          <w:t>Za 9.9</w:t>
-        </w:r>
-      </w:hyperlink>
+      <w:r>
+        <w:rPr>
+          <w:lang w:val="fr_FR" w:bidi="fr_FR"/>
+        </w:rPr>
+        <w:t>Za 9.9</w:t>
+      </w:r>
       <w:r>
         <w:rPr>
           <w:lang w:val="fr_FR" w:bidi="fr_FR"/>
         </w:rPr>
         <w:t xml:space="preserve"> ; voir </w:t>
       </w:r>
-      <w:hyperlink r:id="rId118">
-        <w:r>
-          <w:rPr>
-            <w:lang w:val="fr_FR" w:bidi="fr_FR"/>
-          </w:rPr>
-          <w:rPr>
-            <w:color w:val="0000EE"/>
-            <w:u w:val="single"/>
-          </w:rPr>
-          <w:t>Mt 11.28–30</w:t>
-        </w:r>
-      </w:hyperlink>
+      <w:r>
+        <w:rPr>
+          <w:lang w:val="fr_FR" w:bidi="fr_FR"/>
+        </w:rPr>
+        <w:t>Mt 11.28–30</w:t>
+      </w:r>
       <w:r>
         <w:rPr>
           <w:lang w:val="fr_FR" w:bidi="fr_FR"/>
         </w:rPr>
         <w:t xml:space="preserve"> ; </w:t>
       </w:r>
-      <w:hyperlink r:id="rId119">
-        <w:r>
-          <w:rPr>
-            <w:lang w:val="fr_FR" w:bidi="fr_FR"/>
-          </w:rPr>
-          <w:rPr>
-            <w:color w:val="0000EE"/>
-            <w:u w:val="single"/>
-          </w:rPr>
-          <w:t>12.15–21</w:t>
-        </w:r>
-      </w:hyperlink>
+      <w:r>
+        <w:rPr>
+          <w:lang w:val="fr_FR" w:bidi="fr_FR"/>
+        </w:rPr>
+        <w:t>12.15–21</w:t>
+      </w:r>
       <w:r>
         <w:rPr>
           <w:lang w:val="fr_FR" w:bidi="fr_FR"/>
         </w:rPr>
         <w:t xml:space="preserve"> ; </w:t>
       </w:r>
-      <w:hyperlink r:id="rId120">
-        <w:r>
-          <w:rPr>
-            <w:lang w:val="fr_FR" w:bidi="fr_FR"/>
-          </w:rPr>
-          <w:rPr>
-            <w:color w:val="0000EE"/>
-            <w:u w:val="single"/>
-          </w:rPr>
-          <w:t>Ph 2.1–8</w:t>
-        </w:r>
-      </w:hyperlink>
+      <w:r>
+        <w:rPr>
+          <w:lang w:val="fr_FR" w:bidi="fr_FR"/>
+        </w:rPr>
+        <w:t>Ph 2.1–8</w:t>
+      </w:r>
       <w:r>
         <w:rPr>
           <w:lang w:val="fr_FR" w:bidi="fr_FR"/>
         </w:rPr>
         <w:t xml:space="preserve"> ; </w:t>
       </w:r>
-      <w:hyperlink r:id="rId121">
-        <w:r>
-          <w:rPr>
-            <w:lang w:val="fr_FR" w:bidi="fr_FR"/>
-          </w:rPr>
-          <w:rPr>
-            <w:color w:val="0000EE"/>
-            <w:u w:val="single"/>
-          </w:rPr>
-          <w:t>1P 2.23</w:t>
-        </w:r>
-      </w:hyperlink>
+      <w:r>
+        <w:rPr>
+          <w:lang w:val="fr_FR" w:bidi="fr_FR"/>
+        </w:rPr>
+        <w:t>1P 2.23</w:t>
+      </w:r>
       <w:r>
         <w:rPr>
           <w:lang w:val="fr_FR" w:bidi="fr_FR"/>
@@ -4396,162 +3718,108 @@
         </w:rPr>
         <w:t>Le véritable Roi d’Israël devait toujours être le Seigneur (</w:t>
       </w:r>
-      <w:hyperlink r:id="rId122">
-        <w:r>
-          <w:rPr>
-            <w:lang w:val="fr_FR" w:bidi="fr_FR"/>
-          </w:rPr>
-          <w:rPr>
-            <w:color w:val="0000EE"/>
-            <w:u w:val="single"/>
-          </w:rPr>
-          <w:t>Nb 23.21</w:t>
-        </w:r>
-      </w:hyperlink>
+      <w:r>
+        <w:rPr>
+          <w:lang w:val="fr_FR" w:bidi="fr_FR"/>
+        </w:rPr>
+        <w:t>Nb 23.21</w:t>
+      </w:r>
       <w:r>
         <w:rPr>
           <w:lang w:val="fr_FR" w:bidi="fr_FR"/>
         </w:rPr>
         <w:t xml:space="preserve"> ; </w:t>
       </w:r>
-      <w:hyperlink r:id="rId123">
-        <w:r>
-          <w:rPr>
-            <w:lang w:val="fr_FR" w:bidi="fr_FR"/>
-          </w:rPr>
-          <w:rPr>
-            <w:color w:val="0000EE"/>
-            <w:u w:val="single"/>
-          </w:rPr>
-          <w:t>1S 8.7</w:t>
-        </w:r>
-      </w:hyperlink>
+      <w:r>
+        <w:rPr>
+          <w:lang w:val="fr_FR" w:bidi="fr_FR"/>
+        </w:rPr>
+        <w:t>1S 8.7</w:t>
+      </w:r>
       <w:r>
         <w:rPr>
           <w:lang w:val="fr_FR" w:bidi="fr_FR"/>
         </w:rPr>
         <w:t xml:space="preserve"> ; </w:t>
       </w:r>
-      <w:hyperlink r:id="rId124">
-        <w:r>
-          <w:rPr>
-            <w:lang w:val="fr_FR" w:bidi="fr_FR"/>
-          </w:rPr>
-          <w:rPr>
-            <w:color w:val="0000EE"/>
-            <w:u w:val="single"/>
-          </w:rPr>
-          <w:t>Es 44.6</w:t>
-        </w:r>
-      </w:hyperlink>
+      <w:r>
+        <w:rPr>
+          <w:lang w:val="fr_FR" w:bidi="fr_FR"/>
+        </w:rPr>
+        <w:t>Es 44.6</w:t>
+      </w:r>
       <w:r>
         <w:rPr>
           <w:lang w:val="fr_FR" w:bidi="fr_FR"/>
         </w:rPr>
         <w:t xml:space="preserve">). • est au milieu de toi : Voir aussi </w:t>
       </w:r>
-      <w:hyperlink r:id="rId125">
-        <w:r>
-          <w:rPr>
-            <w:lang w:val="fr_FR" w:bidi="fr_FR"/>
-          </w:rPr>
-          <w:rPr>
-            <w:color w:val="0000EE"/>
-            <w:u w:val="single"/>
-          </w:rPr>
-          <w:t>Es 54.4–8</w:t>
-        </w:r>
-      </w:hyperlink>
+      <w:r>
+        <w:rPr>
+          <w:lang w:val="fr_FR" w:bidi="fr_FR"/>
+        </w:rPr>
+        <w:t>Es 54.4–8</w:t>
+      </w:r>
       <w:r>
         <w:rPr>
           <w:lang w:val="fr_FR" w:bidi="fr_FR"/>
         </w:rPr>
         <w:t xml:space="preserve"> ; </w:t>
       </w:r>
-      <w:hyperlink r:id="rId126">
-        <w:r>
-          <w:rPr>
-            <w:lang w:val="fr_FR" w:bidi="fr_FR"/>
-          </w:rPr>
-          <w:rPr>
-            <w:color w:val="0000EE"/>
-            <w:u w:val="single"/>
-          </w:rPr>
-          <w:t>57.14–19</w:t>
-        </w:r>
-      </w:hyperlink>
+      <w:r>
+        <w:rPr>
+          <w:lang w:val="fr_FR" w:bidi="fr_FR"/>
+        </w:rPr>
+        <w:t>57.14–19</w:t>
+      </w:r>
       <w:r>
         <w:rPr>
           <w:lang w:val="fr_FR" w:bidi="fr_FR"/>
         </w:rPr>
         <w:t xml:space="preserve"> ; </w:t>
       </w:r>
-      <w:hyperlink r:id="rId127">
-        <w:r>
-          <w:rPr>
-            <w:lang w:val="fr_FR" w:bidi="fr_FR"/>
-          </w:rPr>
-          <w:rPr>
-            <w:color w:val="0000EE"/>
-            <w:u w:val="single"/>
-          </w:rPr>
-          <w:t>62.10–12</w:t>
-        </w:r>
-      </w:hyperlink>
+      <w:r>
+        <w:rPr>
+          <w:lang w:val="fr_FR" w:bidi="fr_FR"/>
+        </w:rPr>
+        <w:t>62.10–12</w:t>
+      </w:r>
       <w:r>
         <w:rPr>
           <w:lang w:val="fr_FR" w:bidi="fr_FR"/>
         </w:rPr>
         <w:t xml:space="preserve"> ; </w:t>
       </w:r>
-      <w:hyperlink r:id="rId128">
-        <w:r>
-          <w:rPr>
-            <w:lang w:val="fr_FR" w:bidi="fr_FR"/>
-          </w:rPr>
-          <w:rPr>
-            <w:color w:val="0000EE"/>
-            <w:u w:val="single"/>
-          </w:rPr>
-          <w:t>Ez 48.35</w:t>
-        </w:r>
-      </w:hyperlink>
+      <w:r>
+        <w:rPr>
+          <w:lang w:val="fr_FR" w:bidi="fr_FR"/>
+        </w:rPr>
+        <w:t>Ez 48.35</w:t>
+      </w:r>
       <w:r>
         <w:rPr>
           <w:lang w:val="fr_FR" w:bidi="fr_FR"/>
         </w:rPr>
         <w:t xml:space="preserve"> ; </w:t>
       </w:r>
-      <w:hyperlink r:id="rId129">
-        <w:r>
-          <w:rPr>
-            <w:lang w:val="fr_FR" w:bidi="fr_FR"/>
-          </w:rPr>
-          <w:rPr>
-            <w:color w:val="0000EE"/>
-            <w:u w:val="single"/>
-          </w:rPr>
-          <w:t>Jl 3.17</w:t>
-        </w:r>
-      </w:hyperlink>
+      <w:r>
+        <w:rPr>
+          <w:lang w:val="fr_FR" w:bidi="fr_FR"/>
+        </w:rPr>
+        <w:t>Jl 3.17</w:t>
+      </w:r>
       <w:r>
         <w:rPr>
           <w:lang w:val="fr_FR" w:bidi="fr_FR"/>
         </w:rPr>
         <w:t xml:space="preserve">, </w:t>
       </w:r>
-      <w:hyperlink r:id="rId130">
-        <w:r>
-          <w:rPr>
-            <w:lang w:val="fr_FR" w:bidi="fr_FR"/>
-          </w:rPr>
-          <w:rPr>
-            <w:color w:val="0000EE"/>
-            <w:u w:val="single"/>
-          </w:rPr>
-          <w:t>21</w:t>
-        </w:r>
-      </w:hyperlink>
+      <w:r>
+        <w:rPr>
+          <w:lang w:val="fr_FR" w:bidi="fr_FR"/>
+        </w:rPr>
+        <w:t>21</w:t>
+      </w:r>
       <w:r>
         <w:rPr>
           <w:lang w:val="fr_FR" w:bidi="fr_FR"/>
@@ -4606,90 +3874,60 @@
         </w:rPr>
         <w:t xml:space="preserve">un héros qui sauve : Dieu était le Guerrier Divin et Rédempteur d’Israël (voir </w:t>
       </w:r>
-      <w:hyperlink r:id="rId131">
-        <w:r>
-          <w:rPr>
-            <w:lang w:val="fr_FR" w:bidi="fr_FR"/>
-          </w:rPr>
-          <w:rPr>
-            <w:color w:val="0000EE"/>
-            <w:u w:val="single"/>
-          </w:rPr>
-          <w:t>Ps 24.8–10</w:t>
-        </w:r>
-      </w:hyperlink>
+      <w:r>
+        <w:rPr>
+          <w:lang w:val="fr_FR" w:bidi="fr_FR"/>
+        </w:rPr>
+        <w:t>Ps 24.8–10</w:t>
+      </w:r>
       <w:r>
         <w:rPr>
           <w:lang w:val="fr_FR" w:bidi="fr_FR"/>
         </w:rPr>
         <w:t xml:space="preserve"> ; </w:t>
       </w:r>
-      <w:hyperlink r:id="rId132">
-        <w:r>
-          <w:rPr>
-            <w:lang w:val="fr_FR" w:bidi="fr_FR"/>
-          </w:rPr>
-          <w:rPr>
-            <w:color w:val="0000EE"/>
-            <w:u w:val="single"/>
-          </w:rPr>
-          <w:t>Es 42.13</w:t>
-        </w:r>
-      </w:hyperlink>
+      <w:r>
+        <w:rPr>
+          <w:lang w:val="fr_FR" w:bidi="fr_FR"/>
+        </w:rPr>
+        <w:t>Es 42.13</w:t>
+      </w:r>
       <w:r>
         <w:rPr>
           <w:lang w:val="fr_FR" w:bidi="fr_FR"/>
         </w:rPr>
         <w:t xml:space="preserve"> ; </w:t>
       </w:r>
-      <w:hyperlink r:id="rId133">
-        <w:r>
-          <w:rPr>
-            <w:lang w:val="fr_FR" w:bidi="fr_FR"/>
-          </w:rPr>
-          <w:rPr>
-            <w:color w:val="0000EE"/>
-            <w:u w:val="single"/>
-          </w:rPr>
-          <w:t>Ha 3.8–15</w:t>
-        </w:r>
-      </w:hyperlink>
+      <w:r>
+        <w:rPr>
+          <w:lang w:val="fr_FR" w:bidi="fr_FR"/>
+        </w:rPr>
+        <w:t>Ha 3.8–15</w:t>
+      </w:r>
       <w:r>
         <w:rPr>
           <w:lang w:val="fr_FR" w:bidi="fr_FR"/>
         </w:rPr>
         <w:t>). L’un des titres de Dieu est « le Dieu Puissant » (</w:t>
       </w:r>
-      <w:hyperlink r:id="rId134">
-        <w:r>
-          <w:rPr>
-            <w:lang w:val="fr_FR" w:bidi="fr_FR"/>
-          </w:rPr>
-          <w:rPr>
-            <w:color w:val="0000EE"/>
-            <w:u w:val="single"/>
-          </w:rPr>
-          <w:t>Es 10.21</w:t>
-        </w:r>
-      </w:hyperlink>
+      <w:r>
+        <w:rPr>
+          <w:lang w:val="fr_FR" w:bidi="fr_FR"/>
+        </w:rPr>
+        <w:t>Es 10.21</w:t>
+      </w:r>
       <w:r>
         <w:rPr>
           <w:lang w:val="fr_FR" w:bidi="fr_FR"/>
         </w:rPr>
         <w:t>). Ce titre s’applique également au Messie (</w:t>
       </w:r>
-      <w:hyperlink r:id="rId135">
-        <w:r>
-          <w:rPr>
-            <w:lang w:val="fr_FR" w:bidi="fr_FR"/>
-          </w:rPr>
-          <w:rPr>
-            <w:color w:val="0000EE"/>
-            <w:u w:val="single"/>
-          </w:rPr>
-          <w:t>Es 9.6</w:t>
-        </w:r>
-      </w:hyperlink>
+      <w:r>
+        <w:rPr>
+          <w:lang w:val="fr_FR" w:bidi="fr_FR"/>
+        </w:rPr>
+        <w:t>Es 9.6</w:t>
+      </w:r>
       <w:r>
         <w:rPr>
           <w:lang w:val="fr_FR" w:bidi="fr_FR"/>
@@ -4709,36 +3947,24 @@
         </w:rPr>
         <w:t xml:space="preserve"> en Dieu (</w:t>
       </w:r>
-      <w:hyperlink r:id="rId136">
-        <w:r>
-          <w:rPr>
-            <w:lang w:val="fr_FR" w:bidi="fr_FR"/>
-          </w:rPr>
-          <w:rPr>
-            <w:color w:val="0000EE"/>
-            <w:u w:val="single"/>
-          </w:rPr>
-          <w:t>So 3.14</w:t>
-        </w:r>
-      </w:hyperlink>
+      <w:r>
+        <w:rPr>
+          <w:lang w:val="fr_FR" w:bidi="fr_FR"/>
+        </w:rPr>
+        <w:t>So 3.14</w:t>
+      </w:r>
       <w:r>
         <w:rPr>
           <w:lang w:val="fr_FR" w:bidi="fr_FR"/>
         </w:rPr>
         <w:t xml:space="preserve">), mais Dieu se réjouira aussi d’eux en tant que peuple purifié et fidèle (voir </w:t>
       </w:r>
-      <w:hyperlink r:id="rId137">
-        <w:r>
-          <w:rPr>
-            <w:lang w:val="fr_FR" w:bidi="fr_FR"/>
-          </w:rPr>
-          <w:rPr>
-            <w:color w:val="0000EE"/>
-            <w:u w:val="single"/>
-          </w:rPr>
-          <w:t>3.12–13</w:t>
-        </w:r>
-      </w:hyperlink>
+      <w:r>
+        <w:rPr>
+          <w:lang w:val="fr_FR" w:bidi="fr_FR"/>
+        </w:rPr>
+        <w:t>3.12–13</w:t>
+      </w:r>
       <w:r>
         <w:rPr>
           <w:lang w:val="fr_FR" w:bidi="fr_FR"/>
@@ -4793,18 +4019,12 @@
         </w:rPr>
         <w:t>Je rassemblerai ceux… dans la tristesse : L’assurance du Seigneur contraste fortement avec les déclarations du début du livre, lorsque Dieu menaçait de rassembler les nations pour balayer le peuple de Juda de la surface de la terre (</w:t>
       </w:r>
-      <w:hyperlink r:id="rId138">
-        <w:r>
-          <w:rPr>
-            <w:lang w:val="fr_FR" w:bidi="fr_FR"/>
-          </w:rPr>
-          <w:rPr>
-            <w:color w:val="0000EE"/>
-            <w:u w:val="single"/>
-          </w:rPr>
-          <w:t>1.2–4</w:t>
-        </w:r>
-      </w:hyperlink>
+      <w:r>
+        <w:rPr>
+          <w:lang w:val="fr_FR" w:bidi="fr_FR"/>
+        </w:rPr>
+        <w:t>1.2–4</w:t>
+      </w:r>
       <w:r>
         <w:rPr>
           <w:lang w:val="fr_FR" w:bidi="fr_FR"/>
@@ -4907,72 +4127,48 @@
         </w:rPr>
         <w:t xml:space="preserve">Dieu transformera l’ancienne honte de son peuple en gloire et renommée (voir </w:t>
       </w:r>
-      <w:hyperlink r:id="rId139">
-        <w:r>
-          <w:rPr>
-            <w:lang w:val="fr_FR" w:bidi="fr_FR"/>
-          </w:rPr>
-          <w:rPr>
-            <w:color w:val="0000EE"/>
-            <w:u w:val="single"/>
-          </w:rPr>
-          <w:t>Dt 26.19</w:t>
-        </w:r>
-      </w:hyperlink>
+      <w:r>
+        <w:rPr>
+          <w:lang w:val="fr_FR" w:bidi="fr_FR"/>
+        </w:rPr>
+        <w:t>Dt 26.19</w:t>
+      </w:r>
       <w:r>
         <w:rPr>
           <w:lang w:val="fr_FR" w:bidi="fr_FR"/>
         </w:rPr>
         <w:t xml:space="preserve"> ; </w:t>
       </w:r>
-      <w:hyperlink r:id="rId140">
-        <w:r>
-          <w:rPr>
-            <w:lang w:val="fr_FR" w:bidi="fr_FR"/>
-          </w:rPr>
-          <w:rPr>
-            <w:color w:val="0000EE"/>
-            <w:u w:val="single"/>
-          </w:rPr>
-          <w:t>Es 62.7</w:t>
-        </w:r>
-      </w:hyperlink>
+      <w:r>
+        <w:rPr>
+          <w:lang w:val="fr_FR" w:bidi="fr_FR"/>
+        </w:rPr>
+        <w:t>Es 62.7</w:t>
+      </w:r>
       <w:r>
         <w:rPr>
           <w:lang w:val="fr_FR" w:bidi="fr_FR"/>
         </w:rPr>
         <w:t xml:space="preserve"> ; </w:t>
       </w:r>
-      <w:hyperlink r:id="rId141">
-        <w:r>
-          <w:rPr>
-            <w:lang w:val="fr_FR" w:bidi="fr_FR"/>
-          </w:rPr>
-          <w:rPr>
-            <w:color w:val="0000EE"/>
-            <w:u w:val="single"/>
-          </w:rPr>
-          <w:t>Mi 4.6–8</w:t>
-        </w:r>
-      </w:hyperlink>
+      <w:r>
+        <w:rPr>
+          <w:lang w:val="fr_FR" w:bidi="fr_FR"/>
+        </w:rPr>
+        <w:t>Mi 4.6–8</w:t>
+      </w:r>
       <w:r>
         <w:rPr>
           <w:lang w:val="fr_FR" w:bidi="fr_FR"/>
         </w:rPr>
         <w:t xml:space="preserve"> ; cf. </w:t>
       </w:r>
-      <w:hyperlink r:id="rId142">
-        <w:r>
-          <w:rPr>
-            <w:lang w:val="fr_FR" w:bidi="fr_FR"/>
-          </w:rPr>
-          <w:rPr>
-            <w:color w:val="0000EE"/>
-            <w:u w:val="single"/>
-          </w:rPr>
-          <w:t>1P 5.4</w:t>
-        </w:r>
-      </w:hyperlink>
+      <w:r>
+        <w:rPr>
+          <w:lang w:val="fr_FR" w:bidi="fr_FR"/>
+        </w:rPr>
+        <w:t>1P 5.4</w:t>
+      </w:r>
       <w:r>
         <w:rPr>
           <w:lang w:val="fr_FR" w:bidi="fr_FR"/>
@@ -5027,162 +4223,108 @@
         </w:rPr>
         <w:t>En ce temps-là : Après une période de terrible colère et de jugement, le jour du Seigneur culmine en bénédictions éternelles pour tous ceux qui se confient en lui (</w:t>
       </w:r>
-      <w:hyperlink r:id="rId89">
-        <w:r>
-          <w:rPr>
-            <w:lang w:val="fr_FR" w:bidi="fr_FR"/>
-          </w:rPr>
-          <w:rPr>
-            <w:color w:val="0000EE"/>
-            <w:u w:val="single"/>
-          </w:rPr>
-          <w:t>3.9</w:t>
-        </w:r>
-      </w:hyperlink>
+      <w:r>
+        <w:rPr>
+          <w:lang w:val="fr_FR" w:bidi="fr_FR"/>
+        </w:rPr>
+        <w:t>3.9</w:t>
+      </w:r>
       <w:r>
         <w:rPr>
           <w:lang w:val="fr_FR" w:bidi="fr_FR"/>
         </w:rPr>
         <w:t xml:space="preserve">, </w:t>
       </w:r>
-      <w:hyperlink r:id="rId143">
-        <w:r>
-          <w:rPr>
-            <w:lang w:val="fr_FR" w:bidi="fr_FR"/>
-          </w:rPr>
-          <w:rPr>
-            <w:color w:val="0000EE"/>
-            <w:u w:val="single"/>
-          </w:rPr>
-          <w:t>12</w:t>
-        </w:r>
-      </w:hyperlink>
+      <w:r>
+        <w:rPr>
+          <w:lang w:val="fr_FR" w:bidi="fr_FR"/>
+        </w:rPr>
+        <w:t>12</w:t>
+      </w:r>
       <w:r>
         <w:rPr>
           <w:lang w:val="fr_FR" w:bidi="fr_FR"/>
         </w:rPr>
         <w:t xml:space="preserve"> ; voir </w:t>
       </w:r>
-      <w:hyperlink r:id="rId144">
-        <w:r>
-          <w:rPr>
-            <w:lang w:val="fr_FR" w:bidi="fr_FR"/>
-          </w:rPr>
-          <w:rPr>
-            <w:color w:val="0000EE"/>
-            <w:u w:val="single"/>
-          </w:rPr>
-          <w:t>Ps 2.12</w:t>
-        </w:r>
-      </w:hyperlink>
+      <w:r>
+        <w:rPr>
+          <w:lang w:val="fr_FR" w:bidi="fr_FR"/>
+        </w:rPr>
+        <w:t>Ps 2.12</w:t>
+      </w:r>
       <w:r>
         <w:rPr>
           <w:lang w:val="fr_FR" w:bidi="fr_FR"/>
         </w:rPr>
         <w:t xml:space="preserve"> ; </w:t>
       </w:r>
-      <w:hyperlink r:id="rId145">
-        <w:r>
-          <w:rPr>
-            <w:lang w:val="fr_FR" w:bidi="fr_FR"/>
-          </w:rPr>
-          <w:rPr>
-            <w:color w:val="0000EE"/>
-            <w:u w:val="single"/>
-          </w:rPr>
-          <w:t>Es 45.22</w:t>
-        </w:r>
-      </w:hyperlink>
+      <w:r>
+        <w:rPr>
+          <w:lang w:val="fr_FR" w:bidi="fr_FR"/>
+        </w:rPr>
+        <w:t>Es 45.22</w:t>
+      </w:r>
       <w:r>
         <w:rPr>
           <w:lang w:val="fr_FR" w:bidi="fr_FR"/>
         </w:rPr>
         <w:t xml:space="preserve"> ; voir aussi </w:t>
       </w:r>
-      <w:hyperlink r:id="rId27">
-        <w:r>
-          <w:rPr>
-            <w:lang w:val="fr_FR" w:bidi="fr_FR"/>
-          </w:rPr>
-          <w:rPr>
-            <w:color w:val="0000EE"/>
-            <w:u w:val="single"/>
-          </w:rPr>
-          <w:t>Ap 19.11–22.5</w:t>
-        </w:r>
-      </w:hyperlink>
+      <w:r>
+        <w:rPr>
+          <w:lang w:val="fr_FR" w:bidi="fr_FR"/>
+        </w:rPr>
+        <w:t>Ap 19.11–22.5</w:t>
+      </w:r>
       <w:r>
         <w:rPr>
           <w:lang w:val="fr_FR" w:bidi="fr_FR"/>
         </w:rPr>
         <w:t xml:space="preserve">). • Dit l’Éternel ! : La prophétie de Sophonie, qui vient entièrement de Dieu (voir aussi </w:t>
       </w:r>
-      <w:hyperlink r:id="rId146">
-        <w:r>
-          <w:rPr>
-            <w:lang w:val="fr_FR" w:bidi="fr_FR"/>
-          </w:rPr>
-          <w:rPr>
-            <w:color w:val="0000EE"/>
-            <w:u w:val="single"/>
-          </w:rPr>
-          <w:t>So 1.1–3</w:t>
-        </w:r>
-      </w:hyperlink>
+      <w:r>
+        <w:rPr>
+          <w:lang w:val="fr_FR" w:bidi="fr_FR"/>
+        </w:rPr>
+        <w:t>So 1.1–3</w:t>
+      </w:r>
       <w:r>
         <w:rPr>
           <w:lang w:val="fr_FR" w:bidi="fr_FR"/>
         </w:rPr>
         <w:t xml:space="preserve">, </w:t>
       </w:r>
-      <w:hyperlink r:id="rId147">
-        <w:r>
-          <w:rPr>
-            <w:lang w:val="fr_FR" w:bidi="fr_FR"/>
-          </w:rPr>
-          <w:rPr>
-            <w:color w:val="0000EE"/>
-            <w:u w:val="single"/>
-          </w:rPr>
-          <w:t>10</w:t>
-        </w:r>
-      </w:hyperlink>
+      <w:r>
+        <w:rPr>
+          <w:lang w:val="fr_FR" w:bidi="fr_FR"/>
+        </w:rPr>
+        <w:t>10</w:t>
+      </w:r>
       <w:r>
         <w:rPr>
           <w:lang w:val="fr_FR" w:bidi="fr_FR"/>
         </w:rPr>
         <w:t xml:space="preserve"> ; </w:t>
       </w:r>
-      <w:hyperlink r:id="rId148">
-        <w:r>
-          <w:rPr>
-            <w:lang w:val="fr_FR" w:bidi="fr_FR"/>
-          </w:rPr>
-          <w:rPr>
-            <w:color w:val="0000EE"/>
-            <w:u w:val="single"/>
-          </w:rPr>
-          <w:t>2.9</w:t>
-        </w:r>
-      </w:hyperlink>
+      <w:r>
+        <w:rPr>
+          <w:lang w:val="fr_FR" w:bidi="fr_FR"/>
+        </w:rPr>
+        <w:t>2.9</w:t>
+      </w:r>
       <w:r>
         <w:rPr>
           <w:lang w:val="fr_FR" w:bidi="fr_FR"/>
         </w:rPr>
         <w:t xml:space="preserve"> ; </w:t>
       </w:r>
-      <w:hyperlink r:id="rId112">
-        <w:r>
-          <w:rPr>
-            <w:lang w:val="fr_FR" w:bidi="fr_FR"/>
-          </w:rPr>
-          <w:rPr>
-            <w:color w:val="0000EE"/>
-            <w:u w:val="single"/>
-          </w:rPr>
-          <w:t>3.8</w:t>
-        </w:r>
-      </w:hyperlink>
+      <w:r>
+        <w:rPr>
+          <w:lang w:val="fr_FR" w:bidi="fr_FR"/>
+        </w:rPr>
+        <w:t>3.8</w:t>
+      </w:r>
       <w:r>
         <w:rPr>
           <w:lang w:val="fr_FR" w:bidi="fr_FR"/>
